--- a/MU/BRD - test Doc/Change Request  FY 25-26 - CGFMU.docx
+++ b/MU/BRD - test Doc/Change Request  FY 25-26 - CGFMU.docx
@@ -63,8 +63,6 @@
         </w:rPr>
         <w:t>Scanned copy of undertaking</w:t>
       </w:r>
-      <w:bookmarkStart w:id="0" w:name="_GoBack"/>
-      <w:bookmarkEnd w:id="0"/>
     </w:p>
     <w:p>
       <w:pPr>
@@ -4484,6 +4482,7 @@
             <w:insideH w:val="single" w:color="auto" w:sz="4" w:space="0"/>
             <w:insideV w:val="single" w:color="auto" w:sz="4" w:space="0"/>
           </w:tblBorders>
+          <w:shd w:val="clear" w:color="auto" w:fill="auto"/>
           <w:tblCellMar>
             <w:top w:w="0" w:type="dxa"/>
             <w:left w:w="108" w:type="dxa"/>
@@ -12386,7 +12385,22 @@
           <w:rFonts w:hint="default" w:ascii="Arial" w:hAnsi="Arial" w:cs="Arial"/>
           <w:lang w:val="en-US"/>
         </w:rPr>
-        <w:t>MLI wise portfolio status report - This report is available both NCGTC and MLI side.</w:t>
+        <w:t xml:space="preserve">MLI wise portfolio status report - This report is available both </w:t>
+      </w:r>
+      <w:r>
+        <w:rPr>
+          <w:rFonts w:hint="default" w:ascii="Arial" w:hAnsi="Arial" w:cs="Arial"/>
+          <w:highlight w:val="green"/>
+          <w:lang w:val="en-US"/>
+        </w:rPr>
+        <w:t>NCGTC and MLI side</w:t>
+      </w:r>
+      <w:r>
+        <w:rPr>
+          <w:rFonts w:hint="default" w:ascii="Arial" w:hAnsi="Arial" w:cs="Arial"/>
+          <w:lang w:val="en-US"/>
+        </w:rPr>
+        <w:t>.</w:t>
       </w:r>
     </w:p>
     <w:p>
@@ -12409,6 +12423,8 @@
         </w:rPr>
         <w:t>For NCGTC all MLI portfolios report available.</w:t>
       </w:r>
+      <w:bookmarkStart w:id="0" w:name="_GoBack"/>
+      <w:bookmarkEnd w:id="0"/>
     </w:p>
     <w:p>
       <w:pPr>
@@ -13312,7 +13328,14 @@
         <w:rPr>
           <w:rFonts w:hint="default" w:ascii="Arial" w:hAnsi="Arial" w:cs="Arial"/>
         </w:rPr>
-        <w:t>, unless the account becomes Standard and subsequently turns NPA again.</w:t>
+        <w:t xml:space="preserve">, </w:t>
+      </w:r>
+      <w:r>
+        <w:rPr>
+          <w:rFonts w:hint="default" w:ascii="Arial" w:hAnsi="Arial" w:cs="Arial"/>
+          <w:highlight w:val="yellow"/>
+        </w:rPr>
+        <w:t>unless the account becomes Standard and subsequently turns NPA again.</w:t>
       </w:r>
     </w:p>
     <w:p>
@@ -13333,6 +13356,56 @@
           <w:rFonts w:hint="default" w:ascii="Arial" w:hAnsi="Arial" w:cs="Arial"/>
         </w:rPr>
         <w:t>The cumulative recovery amount should be updated in each subsequent claim.</w:t>
+      </w:r>
+    </w:p>
+    <w:p>
+      <w:pPr>
+        <w:pStyle w:val="32"/>
+        <w:numPr>
+          <w:numId w:val="0"/>
+        </w:numPr>
+        <w:spacing w:after="160" w:line="259" w:lineRule="auto"/>
+        <w:contextualSpacing/>
+        <w:jc w:val="both"/>
+        <w:rPr>
+          <w:rFonts w:hint="default" w:ascii="Arial" w:hAnsi="Arial" w:cs="Arial"/>
+          <w:lang w:val="en-US"/>
+        </w:rPr>
+      </w:pPr>
+      <w:r>
+        <w:rPr>
+          <w:rFonts w:hint="default" w:ascii="Arial" w:hAnsi="Arial" w:cs="Arial"/>
+          <w:lang w:val="en-US"/>
+        </w:rPr>
+        <w:t>NPA --&gt; 1000</w:t>
+      </w:r>
+      <w:r>
+        <w:rPr>
+          <w:rFonts w:hint="default" w:ascii="Arial" w:hAnsi="Arial" w:cs="Arial"/>
+          <w:lang w:val="en-US"/>
+        </w:rPr>
+        <w:br w:type="textWrapping"/>
+      </w:r>
+      <w:r>
+        <w:rPr>
+          <w:rFonts w:hint="default" w:ascii="Arial" w:hAnsi="Arial" w:cs="Arial"/>
+          <w:lang w:val="en-US"/>
+        </w:rPr>
+        <w:t xml:space="preserve">Stand </w:t>
+      </w:r>
+      <w:r>
+        <w:rPr>
+          <w:rFonts w:hint="default" w:ascii="Arial" w:hAnsi="Arial" w:cs="Arial"/>
+          <w:lang w:val="en-US"/>
+        </w:rPr>
+        <w:br w:type="textWrapping"/>
+      </w:r>
+      <w:r>
+        <w:rPr>
+          <w:rFonts w:hint="default" w:ascii="Arial" w:hAnsi="Arial" w:cs="Arial"/>
+          <w:lang w:val="en-US"/>
+        </w:rPr>
+        <w:t>NPA --&gt; 2000</w:t>
       </w:r>
     </w:p>
     <w:p>
@@ -15487,12 +15560,6 @@
             <w:insideH w:val="single" w:color="auto" w:sz="4" w:space="0"/>
             <w:insideV w:val="single" w:color="auto" w:sz="4" w:space="0"/>
           </w:tblBorders>
-          <w:tblCellMar>
-            <w:top w:w="0" w:type="dxa"/>
-            <w:left w:w="108" w:type="dxa"/>
-            <w:bottom w:w="0" w:type="dxa"/>
-            <w:right w:w="108" w:type="dxa"/>
-          </w:tblCellMar>
         </w:tblPrEx>
         <w:tc>
           <w:tcPr>

--- a/MU/BRD - test Doc/Change Request  FY 25-26 - CGFMU.docx
+++ b/MU/BRD - test Doc/Change Request  FY 25-26 - CGFMU.docx
@@ -4325,6 +4325,7 @@
             <w:insideH w:val="single" w:color="auto" w:sz="4" w:space="0"/>
             <w:insideV w:val="single" w:color="auto" w:sz="4" w:space="0"/>
           </w:tblBorders>
+          <w:shd w:val="clear" w:color="auto" w:fill="auto"/>
           <w:tblCellMar>
             <w:top w:w="0" w:type="dxa"/>
             <w:left w:w="108" w:type="dxa"/>
@@ -5018,12 +5019,6 @@
             <w:insideH w:val="single" w:color="auto" w:sz="4" w:space="0"/>
             <w:insideV w:val="single" w:color="auto" w:sz="4" w:space="0"/>
           </w:tblBorders>
-          <w:tblCellMar>
-            <w:top w:w="0" w:type="dxa"/>
-            <w:left w:w="108" w:type="dxa"/>
-            <w:bottom w:w="0" w:type="dxa"/>
-            <w:right w:w="108" w:type="dxa"/>
-          </w:tblCellMar>
         </w:tblPrEx>
         <w:tc>
           <w:tcPr>
@@ -6327,7 +6322,6 @@
             <w:insideH w:val="single" w:color="auto" w:sz="4" w:space="0"/>
             <w:insideV w:val="single" w:color="auto" w:sz="4" w:space="0"/>
           </w:tblBorders>
-          <w:shd w:val="clear" w:color="auto" w:fill="auto"/>
           <w:tblCellMar>
             <w:top w:w="0" w:type="dxa"/>
             <w:left w:w="108" w:type="dxa"/>
@@ -6488,7 +6482,6 @@
             <w:insideH w:val="single" w:color="auto" w:sz="4" w:space="0"/>
             <w:insideV w:val="single" w:color="auto" w:sz="4" w:space="0"/>
           </w:tblBorders>
-          <w:shd w:val="clear" w:color="auto" w:fill="auto"/>
           <w:tblCellMar>
             <w:top w:w="0" w:type="dxa"/>
             <w:left w:w="108" w:type="dxa"/>
@@ -6646,7 +6639,6 @@
             <w:insideH w:val="single" w:color="auto" w:sz="4" w:space="0"/>
             <w:insideV w:val="single" w:color="auto" w:sz="4" w:space="0"/>
           </w:tblBorders>
-          <w:shd w:val="clear" w:color="auto" w:fill="auto"/>
           <w:tblCellMar>
             <w:top w:w="0" w:type="dxa"/>
             <w:left w:w="108" w:type="dxa"/>
@@ -6872,7 +6864,6 @@
             <w:insideH w:val="single" w:color="auto" w:sz="4" w:space="0"/>
             <w:insideV w:val="single" w:color="auto" w:sz="4" w:space="0"/>
           </w:tblBorders>
-          <w:shd w:val="clear" w:color="auto" w:fill="auto"/>
           <w:tblCellMar>
             <w:top w:w="0" w:type="dxa"/>
             <w:left w:w="108" w:type="dxa"/>
@@ -8041,7 +8032,17 @@
           <w:highlight w:val="yellow"/>
           <w:lang w:val="en-US"/>
         </w:rPr>
-        <w:t>on deletion of invoices - what will happen with uploaded new cg in base period</w:t>
+        <w:t>on deletion of invoice</w:t>
+      </w:r>
+      <w:bookmarkStart w:id="0" w:name="_GoBack"/>
+      <w:bookmarkEnd w:id="0"/>
+      <w:r>
+        <w:rPr>
+          <w:rFonts w:hint="default" w:ascii="Arial" w:hAnsi="Arial" w:eastAsia="Aptos" w:cs="Arial"/>
+          <w:highlight w:val="yellow"/>
+          <w:lang w:val="en-US"/>
+        </w:rPr>
+        <w:t>s - what will happen with uploaded new cg in base period</w:t>
       </w:r>
     </w:p>
     <w:p>
@@ -12423,8 +12424,6 @@
         </w:rPr>
         <w:t>For NCGTC all MLI portfolios report available.</w:t>
       </w:r>
-      <w:bookmarkStart w:id="0" w:name="_GoBack"/>
-      <w:bookmarkEnd w:id="0"/>
     </w:p>
     <w:p>
       <w:pPr>
@@ -13362,6 +13361,7 @@
       <w:pPr>
         <w:pStyle w:val="32"/>
         <w:numPr>
+          <w:ilvl w:val="0"/>
           <w:numId w:val="0"/>
         </w:numPr>
         <w:spacing w:after="160" w:line="259" w:lineRule="auto"/>
@@ -13391,7 +13391,7 @@
           <w:rFonts w:hint="default" w:ascii="Arial" w:hAnsi="Arial" w:cs="Arial"/>
           <w:lang w:val="en-US"/>
         </w:rPr>
-        <w:t xml:space="preserve">Stand </w:t>
+        <w:t>Stand ---&gt;</w:t>
       </w:r>
       <w:r>
         <w:rPr>
@@ -13407,6 +13407,22 @@
         </w:rPr>
         <w:t>NPA --&gt; 2000</w:t>
       </w:r>
+    </w:p>
+    <w:p>
+      <w:pPr>
+        <w:pStyle w:val="32"/>
+        <w:numPr>
+          <w:ilvl w:val="0"/>
+          <w:numId w:val="0"/>
+        </w:numPr>
+        <w:spacing w:after="160" w:line="259" w:lineRule="auto"/>
+        <w:contextualSpacing/>
+        <w:jc w:val="both"/>
+        <w:rPr>
+          <w:rFonts w:hint="default" w:ascii="Arial" w:hAnsi="Arial" w:cs="Arial"/>
+          <w:lang w:val="en-US"/>
+        </w:rPr>
+      </w:pPr>
     </w:p>
     <w:p>
       <w:pPr>
@@ -15560,6 +15576,12 @@
             <w:insideH w:val="single" w:color="auto" w:sz="4" w:space="0"/>
             <w:insideV w:val="single" w:color="auto" w:sz="4" w:space="0"/>
           </w:tblBorders>
+          <w:tblCellMar>
+            <w:top w:w="0" w:type="dxa"/>
+            <w:left w:w="108" w:type="dxa"/>
+            <w:bottom w:w="0" w:type="dxa"/>
+            <w:right w:w="108" w:type="dxa"/>
+          </w:tblCellMar>
         </w:tblPrEx>
         <w:tc>
           <w:tcPr>

--- a/MU/BRD - test Doc/Change Request  FY 25-26 - CGFMU.docx
+++ b/MU/BRD - test Doc/Change Request  FY 25-26 - CGFMU.docx
@@ -2863,7 +2863,15 @@
         <w:rPr>
           <w:rFonts w:hint="default" w:ascii="Arial" w:hAnsi="Arial" w:cs="Arial"/>
         </w:rPr>
-        <w:t>The system must validate the account number to check whether the account was standard in CP6.</w:t>
+        <w:t xml:space="preserve">The system must validate the account number to check whether the account was standard </w:t>
+      </w:r>
+      <w:bookmarkStart w:id="0" w:name="_GoBack"/>
+      <w:bookmarkEnd w:id="0"/>
+      <w:r>
+        <w:rPr>
+          <w:rFonts w:hint="default" w:ascii="Arial" w:hAnsi="Arial" w:cs="Arial"/>
+        </w:rPr>
+        <w:t>in CP6.</w:t>
       </w:r>
     </w:p>
     <w:p>
@@ -2950,6 +2958,50 @@
         </w:rPr>
         <w:t>the system should perform the existing validation process</w:t>
       </w:r>
+    </w:p>
+    <w:p>
+      <w:pPr>
+        <w:pStyle w:val="32"/>
+        <w:numPr>
+          <w:numId w:val="0"/>
+        </w:numPr>
+        <w:spacing w:after="160" w:line="259" w:lineRule="auto"/>
+        <w:contextualSpacing/>
+        <w:jc w:val="both"/>
+        <w:rPr>
+          <w:rFonts w:hint="default" w:ascii="Arial" w:hAnsi="Arial" w:cs="Arial"/>
+        </w:rPr>
+      </w:pPr>
+    </w:p>
+    <w:p>
+      <w:pPr>
+        <w:pStyle w:val="32"/>
+        <w:numPr>
+          <w:ilvl w:val="0"/>
+          <w:numId w:val="0"/>
+        </w:numPr>
+        <w:spacing w:after="160" w:line="259" w:lineRule="auto"/>
+        <w:contextualSpacing/>
+        <w:jc w:val="both"/>
+        <w:rPr>
+          <w:rFonts w:hint="default" w:ascii="Arial" w:hAnsi="Arial" w:cs="Arial"/>
+        </w:rPr>
+      </w:pPr>
+    </w:p>
+    <w:p>
+      <w:pPr>
+        <w:pStyle w:val="32"/>
+        <w:numPr>
+          <w:ilvl w:val="0"/>
+          <w:numId w:val="0"/>
+        </w:numPr>
+        <w:spacing w:after="160" w:line="259" w:lineRule="auto"/>
+        <w:contextualSpacing/>
+        <w:jc w:val="both"/>
+        <w:rPr>
+          <w:rFonts w:hint="default" w:ascii="Arial" w:hAnsi="Arial" w:cs="Arial"/>
+        </w:rPr>
+      </w:pPr>
     </w:p>
     <w:p>
       <w:pPr>
@@ -5019,6 +5071,12 @@
             <w:insideH w:val="single" w:color="auto" w:sz="4" w:space="0"/>
             <w:insideV w:val="single" w:color="auto" w:sz="4" w:space="0"/>
           </w:tblBorders>
+          <w:tblCellMar>
+            <w:top w:w="0" w:type="dxa"/>
+            <w:left w:w="108" w:type="dxa"/>
+            <w:bottom w:w="0" w:type="dxa"/>
+            <w:right w:w="108" w:type="dxa"/>
+          </w:tblCellMar>
         </w:tblPrEx>
         <w:tc>
           <w:tcPr>
@@ -6482,6 +6540,7 @@
             <w:insideH w:val="single" w:color="auto" w:sz="4" w:space="0"/>
             <w:insideV w:val="single" w:color="auto" w:sz="4" w:space="0"/>
           </w:tblBorders>
+          <w:shd w:val="clear" w:color="auto" w:fill="auto"/>
           <w:tblCellMar>
             <w:top w:w="0" w:type="dxa"/>
             <w:left w:w="108" w:type="dxa"/>
@@ -6639,6 +6698,7 @@
             <w:insideH w:val="single" w:color="auto" w:sz="4" w:space="0"/>
             <w:insideV w:val="single" w:color="auto" w:sz="4" w:space="0"/>
           </w:tblBorders>
+          <w:shd w:val="clear" w:color="auto" w:fill="auto"/>
           <w:tblCellMar>
             <w:top w:w="0" w:type="dxa"/>
             <w:left w:w="108" w:type="dxa"/>
@@ -6864,6 +6924,7 @@
             <w:insideH w:val="single" w:color="auto" w:sz="4" w:space="0"/>
             <w:insideV w:val="single" w:color="auto" w:sz="4" w:space="0"/>
           </w:tblBorders>
+          <w:shd w:val="clear" w:color="auto" w:fill="auto"/>
           <w:tblCellMar>
             <w:top w:w="0" w:type="dxa"/>
             <w:left w:w="108" w:type="dxa"/>
@@ -8032,17 +8093,7 @@
           <w:highlight w:val="yellow"/>
           <w:lang w:val="en-US"/>
         </w:rPr>
-        <w:t>on deletion of invoice</w:t>
-      </w:r>
-      <w:bookmarkStart w:id="0" w:name="_GoBack"/>
-      <w:bookmarkEnd w:id="0"/>
-      <w:r>
-        <w:rPr>
-          <w:rFonts w:hint="default" w:ascii="Arial" w:hAnsi="Arial" w:eastAsia="Aptos" w:cs="Arial"/>
-          <w:highlight w:val="yellow"/>
-          <w:lang w:val="en-US"/>
-        </w:rPr>
-        <w:t>s - what will happen with uploaded new cg in base period</w:t>
+        <w:t>on deletion of invoices - what will happen with uploaded new cg in base period</w:t>
       </w:r>
     </w:p>
     <w:p>
@@ -12485,12 +12536,6 @@
             <w:insideH w:val="single" w:color="auto" w:sz="4" w:space="0"/>
             <w:insideV w:val="single" w:color="auto" w:sz="4" w:space="0"/>
           </w:tblBorders>
-          <w:tblCellMar>
-            <w:top w:w="0" w:type="dxa"/>
-            <w:left w:w="108" w:type="dxa"/>
-            <w:bottom w:w="0" w:type="dxa"/>
-            <w:right w:w="108" w:type="dxa"/>
-          </w:tblCellMar>
         </w:tblPrEx>
         <w:tc>
           <w:tcPr>

--- a/MU/BRD - test Doc/Change Request  FY 25-26 - CGFMU.docx
+++ b/MU/BRD - test Doc/Change Request  FY 25-26 - CGFMU.docx
@@ -2584,6 +2584,16 @@
         <w:jc w:val="both"/>
         <w:rPr>
           <w:rFonts w:hint="default" w:ascii="Arial" w:hAnsi="Arial" w:cs="Arial"/>
+          <w:highlight w:val="yellow"/>
+        </w:rPr>
+      </w:pPr>
+    </w:p>
+    <w:p>
+      <w:pPr>
+        <w:ind w:left="720"/>
+        <w:jc w:val="both"/>
+        <w:rPr>
+          <w:rFonts w:hint="default" w:ascii="Arial" w:hAnsi="Arial" w:cs="Arial"/>
           <w:b/>
         </w:rPr>
       </w:pPr>
@@ -2863,15 +2873,7 @@
         <w:rPr>
           <w:rFonts w:hint="default" w:ascii="Arial" w:hAnsi="Arial" w:cs="Arial"/>
         </w:rPr>
-        <w:t xml:space="preserve">The system must validate the account number to check whether the account was standard </w:t>
-      </w:r>
-      <w:bookmarkStart w:id="0" w:name="_GoBack"/>
-      <w:bookmarkEnd w:id="0"/>
-      <w:r>
-        <w:rPr>
-          <w:rFonts w:hint="default" w:ascii="Arial" w:hAnsi="Arial" w:cs="Arial"/>
-        </w:rPr>
-        <w:t>in CP6.</w:t>
+        <w:t>The system must validate the account number to check whether the account was standard in CP6.</w:t>
       </w:r>
     </w:p>
     <w:p>
@@ -2958,20 +2960,6 @@
         </w:rPr>
         <w:t>the system should perform the existing validation process</w:t>
       </w:r>
-    </w:p>
-    <w:p>
-      <w:pPr>
-        <w:pStyle w:val="32"/>
-        <w:numPr>
-          <w:numId w:val="0"/>
-        </w:numPr>
-        <w:spacing w:after="160" w:line="259" w:lineRule="auto"/>
-        <w:contextualSpacing/>
-        <w:jc w:val="both"/>
-        <w:rPr>
-          <w:rFonts w:hint="default" w:ascii="Arial" w:hAnsi="Arial" w:cs="Arial"/>
-        </w:rPr>
-      </w:pPr>
     </w:p>
     <w:p>
       <w:pPr>
@@ -3184,6 +3172,61 @@
           <w:lang w:val="en-US"/>
         </w:rPr>
       </w:pPr>
+      <w:r>
+        <w:rPr>
+          <w:rFonts w:hint="default" w:ascii="Arial" w:hAnsi="Arial" w:cs="Arial"/>
+          <w:b/>
+          <w:bCs/>
+          <w:highlight w:val="yellow"/>
+          <w:lang w:val="en-US"/>
+        </w:rPr>
+        <w:t>3</w:t>
+      </w:r>
+      <w:r>
+        <w:rPr>
+          <w:rFonts w:hint="default" w:ascii="Arial" w:hAnsi="Arial" w:cs="Arial"/>
+          <w:b/>
+          <w:bCs/>
+          <w:lang w:val="en-US"/>
+        </w:rPr>
+        <w:t xml:space="preserve"> </w:t>
+      </w:r>
+      <w:r>
+        <w:rPr>
+          <w:rFonts w:hint="default" w:ascii="Arial" w:hAnsi="Arial" w:eastAsia="SimSun" w:cs="Arial"/>
+          <w:sz w:val="24"/>
+          <w:szCs w:val="24"/>
+          <w:lang w:val="en-US"/>
+        </w:rPr>
+        <w:t xml:space="preserve">Verify </w:t>
+      </w:r>
+      <w:r>
+        <w:rPr>
+          <w:rFonts w:hint="default" w:ascii="Arial" w:hAnsi="Arial" w:cs="Arial"/>
+          <w:b/>
+          <w:bCs/>
+        </w:rPr>
+        <w:t>Renewal after CP6</w:t>
+      </w:r>
+      <w:r>
+        <w:rPr>
+          <w:rFonts w:hint="default" w:ascii="Arial" w:hAnsi="Arial" w:cs="Arial"/>
+          <w:b/>
+          <w:bCs/>
+          <w:lang w:val="en-US"/>
+        </w:rPr>
+        <w:t xml:space="preserve"> = Y &amp; loan account is Standard in CP6 still 30 march (before 31 march of CP6) ---&gt;</w:t>
+      </w:r>
+      <w:r>
+        <w:rPr>
+          <w:rFonts w:hint="default" w:ascii="Arial" w:hAnsi="Arial" w:cs="Arial"/>
+          <w:b/>
+          <w:bCs/>
+          <w:highlight w:val="yellow"/>
+          <w:lang w:val="en-US"/>
+        </w:rPr>
+        <w:t xml:space="preserve">Reject </w:t>
+      </w:r>
     </w:p>
     <w:p>
       <w:pPr>
@@ -3199,55 +3242,10 @@
           <w:rFonts w:hint="default" w:ascii="Arial" w:hAnsi="Arial" w:cs="Arial"/>
           <w:b/>
           <w:bCs/>
-          <w:highlight w:val="yellow"/>
-          <w:lang w:val="en-US"/>
-        </w:rPr>
-      </w:pPr>
-      <w:r>
-        <w:rPr>
-          <w:rFonts w:hint="default" w:ascii="Arial" w:hAnsi="Arial" w:cs="Arial"/>
-          <w:b/>
-          <w:bCs/>
-          <w:lang w:val="en-US"/>
-        </w:rPr>
-        <w:t xml:space="preserve">5 </w:t>
-      </w:r>
-      <w:r>
-        <w:rPr>
-          <w:rFonts w:hint="default" w:ascii="Arial" w:hAnsi="Arial" w:eastAsia="SimSun" w:cs="Arial"/>
-          <w:sz w:val="24"/>
-          <w:szCs w:val="24"/>
-          <w:lang w:val="en-US"/>
-        </w:rPr>
-        <w:t xml:space="preserve">Verify </w:t>
-      </w:r>
-      <w:r>
-        <w:rPr>
-          <w:rFonts w:hint="default" w:ascii="Arial" w:hAnsi="Arial" w:cs="Arial"/>
-          <w:b/>
-          <w:bCs/>
-        </w:rPr>
-        <w:t>Renewal after CP6</w:t>
-      </w:r>
-      <w:r>
-        <w:rPr>
-          <w:rFonts w:hint="default" w:ascii="Arial" w:hAnsi="Arial" w:cs="Arial"/>
-          <w:b/>
-          <w:bCs/>
-          <w:lang w:val="en-US"/>
-        </w:rPr>
-        <w:t xml:space="preserve"> = Y &amp; loan account is Standard in CP6 still 30 march (before 31 march of CP6) ---&gt;</w:t>
-      </w:r>
-      <w:r>
-        <w:rPr>
-          <w:rFonts w:hint="default" w:ascii="Arial" w:hAnsi="Arial" w:cs="Arial"/>
-          <w:b/>
-          <w:bCs/>
-          <w:highlight w:val="yellow"/>
-          <w:lang w:val="en-US"/>
-        </w:rPr>
-        <w:t xml:space="preserve">Reject </w:t>
-      </w:r>
+          <w:highlight w:val="none"/>
+          <w:lang w:val="en-US"/>
+        </w:rPr>
+      </w:pPr>
     </w:p>
     <w:p>
       <w:pPr>
@@ -3282,25 +3280,6 @@
           <w:rFonts w:hint="default" w:ascii="Arial" w:hAnsi="Arial" w:cs="Arial"/>
           <w:b/>
           <w:bCs/>
-          <w:highlight w:val="none"/>
-          <w:lang w:val="en-US"/>
-        </w:rPr>
-      </w:pPr>
-    </w:p>
-    <w:p>
-      <w:pPr>
-        <w:pStyle w:val="32"/>
-        <w:numPr>
-          <w:ilvl w:val="0"/>
-          <w:numId w:val="0"/>
-        </w:numPr>
-        <w:spacing w:after="160" w:line="259" w:lineRule="auto"/>
-        <w:contextualSpacing/>
-        <w:jc w:val="both"/>
-        <w:rPr>
-          <w:rFonts w:hint="default" w:ascii="Arial" w:hAnsi="Arial" w:cs="Arial"/>
-          <w:b/>
-          <w:bCs/>
           <w:highlight w:val="yellow"/>
           <w:lang w:val="en-US"/>
         </w:rPr>
@@ -3312,7 +3291,7 @@
           <w:bCs/>
           <w:lang w:val="en-US"/>
         </w:rPr>
-        <w:t xml:space="preserve">6 </w:t>
+        <w:t xml:space="preserve">4 </w:t>
       </w:r>
       <w:r>
         <w:rPr>
@@ -3883,7 +3862,7 @@
                 <w:bCs/>
                 <w:lang w:val="en-US"/>
               </w:rPr>
-              <w:t xml:space="preserve"> = N  --&gt; Rejct  old validation check</w:t>
+              <w:t xml:space="preserve"> = N  --&gt; Reject  old validation check</w:t>
             </w:r>
           </w:p>
         </w:tc>
@@ -3952,7 +3931,7 @@
           <w:bCs/>
           <w:lang w:val="en-US"/>
         </w:rPr>
-        <w:t xml:space="preserve">6 </w:t>
+        <w:t xml:space="preserve">5 </w:t>
       </w:r>
       <w:r>
         <w:rPr>
@@ -4066,33 +4045,14 @@
           <w:lang w:val="en-US"/>
         </w:rPr>
       </w:pPr>
-    </w:p>
-    <w:p>
-      <w:pPr>
-        <w:pStyle w:val="32"/>
-        <w:numPr>
-          <w:ilvl w:val="0"/>
-          <w:numId w:val="0"/>
-        </w:numPr>
-        <w:spacing w:after="160" w:line="259" w:lineRule="auto"/>
-        <w:contextualSpacing/>
-        <w:jc w:val="both"/>
-        <w:rPr>
-          <w:rFonts w:hint="default" w:ascii="Arial" w:hAnsi="Arial" w:cs="Arial"/>
-          <w:b/>
-          <w:bCs/>
-          <w:highlight w:val="yellow"/>
-          <w:lang w:val="en-US"/>
-        </w:rPr>
-      </w:pPr>
-      <w:r>
-        <w:rPr>
-          <w:rFonts w:hint="default" w:ascii="Arial" w:hAnsi="Arial" w:cs="Arial"/>
-          <w:b/>
-          <w:bCs/>
-          <w:lang w:val="en-US"/>
-        </w:rPr>
-        <w:t xml:space="preserve">7 </w:t>
+      <w:r>
+        <w:rPr>
+          <w:rFonts w:hint="default" w:ascii="Arial" w:hAnsi="Arial" w:cs="Arial"/>
+          <w:b/>
+          <w:bCs/>
+          <w:lang w:val="en-US"/>
+        </w:rPr>
+        <w:t xml:space="preserve">6 </w:t>
       </w:r>
       <w:r>
         <w:rPr>
@@ -4205,6 +4165,2149 @@
         <w:gridCol w:w="1836"/>
         <w:gridCol w:w="3197"/>
         <w:gridCol w:w="4209"/>
+      </w:tblGrid>
+      <w:tr>
+        <w:tblPrEx>
+          <w:tblBorders>
+            <w:top w:val="single" w:color="auto" w:sz="4" w:space="0"/>
+            <w:left w:val="single" w:color="auto" w:sz="4" w:space="0"/>
+            <w:bottom w:val="single" w:color="auto" w:sz="4" w:space="0"/>
+            <w:right w:val="single" w:color="auto" w:sz="4" w:space="0"/>
+            <w:insideH w:val="single" w:color="auto" w:sz="4" w:space="0"/>
+            <w:insideV w:val="single" w:color="auto" w:sz="4" w:space="0"/>
+          </w:tblBorders>
+          <w:tblCellMar>
+            <w:top w:w="0" w:type="dxa"/>
+            <w:left w:w="108" w:type="dxa"/>
+            <w:bottom w:w="0" w:type="dxa"/>
+            <w:right w:w="108" w:type="dxa"/>
+          </w:tblCellMar>
+        </w:tblPrEx>
+        <w:trPr>
+          <w:trHeight w:val="442" w:hRule="atLeast"/>
+        </w:trPr>
+        <w:tc>
+          <w:tcPr>
+            <w:tcW w:w="1836" w:type="dxa"/>
+            <w:tcBorders>
+              <w:top w:val="single" w:color="auto" w:sz="4" w:space="0"/>
+              <w:left w:val="single" w:color="auto" w:sz="4" w:space="0"/>
+              <w:bottom w:val="single" w:color="auto" w:sz="4" w:space="0"/>
+              <w:right w:val="single" w:color="auto" w:sz="4" w:space="0"/>
+            </w:tcBorders>
+            <w:shd w:val="clear" w:color="auto" w:fill="auto"/>
+            <w:vAlign w:val="top"/>
+          </w:tcPr>
+          <w:p>
+            <w:pPr>
+              <w:pStyle w:val="15"/>
+              <w:keepNext w:val="0"/>
+              <w:keepLines w:val="0"/>
+              <w:widowControl/>
+              <w:suppressLineNumbers w:val="0"/>
+              <w:spacing w:before="0" w:beforeAutospacing="1" w:after="160" w:afterAutospacing="0" w:line="256" w:lineRule="auto"/>
+              <w:ind w:left="720" w:right="0"/>
+              <w:contextualSpacing w:val="0"/>
+              <w:jc w:val="both"/>
+              <w:rPr>
+                <w:rFonts w:hint="default" w:ascii="Arial" w:hAnsi="Arial" w:eastAsia="Aptos" w:cs="Arial"/>
+                <w:b/>
+                <w:bCs/>
+                <w:kern w:val="2"/>
+                <w:sz w:val="20"/>
+                <w:szCs w:val="20"/>
+                <w:lang w:val="en-US"/>
+              </w:rPr>
+            </w:pPr>
+            <w:r>
+              <w:rPr>
+                <w:rFonts w:hint="default" w:ascii="Arial" w:hAnsi="Arial" w:eastAsia="Aptos" w:cs="Arial"/>
+                <w:b/>
+                <w:bCs/>
+                <w:kern w:val="2"/>
+                <w:sz w:val="20"/>
+                <w:szCs w:val="20"/>
+                <w:lang w:val="en-US" w:eastAsia="zh-CN" w:bidi="ar"/>
+              </w:rPr>
+              <w:t>Loan AC</w:t>
+            </w:r>
+          </w:p>
+        </w:tc>
+        <w:tc>
+          <w:tcPr>
+            <w:tcW w:w="3197" w:type="dxa"/>
+            <w:tcBorders>
+              <w:top w:val="single" w:color="auto" w:sz="4" w:space="0"/>
+              <w:left w:val="single" w:color="auto" w:sz="4" w:space="0"/>
+              <w:bottom w:val="single" w:color="auto" w:sz="4" w:space="0"/>
+              <w:right w:val="single" w:color="auto" w:sz="4" w:space="0"/>
+            </w:tcBorders>
+            <w:shd w:val="clear" w:color="auto" w:fill="auto"/>
+            <w:vAlign w:val="top"/>
+          </w:tcPr>
+          <w:p>
+            <w:pPr>
+              <w:pStyle w:val="15"/>
+              <w:keepNext w:val="0"/>
+              <w:keepLines w:val="0"/>
+              <w:widowControl/>
+              <w:suppressLineNumbers w:val="0"/>
+              <w:spacing w:before="0" w:beforeAutospacing="1" w:after="160" w:afterAutospacing="0" w:line="256" w:lineRule="auto"/>
+              <w:ind w:left="720" w:right="0"/>
+              <w:contextualSpacing w:val="0"/>
+              <w:jc w:val="both"/>
+              <w:rPr>
+                <w:rFonts w:hint="default" w:ascii="Arial" w:hAnsi="Arial" w:eastAsia="Aptos" w:cs="Arial"/>
+                <w:b/>
+                <w:bCs/>
+                <w:kern w:val="2"/>
+                <w:sz w:val="20"/>
+                <w:szCs w:val="20"/>
+              </w:rPr>
+            </w:pPr>
+            <w:r>
+              <w:rPr>
+                <w:rFonts w:hint="default" w:ascii="Arial" w:hAnsi="Arial" w:eastAsia="Aptos" w:cs="Arial"/>
+                <w:b/>
+                <w:bCs/>
+                <w:kern w:val="2"/>
+                <w:sz w:val="20"/>
+                <w:szCs w:val="20"/>
+                <w:lang w:val="en-US" w:eastAsia="zh-CN" w:bidi="ar"/>
+              </w:rPr>
+              <w:t>Old portfolio (CP)</w:t>
+            </w:r>
+          </w:p>
+        </w:tc>
+        <w:tc>
+          <w:tcPr>
+            <w:tcW w:w="4209" w:type="dxa"/>
+            <w:tcBorders>
+              <w:top w:val="single" w:color="auto" w:sz="4" w:space="0"/>
+              <w:left w:val="single" w:color="auto" w:sz="4" w:space="0"/>
+              <w:bottom w:val="single" w:color="auto" w:sz="4" w:space="0"/>
+              <w:right w:val="single" w:color="auto" w:sz="4" w:space="0"/>
+            </w:tcBorders>
+            <w:shd w:val="clear" w:color="auto" w:fill="auto"/>
+            <w:vAlign w:val="top"/>
+          </w:tcPr>
+          <w:p>
+            <w:pPr>
+              <w:pStyle w:val="15"/>
+              <w:keepNext w:val="0"/>
+              <w:keepLines w:val="0"/>
+              <w:widowControl/>
+              <w:suppressLineNumbers w:val="0"/>
+              <w:spacing w:before="0" w:beforeAutospacing="1" w:after="160" w:afterAutospacing="0" w:line="256" w:lineRule="auto"/>
+              <w:ind w:left="720" w:right="0"/>
+              <w:contextualSpacing w:val="0"/>
+              <w:jc w:val="both"/>
+              <w:rPr>
+                <w:rFonts w:hint="default" w:ascii="Arial" w:hAnsi="Arial" w:eastAsia="Aptos" w:cs="Arial"/>
+                <w:b/>
+                <w:bCs/>
+                <w:kern w:val="2"/>
+                <w:sz w:val="20"/>
+                <w:szCs w:val="20"/>
+              </w:rPr>
+            </w:pPr>
+            <w:r>
+              <w:rPr>
+                <w:rFonts w:hint="default" w:ascii="Arial" w:hAnsi="Arial" w:eastAsia="Aptos" w:cs="Arial"/>
+                <w:b/>
+                <w:bCs/>
+                <w:kern w:val="2"/>
+                <w:sz w:val="20"/>
+                <w:szCs w:val="20"/>
+                <w:lang w:val="en-US" w:eastAsia="zh-CN" w:bidi="ar"/>
+              </w:rPr>
+              <w:t>New portfolio (base period)</w:t>
+            </w:r>
+          </w:p>
+        </w:tc>
+      </w:tr>
+      <w:tr>
+        <w:tblPrEx>
+          <w:tblBorders>
+            <w:top w:val="single" w:color="auto" w:sz="4" w:space="0"/>
+            <w:left w:val="single" w:color="auto" w:sz="4" w:space="0"/>
+            <w:bottom w:val="single" w:color="auto" w:sz="4" w:space="0"/>
+            <w:right w:val="single" w:color="auto" w:sz="4" w:space="0"/>
+            <w:insideH w:val="single" w:color="auto" w:sz="4" w:space="0"/>
+            <w:insideV w:val="single" w:color="auto" w:sz="4" w:space="0"/>
+          </w:tblBorders>
+          <w:tblCellMar>
+            <w:top w:w="0" w:type="dxa"/>
+            <w:left w:w="108" w:type="dxa"/>
+            <w:bottom w:w="0" w:type="dxa"/>
+            <w:right w:w="108" w:type="dxa"/>
+          </w:tblCellMar>
+        </w:tblPrEx>
+        <w:tc>
+          <w:tcPr>
+            <w:tcW w:w="1836" w:type="dxa"/>
+            <w:tcBorders>
+              <w:top w:val="single" w:color="auto" w:sz="4" w:space="0"/>
+              <w:left w:val="single" w:color="auto" w:sz="4" w:space="0"/>
+              <w:bottom w:val="single" w:color="auto" w:sz="4" w:space="0"/>
+              <w:right w:val="single" w:color="auto" w:sz="4" w:space="0"/>
+            </w:tcBorders>
+            <w:shd w:val="clear" w:color="auto" w:fill="auto"/>
+            <w:vAlign w:val="top"/>
+          </w:tcPr>
+          <w:p>
+            <w:pPr>
+              <w:pStyle w:val="15"/>
+              <w:keepNext w:val="0"/>
+              <w:keepLines w:val="0"/>
+              <w:widowControl/>
+              <w:suppressLineNumbers w:val="0"/>
+              <w:spacing w:before="0" w:beforeAutospacing="1" w:after="160" w:afterAutospacing="0" w:line="256" w:lineRule="auto"/>
+              <w:ind w:left="720" w:right="0"/>
+              <w:contextualSpacing w:val="0"/>
+              <w:jc w:val="left"/>
+              <w:rPr>
+                <w:rFonts w:hint="default" w:ascii="Arial" w:hAnsi="Arial" w:eastAsia="Aptos" w:cs="Arial"/>
+                <w:b/>
+                <w:bCs/>
+                <w:kern w:val="2"/>
+                <w:sz w:val="20"/>
+                <w:szCs w:val="20"/>
+              </w:rPr>
+            </w:pPr>
+            <w:r>
+              <w:rPr>
+                <w:rFonts w:hint="default" w:ascii="Arial" w:hAnsi="Arial" w:eastAsia="Aptos" w:cs="Arial"/>
+                <w:b/>
+                <w:bCs/>
+                <w:kern w:val="2"/>
+                <w:sz w:val="20"/>
+                <w:szCs w:val="20"/>
+                <w:lang w:val="en-US" w:eastAsia="zh-CN" w:bidi="ar"/>
+              </w:rPr>
+              <w:t>Loan A</w:t>
+            </w:r>
+          </w:p>
+        </w:tc>
+        <w:tc>
+          <w:tcPr>
+            <w:tcW w:w="3197" w:type="dxa"/>
+            <w:tcBorders>
+              <w:top w:val="single" w:color="auto" w:sz="4" w:space="0"/>
+              <w:left w:val="single" w:color="auto" w:sz="4" w:space="0"/>
+              <w:bottom w:val="single" w:color="auto" w:sz="4" w:space="0"/>
+              <w:right w:val="single" w:color="auto" w:sz="4" w:space="0"/>
+            </w:tcBorders>
+            <w:shd w:val="clear" w:color="auto" w:fill="auto"/>
+            <w:vAlign w:val="top"/>
+          </w:tcPr>
+          <w:p>
+            <w:pPr>
+              <w:pStyle w:val="15"/>
+              <w:keepNext w:val="0"/>
+              <w:keepLines w:val="0"/>
+              <w:widowControl/>
+              <w:suppressLineNumbers w:val="0"/>
+              <w:spacing w:before="0" w:beforeAutospacing="1" w:after="160" w:afterAutospacing="0" w:line="256" w:lineRule="auto"/>
+              <w:ind w:left="720" w:right="0"/>
+              <w:contextualSpacing w:val="0"/>
+              <w:jc w:val="left"/>
+              <w:rPr>
+                <w:rFonts w:hint="default" w:ascii="Arial" w:hAnsi="Arial" w:eastAsia="Aptos" w:cs="Arial"/>
+                <w:b/>
+                <w:bCs/>
+                <w:kern w:val="2"/>
+                <w:sz w:val="20"/>
+                <w:szCs w:val="20"/>
+              </w:rPr>
+            </w:pPr>
+            <w:r>
+              <w:rPr>
+                <w:rFonts w:hint="default" w:ascii="Arial" w:hAnsi="Arial" w:eastAsia="Aptos" w:cs="Arial"/>
+                <w:b/>
+                <w:bCs/>
+                <w:kern w:val="2"/>
+                <w:sz w:val="20"/>
+                <w:szCs w:val="20"/>
+                <w:lang w:val="en-US" w:eastAsia="zh-CN" w:bidi="ar"/>
+              </w:rPr>
+              <w:t>CP6 (as on 31 march) - Standard</w:t>
+            </w:r>
+          </w:p>
+        </w:tc>
+        <w:tc>
+          <w:tcPr>
+            <w:tcW w:w="4209" w:type="dxa"/>
+            <w:tcBorders>
+              <w:top w:val="single" w:color="auto" w:sz="4" w:space="0"/>
+              <w:left w:val="single" w:color="auto" w:sz="4" w:space="0"/>
+              <w:bottom w:val="single" w:color="auto" w:sz="4" w:space="0"/>
+              <w:right w:val="single" w:color="auto" w:sz="4" w:space="0"/>
+            </w:tcBorders>
+            <w:shd w:val="clear" w:color="auto" w:fill="auto"/>
+            <w:vAlign w:val="top"/>
+          </w:tcPr>
+          <w:p>
+            <w:pPr>
+              <w:pStyle w:val="15"/>
+              <w:keepNext w:val="0"/>
+              <w:keepLines w:val="0"/>
+              <w:widowControl/>
+              <w:suppressLineNumbers w:val="0"/>
+              <w:spacing w:before="0" w:beforeAutospacing="1" w:after="160" w:afterAutospacing="0" w:line="256" w:lineRule="auto"/>
+              <w:ind w:left="720" w:right="0"/>
+              <w:contextualSpacing w:val="0"/>
+              <w:jc w:val="left"/>
+              <w:rPr>
+                <w:rFonts w:hint="default" w:ascii="Arial" w:hAnsi="Arial" w:eastAsia="Aptos" w:cs="Arial"/>
+                <w:b/>
+                <w:bCs/>
+                <w:kern w:val="2"/>
+                <w:sz w:val="20"/>
+                <w:szCs w:val="20"/>
+                <w:lang w:val="en-US"/>
+              </w:rPr>
+            </w:pPr>
+            <w:r>
+              <w:rPr>
+                <w:rFonts w:hint="default" w:ascii="Arial" w:hAnsi="Arial" w:eastAsia="Aptos" w:cs="Arial"/>
+                <w:b/>
+                <w:bCs/>
+                <w:kern w:val="2"/>
+                <w:sz w:val="22"/>
+                <w:szCs w:val="22"/>
+                <w:lang w:val="en-US" w:eastAsia="zh-CN" w:bidi="ar"/>
+              </w:rPr>
+              <w:t>Renewal after CP6 = Y  --&gt; Accept</w:t>
+            </w:r>
+          </w:p>
+        </w:tc>
+      </w:tr>
+      <w:tr>
+        <w:tblPrEx>
+          <w:tblBorders>
+            <w:top w:val="single" w:color="auto" w:sz="4" w:space="0"/>
+            <w:left w:val="single" w:color="auto" w:sz="4" w:space="0"/>
+            <w:bottom w:val="single" w:color="auto" w:sz="4" w:space="0"/>
+            <w:right w:val="single" w:color="auto" w:sz="4" w:space="0"/>
+            <w:insideH w:val="single" w:color="auto" w:sz="4" w:space="0"/>
+            <w:insideV w:val="single" w:color="auto" w:sz="4" w:space="0"/>
+          </w:tblBorders>
+          <w:tblCellMar>
+            <w:top w:w="0" w:type="dxa"/>
+            <w:left w:w="108" w:type="dxa"/>
+            <w:bottom w:w="0" w:type="dxa"/>
+            <w:right w:w="108" w:type="dxa"/>
+          </w:tblCellMar>
+        </w:tblPrEx>
+        <w:tc>
+          <w:tcPr>
+            <w:tcW w:w="1836" w:type="dxa"/>
+            <w:tcBorders>
+              <w:top w:val="single" w:color="auto" w:sz="4" w:space="0"/>
+              <w:left w:val="single" w:color="auto" w:sz="4" w:space="0"/>
+              <w:bottom w:val="single" w:color="auto" w:sz="4" w:space="0"/>
+              <w:right w:val="single" w:color="auto" w:sz="4" w:space="0"/>
+            </w:tcBorders>
+            <w:shd w:val="clear" w:color="auto" w:fill="auto"/>
+            <w:vAlign w:val="top"/>
+          </w:tcPr>
+          <w:p>
+            <w:pPr>
+              <w:pStyle w:val="15"/>
+              <w:keepNext w:val="0"/>
+              <w:keepLines w:val="0"/>
+              <w:widowControl/>
+              <w:suppressLineNumbers w:val="0"/>
+              <w:spacing w:before="0" w:beforeAutospacing="1" w:after="160" w:afterAutospacing="0" w:line="256" w:lineRule="auto"/>
+              <w:ind w:left="720" w:right="0"/>
+              <w:contextualSpacing w:val="0"/>
+              <w:jc w:val="left"/>
+              <w:rPr>
+                <w:rFonts w:hint="default" w:ascii="Arial" w:hAnsi="Arial" w:eastAsia="Aptos" w:cs="Arial"/>
+                <w:b/>
+                <w:bCs/>
+                <w:kern w:val="2"/>
+                <w:sz w:val="20"/>
+                <w:szCs w:val="20"/>
+              </w:rPr>
+            </w:pPr>
+            <w:r>
+              <w:rPr>
+                <w:rFonts w:hint="default" w:ascii="Arial" w:hAnsi="Arial" w:eastAsia="Aptos" w:cs="Arial"/>
+                <w:b/>
+                <w:bCs/>
+                <w:kern w:val="2"/>
+                <w:sz w:val="20"/>
+                <w:szCs w:val="20"/>
+                <w:lang w:val="en-US" w:eastAsia="zh-CN" w:bidi="ar"/>
+              </w:rPr>
+              <w:t>Loan A</w:t>
+            </w:r>
+          </w:p>
+        </w:tc>
+        <w:tc>
+          <w:tcPr>
+            <w:tcW w:w="3197" w:type="dxa"/>
+            <w:tcBorders>
+              <w:top w:val="single" w:color="auto" w:sz="4" w:space="0"/>
+              <w:left w:val="single" w:color="auto" w:sz="4" w:space="0"/>
+              <w:bottom w:val="single" w:color="auto" w:sz="4" w:space="0"/>
+              <w:right w:val="single" w:color="auto" w:sz="4" w:space="0"/>
+            </w:tcBorders>
+            <w:shd w:val="clear" w:color="auto" w:fill="auto"/>
+            <w:vAlign w:val="top"/>
+          </w:tcPr>
+          <w:p>
+            <w:pPr>
+              <w:pStyle w:val="15"/>
+              <w:keepNext w:val="0"/>
+              <w:keepLines w:val="0"/>
+              <w:widowControl/>
+              <w:suppressLineNumbers w:val="0"/>
+              <w:spacing w:before="0" w:beforeAutospacing="1" w:after="160" w:afterAutospacing="0" w:line="256" w:lineRule="auto"/>
+              <w:ind w:left="720" w:right="0"/>
+              <w:contextualSpacing w:val="0"/>
+              <w:jc w:val="left"/>
+              <w:rPr>
+                <w:rFonts w:hint="default" w:ascii="Arial" w:hAnsi="Arial" w:eastAsia="Aptos" w:cs="Arial"/>
+                <w:b/>
+                <w:bCs/>
+                <w:kern w:val="2"/>
+                <w:sz w:val="20"/>
+                <w:szCs w:val="20"/>
+              </w:rPr>
+            </w:pPr>
+            <w:r>
+              <w:rPr>
+                <w:rFonts w:hint="default" w:ascii="Arial" w:hAnsi="Arial" w:eastAsia="Aptos" w:cs="Arial"/>
+                <w:b/>
+                <w:bCs/>
+                <w:kern w:val="2"/>
+                <w:sz w:val="20"/>
+                <w:szCs w:val="20"/>
+                <w:lang w:val="en-US" w:eastAsia="zh-CN" w:bidi="ar"/>
+              </w:rPr>
+              <w:t>CP6 (as on 31 march) - Standard</w:t>
+            </w:r>
+          </w:p>
+        </w:tc>
+        <w:tc>
+          <w:tcPr>
+            <w:tcW w:w="4209" w:type="dxa"/>
+            <w:tcBorders>
+              <w:top w:val="single" w:color="auto" w:sz="4" w:space="0"/>
+              <w:left w:val="single" w:color="auto" w:sz="4" w:space="0"/>
+              <w:bottom w:val="single" w:color="auto" w:sz="4" w:space="0"/>
+              <w:right w:val="single" w:color="auto" w:sz="4" w:space="0"/>
+            </w:tcBorders>
+            <w:shd w:val="clear" w:color="auto" w:fill="auto"/>
+            <w:vAlign w:val="top"/>
+          </w:tcPr>
+          <w:p>
+            <w:pPr>
+              <w:pStyle w:val="15"/>
+              <w:keepNext w:val="0"/>
+              <w:keepLines w:val="0"/>
+              <w:widowControl/>
+              <w:suppressLineNumbers w:val="0"/>
+              <w:spacing w:before="0" w:beforeAutospacing="1" w:after="160" w:afterAutospacing="0" w:line="256" w:lineRule="auto"/>
+              <w:ind w:left="720" w:right="0"/>
+              <w:contextualSpacing w:val="0"/>
+              <w:jc w:val="left"/>
+              <w:rPr>
+                <w:rFonts w:hint="default" w:ascii="Arial" w:hAnsi="Arial" w:eastAsia="Aptos" w:cs="Arial"/>
+                <w:b/>
+                <w:bCs/>
+                <w:kern w:val="2"/>
+                <w:sz w:val="22"/>
+                <w:szCs w:val="22"/>
+              </w:rPr>
+            </w:pPr>
+            <w:r>
+              <w:rPr>
+                <w:rFonts w:hint="default" w:ascii="Arial" w:hAnsi="Arial" w:eastAsia="Aptos" w:cs="Arial"/>
+                <w:b/>
+                <w:bCs/>
+                <w:kern w:val="2"/>
+                <w:sz w:val="22"/>
+                <w:szCs w:val="22"/>
+                <w:lang w:val="en-US" w:eastAsia="zh-CN" w:bidi="ar"/>
+              </w:rPr>
+              <w:t>Renewal after CP6 = N  --&gt; Reject old validation check</w:t>
+            </w:r>
+          </w:p>
+        </w:tc>
+      </w:tr>
+    </w:tbl>
+    <w:p>
+      <w:pPr>
+        <w:pStyle w:val="32"/>
+        <w:numPr>
+          <w:ilvl w:val="0"/>
+          <w:numId w:val="0"/>
+        </w:numPr>
+        <w:spacing w:after="160" w:line="259" w:lineRule="auto"/>
+        <w:contextualSpacing/>
+        <w:jc w:val="both"/>
+        <w:rPr>
+          <w:rFonts w:hint="default" w:ascii="Arial" w:hAnsi="Arial" w:cs="Arial"/>
+          <w:b/>
+          <w:bCs/>
+          <w:lang w:val="en-US"/>
+        </w:rPr>
+      </w:pPr>
+    </w:p>
+    <w:p>
+      <w:pPr>
+        <w:pStyle w:val="32"/>
+        <w:numPr>
+          <w:ilvl w:val="0"/>
+          <w:numId w:val="0"/>
+        </w:numPr>
+        <w:spacing w:after="160" w:line="259" w:lineRule="auto"/>
+        <w:contextualSpacing/>
+        <w:jc w:val="both"/>
+        <w:rPr>
+          <w:rFonts w:hint="default" w:ascii="Arial" w:hAnsi="Arial" w:cs="Arial"/>
+          <w:b/>
+          <w:bCs/>
+          <w:lang w:val="en-US"/>
+        </w:rPr>
+      </w:pPr>
+    </w:p>
+    <w:p>
+      <w:pPr>
+        <w:pStyle w:val="32"/>
+        <w:numPr>
+          <w:ilvl w:val="0"/>
+          <w:numId w:val="0"/>
+        </w:numPr>
+        <w:spacing w:after="160" w:line="259" w:lineRule="auto"/>
+        <w:contextualSpacing/>
+        <w:jc w:val="both"/>
+        <w:rPr>
+          <w:rFonts w:hint="default" w:ascii="Arial" w:hAnsi="Arial" w:cs="Arial"/>
+          <w:b/>
+          <w:bCs/>
+          <w:highlight w:val="green"/>
+          <w:lang w:val="en-US"/>
+        </w:rPr>
+      </w:pPr>
+      <w:r>
+        <w:rPr>
+          <w:rFonts w:hint="default" w:ascii="Arial" w:hAnsi="Arial" w:cs="Arial"/>
+          <w:b/>
+          <w:bCs/>
+          <w:lang w:val="en-US"/>
+        </w:rPr>
+        <w:t xml:space="preserve">7 </w:t>
+      </w:r>
+      <w:r>
+        <w:rPr>
+          <w:rFonts w:hint="default" w:ascii="Arial" w:hAnsi="Arial" w:eastAsia="SimSun" w:cs="Arial"/>
+          <w:sz w:val="24"/>
+          <w:szCs w:val="24"/>
+          <w:lang w:val="en-US"/>
+        </w:rPr>
+        <w:t xml:space="preserve">Verify </w:t>
+      </w:r>
+      <w:r>
+        <w:rPr>
+          <w:rFonts w:hint="default" w:ascii="Arial" w:hAnsi="Arial" w:cs="Arial"/>
+          <w:b/>
+          <w:bCs/>
+        </w:rPr>
+        <w:t>Renewal after CP6</w:t>
+      </w:r>
+      <w:r>
+        <w:rPr>
+          <w:rFonts w:hint="default" w:ascii="Arial" w:hAnsi="Arial" w:cs="Arial"/>
+          <w:b/>
+          <w:bCs/>
+          <w:lang w:val="en-US"/>
+        </w:rPr>
+        <w:t xml:space="preserve"> = Y &amp; loan account is closed --&gt; </w:t>
+      </w:r>
+      <w:r>
+        <w:rPr>
+          <w:rFonts w:hint="default" w:ascii="Arial" w:hAnsi="Arial" w:cs="Arial"/>
+          <w:b/>
+          <w:bCs/>
+          <w:highlight w:val="green"/>
+          <w:lang w:val="en-US"/>
+        </w:rPr>
+        <w:t xml:space="preserve">Reject , as system should not accept duplicate loan account once closed </w:t>
+      </w:r>
+    </w:p>
+    <w:p>
+      <w:pPr>
+        <w:pStyle w:val="32"/>
+        <w:numPr>
+          <w:ilvl w:val="0"/>
+          <w:numId w:val="0"/>
+        </w:numPr>
+        <w:spacing w:after="160" w:line="259" w:lineRule="auto"/>
+        <w:contextualSpacing/>
+        <w:jc w:val="both"/>
+        <w:rPr>
+          <w:rFonts w:hint="default" w:ascii="Arial" w:hAnsi="Arial" w:cs="Arial"/>
+          <w:b/>
+          <w:bCs/>
+          <w:highlight w:val="green"/>
+          <w:lang w:val="en-US"/>
+        </w:rPr>
+      </w:pPr>
+    </w:p>
+    <w:p>
+      <w:pPr>
+        <w:pStyle w:val="32"/>
+        <w:numPr>
+          <w:ilvl w:val="0"/>
+          <w:numId w:val="0"/>
+        </w:numPr>
+        <w:spacing w:after="160" w:line="259" w:lineRule="auto"/>
+        <w:contextualSpacing/>
+        <w:jc w:val="both"/>
+        <w:rPr>
+          <w:rFonts w:hint="default" w:ascii="Arial" w:hAnsi="Arial" w:cs="Arial"/>
+          <w:b/>
+          <w:bCs/>
+          <w:highlight w:val="green"/>
+          <w:lang w:val="en-US"/>
+        </w:rPr>
+      </w:pPr>
+    </w:p>
+    <w:p>
+      <w:pPr>
+        <w:pStyle w:val="32"/>
+        <w:numPr>
+          <w:ilvl w:val="0"/>
+          <w:numId w:val="0"/>
+        </w:numPr>
+        <w:spacing w:after="160" w:line="259" w:lineRule="auto"/>
+        <w:contextualSpacing/>
+        <w:jc w:val="both"/>
+        <w:rPr>
+          <w:rFonts w:hint="default" w:ascii="Arial" w:hAnsi="Arial" w:cs="Arial"/>
+          <w:b/>
+          <w:bCs/>
+          <w:highlight w:val="yellow"/>
+          <w:lang w:val="en-US"/>
+        </w:rPr>
+      </w:pPr>
+    </w:p>
+    <w:p>
+      <w:pPr>
+        <w:pStyle w:val="32"/>
+        <w:numPr>
+          <w:ilvl w:val="0"/>
+          <w:numId w:val="0"/>
+        </w:numPr>
+        <w:spacing w:after="160" w:line="259" w:lineRule="auto"/>
+        <w:contextualSpacing/>
+        <w:jc w:val="both"/>
+        <w:rPr>
+          <w:rFonts w:hint="default" w:ascii="Arial" w:hAnsi="Arial" w:cs="Arial"/>
+          <w:b/>
+          <w:bCs/>
+          <w:highlight w:val="yellow"/>
+          <w:lang w:val="en-US"/>
+        </w:rPr>
+      </w:pPr>
+      <w:r>
+        <w:rPr>
+          <w:rFonts w:hint="default" w:ascii="Arial" w:hAnsi="Arial" w:cs="Arial"/>
+          <w:b/>
+          <w:bCs/>
+          <w:lang w:val="en-US"/>
+        </w:rPr>
+        <w:t xml:space="preserve">8 </w:t>
+      </w:r>
+      <w:r>
+        <w:rPr>
+          <w:rFonts w:hint="default" w:ascii="Arial" w:hAnsi="Arial" w:eastAsia="SimSun" w:cs="Arial"/>
+          <w:sz w:val="24"/>
+          <w:szCs w:val="24"/>
+          <w:lang w:val="en-US"/>
+        </w:rPr>
+        <w:t xml:space="preserve">Verify </w:t>
+      </w:r>
+      <w:r>
+        <w:rPr>
+          <w:rFonts w:hint="default" w:ascii="Arial" w:hAnsi="Arial" w:cs="Arial"/>
+          <w:b/>
+          <w:bCs/>
+        </w:rPr>
+        <w:t>Renewal after CP6</w:t>
+      </w:r>
+      <w:r>
+        <w:rPr>
+          <w:rFonts w:hint="default" w:ascii="Arial" w:hAnsi="Arial" w:cs="Arial"/>
+          <w:b/>
+          <w:bCs/>
+          <w:lang w:val="en-US"/>
+        </w:rPr>
+        <w:t xml:space="preserve"> = N &amp; loan account is closed ---&gt;</w:t>
+      </w:r>
+      <w:r>
+        <w:rPr>
+          <w:rFonts w:hint="default" w:ascii="Arial" w:hAnsi="Arial" w:cs="Arial"/>
+          <w:b/>
+          <w:bCs/>
+          <w:highlight w:val="green"/>
+          <w:lang w:val="en-US"/>
+        </w:rPr>
+        <w:t xml:space="preserve">Reject , as system should not accept duplicate loan account once closed </w:t>
+      </w:r>
+    </w:p>
+    <w:p>
+      <w:pPr>
+        <w:pStyle w:val="32"/>
+        <w:numPr>
+          <w:ilvl w:val="0"/>
+          <w:numId w:val="0"/>
+        </w:numPr>
+        <w:spacing w:after="160" w:line="259" w:lineRule="auto"/>
+        <w:contextualSpacing/>
+        <w:jc w:val="both"/>
+        <w:rPr>
+          <w:rFonts w:hint="default" w:ascii="Arial" w:hAnsi="Arial" w:cs="Arial"/>
+          <w:b/>
+          <w:bCs/>
+          <w:highlight w:val="none"/>
+          <w:lang w:val="en-US"/>
+        </w:rPr>
+      </w:pPr>
+    </w:p>
+    <w:p>
+      <w:pPr>
+        <w:pStyle w:val="32"/>
+        <w:numPr>
+          <w:ilvl w:val="0"/>
+          <w:numId w:val="0"/>
+        </w:numPr>
+        <w:spacing w:after="160" w:line="259" w:lineRule="auto"/>
+        <w:contextualSpacing/>
+        <w:jc w:val="both"/>
+        <w:rPr>
+          <w:rFonts w:hint="default" w:ascii="Arial" w:hAnsi="Arial" w:cs="Arial"/>
+          <w:b/>
+          <w:bCs/>
+          <w:highlight w:val="none"/>
+          <w:lang w:val="en-US"/>
+        </w:rPr>
+      </w:pPr>
+    </w:p>
+    <w:p>
+      <w:pPr>
+        <w:pStyle w:val="32"/>
+        <w:numPr>
+          <w:ilvl w:val="0"/>
+          <w:numId w:val="0"/>
+        </w:numPr>
+        <w:spacing w:after="160" w:line="259" w:lineRule="auto"/>
+        <w:contextualSpacing/>
+        <w:jc w:val="both"/>
+        <w:rPr>
+          <w:rFonts w:hint="default" w:ascii="Arial" w:hAnsi="Arial" w:cs="Arial"/>
+          <w:b/>
+          <w:bCs/>
+          <w:lang w:val="en-US"/>
+        </w:rPr>
+      </w:pPr>
+      <w:r>
+        <w:rPr>
+          <w:rFonts w:hint="default" w:ascii="Arial" w:hAnsi="Arial" w:cs="Arial"/>
+          <w:b/>
+          <w:bCs/>
+          <w:color w:val="0000FF"/>
+          <w:highlight w:val="none"/>
+          <w:lang w:val="en-US"/>
+        </w:rPr>
+        <w:t xml:space="preserve">10 </w:t>
+      </w:r>
+      <w:r>
+        <w:rPr>
+          <w:rFonts w:hint="default" w:ascii="Arial" w:hAnsi="Arial" w:eastAsia="SimSun" w:cs="Arial"/>
+          <w:sz w:val="24"/>
+          <w:szCs w:val="24"/>
+          <w:lang w:val="en-US"/>
+        </w:rPr>
+        <w:t xml:space="preserve">Verify </w:t>
+      </w:r>
+      <w:r>
+        <w:rPr>
+          <w:rFonts w:hint="default" w:ascii="Arial" w:hAnsi="Arial" w:cs="Arial"/>
+          <w:b/>
+          <w:bCs/>
+        </w:rPr>
+        <w:t>Renewal after CP6</w:t>
+      </w:r>
+      <w:r>
+        <w:rPr>
+          <w:rFonts w:hint="default" w:ascii="Arial" w:hAnsi="Arial" w:cs="Arial"/>
+          <w:b/>
+          <w:bCs/>
+          <w:lang w:val="en-US"/>
+        </w:rPr>
+        <w:t xml:space="preserve"> = Y &amp; loan account A is closed and Loan B is standard for Single </w:t>
+      </w:r>
+      <w:r>
+        <w:rPr>
+          <w:rFonts w:hint="default" w:ascii="Arial" w:hAnsi="Arial" w:cs="Arial"/>
+          <w:b/>
+          <w:bCs/>
+          <w:highlight w:val="yellow"/>
+          <w:lang w:val="en-US"/>
+        </w:rPr>
+        <w:t>cust id</w:t>
+      </w:r>
+      <w:r>
+        <w:rPr>
+          <w:rFonts w:hint="default" w:ascii="Arial" w:hAnsi="Arial" w:cs="Arial"/>
+          <w:b/>
+          <w:bCs/>
+          <w:lang w:val="en-US"/>
+        </w:rPr>
+        <w:t xml:space="preserve"> </w:t>
+      </w:r>
+    </w:p>
+    <w:tbl>
+      <w:tblPr>
+        <w:tblStyle w:val="17"/>
+        <w:tblW w:w="0" w:type="auto"/>
+        <w:tblInd w:w="0" w:type="dxa"/>
+        <w:tblBorders>
+          <w:top w:val="single" w:color="auto" w:sz="4" w:space="0"/>
+          <w:left w:val="single" w:color="auto" w:sz="4" w:space="0"/>
+          <w:bottom w:val="single" w:color="auto" w:sz="4" w:space="0"/>
+          <w:right w:val="single" w:color="auto" w:sz="4" w:space="0"/>
+          <w:insideH w:val="single" w:color="auto" w:sz="4" w:space="0"/>
+          <w:insideV w:val="single" w:color="auto" w:sz="4" w:space="0"/>
+        </w:tblBorders>
+        <w:tblLayout w:type="autofit"/>
+        <w:tblCellMar>
+          <w:top w:w="0" w:type="dxa"/>
+          <w:left w:w="108" w:type="dxa"/>
+          <w:bottom w:w="0" w:type="dxa"/>
+          <w:right w:w="108" w:type="dxa"/>
+        </w:tblCellMar>
+      </w:tblPr>
+      <w:tblGrid>
+        <w:gridCol w:w="1414"/>
+        <w:gridCol w:w="2001"/>
+        <w:gridCol w:w="2959"/>
+        <w:gridCol w:w="2868"/>
+      </w:tblGrid>
+      <w:tr>
+        <w:tblPrEx>
+          <w:tblBorders>
+            <w:top w:val="single" w:color="auto" w:sz="4" w:space="0"/>
+            <w:left w:val="single" w:color="auto" w:sz="4" w:space="0"/>
+            <w:bottom w:val="single" w:color="auto" w:sz="4" w:space="0"/>
+            <w:right w:val="single" w:color="auto" w:sz="4" w:space="0"/>
+            <w:insideH w:val="single" w:color="auto" w:sz="4" w:space="0"/>
+            <w:insideV w:val="single" w:color="auto" w:sz="4" w:space="0"/>
+          </w:tblBorders>
+          <w:tblCellMar>
+            <w:top w:w="0" w:type="dxa"/>
+            <w:left w:w="108" w:type="dxa"/>
+            <w:bottom w:w="0" w:type="dxa"/>
+            <w:right w:w="108" w:type="dxa"/>
+          </w:tblCellMar>
+        </w:tblPrEx>
+        <w:tc>
+          <w:tcPr>
+            <w:tcW w:w="1414" w:type="dxa"/>
+          </w:tcPr>
+          <w:p>
+            <w:pPr>
+              <w:pStyle w:val="32"/>
+              <w:keepNext w:val="0"/>
+              <w:keepLines w:val="0"/>
+              <w:widowControl/>
+              <w:numPr>
+                <w:ilvl w:val="0"/>
+                <w:numId w:val="0"/>
+              </w:numPr>
+              <w:suppressLineNumbers w:val="0"/>
+              <w:spacing w:before="0" w:beforeAutospacing="0" w:after="160" w:afterAutospacing="0" w:line="259" w:lineRule="auto"/>
+              <w:ind w:right="0"/>
+              <w:contextualSpacing/>
+              <w:jc w:val="both"/>
+              <w:rPr>
+                <w:rFonts w:hint="default" w:ascii="Arial" w:hAnsi="Arial" w:cs="Arial"/>
+                <w:b/>
+                <w:bCs/>
+                <w:vertAlign w:val="baseline"/>
+                <w:lang w:val="en-US"/>
+              </w:rPr>
+            </w:pPr>
+            <w:r>
+              <w:rPr>
+                <w:rFonts w:hint="default" w:ascii="Arial" w:hAnsi="Arial" w:cs="Arial"/>
+                <w:b/>
+                <w:bCs/>
+                <w:vertAlign w:val="baseline"/>
+                <w:lang w:val="en-US"/>
+              </w:rPr>
+              <w:t>Cust Id</w:t>
+            </w:r>
+          </w:p>
+        </w:tc>
+        <w:tc>
+          <w:tcPr>
+            <w:tcW w:w="2001" w:type="dxa"/>
+          </w:tcPr>
+          <w:p>
+            <w:pPr>
+              <w:pStyle w:val="32"/>
+              <w:keepNext w:val="0"/>
+              <w:keepLines w:val="0"/>
+              <w:widowControl/>
+              <w:numPr>
+                <w:ilvl w:val="0"/>
+                <w:numId w:val="0"/>
+              </w:numPr>
+              <w:suppressLineNumbers w:val="0"/>
+              <w:spacing w:before="0" w:beforeAutospacing="0" w:after="160" w:afterAutospacing="0" w:line="259" w:lineRule="auto"/>
+              <w:ind w:right="0"/>
+              <w:contextualSpacing/>
+              <w:jc w:val="both"/>
+              <w:rPr>
+                <w:rFonts w:hint="default" w:ascii="Arial" w:hAnsi="Arial" w:cs="Arial"/>
+                <w:b/>
+                <w:bCs/>
+                <w:vertAlign w:val="baseline"/>
+                <w:lang w:val="en-US"/>
+              </w:rPr>
+            </w:pPr>
+            <w:r>
+              <w:rPr>
+                <w:rFonts w:hint="default" w:ascii="Arial" w:hAnsi="Arial" w:cs="Arial"/>
+                <w:b/>
+                <w:bCs/>
+                <w:vertAlign w:val="baseline"/>
+                <w:lang w:val="en-US"/>
+              </w:rPr>
+              <w:t>Loan AC</w:t>
+            </w:r>
+          </w:p>
+          <w:p>
+            <w:pPr>
+              <w:pStyle w:val="32"/>
+              <w:keepNext w:val="0"/>
+              <w:keepLines w:val="0"/>
+              <w:widowControl/>
+              <w:numPr>
+                <w:ilvl w:val="0"/>
+                <w:numId w:val="0"/>
+              </w:numPr>
+              <w:suppressLineNumbers w:val="0"/>
+              <w:spacing w:before="0" w:beforeAutospacing="0" w:after="160" w:afterAutospacing="0" w:line="259" w:lineRule="auto"/>
+              <w:ind w:right="0"/>
+              <w:contextualSpacing/>
+              <w:jc w:val="both"/>
+              <w:rPr>
+                <w:rFonts w:hint="default" w:ascii="Arial" w:hAnsi="Arial" w:cs="Arial"/>
+                <w:b/>
+                <w:bCs/>
+                <w:vertAlign w:val="baseline"/>
+                <w:lang w:val="en-US"/>
+              </w:rPr>
+            </w:pPr>
+            <w:r>
+              <w:rPr>
+                <w:rFonts w:hint="default" w:ascii="Arial" w:hAnsi="Arial" w:cs="Arial"/>
+                <w:b/>
+                <w:bCs/>
+                <w:vertAlign w:val="baseline"/>
+                <w:lang w:val="en-US"/>
+              </w:rPr>
+              <w:t>(ex - loan cat - S\K\T)</w:t>
+            </w:r>
+          </w:p>
+        </w:tc>
+        <w:tc>
+          <w:tcPr>
+            <w:tcW w:w="2959" w:type="dxa"/>
+          </w:tcPr>
+          <w:p>
+            <w:pPr>
+              <w:pStyle w:val="32"/>
+              <w:keepNext w:val="0"/>
+              <w:keepLines w:val="0"/>
+              <w:widowControl/>
+              <w:numPr>
+                <w:ilvl w:val="0"/>
+                <w:numId w:val="0"/>
+              </w:numPr>
+              <w:suppressLineNumbers w:val="0"/>
+              <w:spacing w:before="0" w:beforeAutospacing="0" w:after="160" w:afterAutospacing="0" w:line="259" w:lineRule="auto"/>
+              <w:ind w:right="0"/>
+              <w:contextualSpacing/>
+              <w:jc w:val="both"/>
+              <w:rPr>
+                <w:rFonts w:hint="default" w:ascii="Arial" w:hAnsi="Arial" w:cs="Arial"/>
+                <w:b/>
+                <w:bCs/>
+                <w:vertAlign w:val="baseline"/>
+                <w:lang w:val="en-US"/>
+              </w:rPr>
+            </w:pPr>
+            <w:r>
+              <w:rPr>
+                <w:rFonts w:hint="default" w:ascii="Arial" w:hAnsi="Arial" w:cs="Arial"/>
+                <w:b/>
+                <w:bCs/>
+                <w:vertAlign w:val="baseline"/>
+                <w:lang w:val="en-US"/>
+              </w:rPr>
+              <w:t>Old portfolio (CP6- as on 31 march )</w:t>
+            </w:r>
+          </w:p>
+        </w:tc>
+        <w:tc>
+          <w:tcPr>
+            <w:tcW w:w="2868" w:type="dxa"/>
+          </w:tcPr>
+          <w:p>
+            <w:pPr>
+              <w:pStyle w:val="32"/>
+              <w:keepNext w:val="0"/>
+              <w:keepLines w:val="0"/>
+              <w:widowControl/>
+              <w:numPr>
+                <w:ilvl w:val="0"/>
+                <w:numId w:val="0"/>
+              </w:numPr>
+              <w:suppressLineNumbers w:val="0"/>
+              <w:spacing w:before="0" w:beforeAutospacing="0" w:after="160" w:afterAutospacing="0" w:line="259" w:lineRule="auto"/>
+              <w:ind w:right="0"/>
+              <w:contextualSpacing/>
+              <w:jc w:val="both"/>
+              <w:rPr>
+                <w:rFonts w:hint="default" w:ascii="Arial" w:hAnsi="Arial" w:cs="Arial"/>
+                <w:b/>
+                <w:bCs/>
+                <w:vertAlign w:val="baseline"/>
+                <w:lang w:val="en-US"/>
+              </w:rPr>
+            </w:pPr>
+            <w:r>
+              <w:rPr>
+                <w:rFonts w:hint="default" w:ascii="Arial" w:hAnsi="Arial" w:cs="Arial"/>
+                <w:b/>
+                <w:bCs/>
+                <w:vertAlign w:val="baseline"/>
+                <w:lang w:val="en-US"/>
+              </w:rPr>
+              <w:t>New portfolio</w:t>
+            </w:r>
+          </w:p>
+        </w:tc>
+      </w:tr>
+      <w:tr>
+        <w:tblPrEx>
+          <w:tblBorders>
+            <w:top w:val="single" w:color="auto" w:sz="4" w:space="0"/>
+            <w:left w:val="single" w:color="auto" w:sz="4" w:space="0"/>
+            <w:bottom w:val="single" w:color="auto" w:sz="4" w:space="0"/>
+            <w:right w:val="single" w:color="auto" w:sz="4" w:space="0"/>
+            <w:insideH w:val="single" w:color="auto" w:sz="4" w:space="0"/>
+            <w:insideV w:val="single" w:color="auto" w:sz="4" w:space="0"/>
+          </w:tblBorders>
+          <w:tblCellMar>
+            <w:top w:w="0" w:type="dxa"/>
+            <w:left w:w="108" w:type="dxa"/>
+            <w:bottom w:w="0" w:type="dxa"/>
+            <w:right w:w="108" w:type="dxa"/>
+          </w:tblCellMar>
+        </w:tblPrEx>
+        <w:tc>
+          <w:tcPr>
+            <w:tcW w:w="1414" w:type="dxa"/>
+          </w:tcPr>
+          <w:p>
+            <w:pPr>
+              <w:pStyle w:val="32"/>
+              <w:keepNext w:val="0"/>
+              <w:keepLines w:val="0"/>
+              <w:widowControl/>
+              <w:numPr>
+                <w:ilvl w:val="0"/>
+                <w:numId w:val="0"/>
+              </w:numPr>
+              <w:suppressLineNumbers w:val="0"/>
+              <w:spacing w:before="0" w:beforeAutospacing="0" w:after="160" w:afterAutospacing="0" w:line="259" w:lineRule="auto"/>
+              <w:ind w:right="0"/>
+              <w:contextualSpacing/>
+              <w:jc w:val="both"/>
+              <w:rPr>
+                <w:rFonts w:hint="default" w:ascii="Arial" w:hAnsi="Arial" w:cs="Arial"/>
+                <w:b/>
+                <w:bCs/>
+                <w:vertAlign w:val="baseline"/>
+                <w:lang w:val="en-US"/>
+              </w:rPr>
+            </w:pPr>
+            <w:r>
+              <w:rPr>
+                <w:rFonts w:hint="default" w:ascii="Arial" w:hAnsi="Arial" w:cs="Arial"/>
+                <w:b/>
+                <w:bCs/>
+                <w:vertAlign w:val="baseline"/>
+                <w:lang w:val="en-US"/>
+              </w:rPr>
+              <w:t>CustA</w:t>
+            </w:r>
+          </w:p>
+        </w:tc>
+        <w:tc>
+          <w:tcPr>
+            <w:tcW w:w="2001" w:type="dxa"/>
+          </w:tcPr>
+          <w:p>
+            <w:pPr>
+              <w:pStyle w:val="32"/>
+              <w:keepNext w:val="0"/>
+              <w:keepLines w:val="0"/>
+              <w:widowControl/>
+              <w:numPr>
+                <w:ilvl w:val="0"/>
+                <w:numId w:val="0"/>
+              </w:numPr>
+              <w:suppressLineNumbers w:val="0"/>
+              <w:spacing w:before="0" w:beforeAutospacing="0" w:after="160" w:afterAutospacing="0" w:line="259" w:lineRule="auto"/>
+              <w:ind w:right="0"/>
+              <w:contextualSpacing/>
+              <w:jc w:val="both"/>
+              <w:rPr>
+                <w:rFonts w:hint="default" w:ascii="Arial" w:hAnsi="Arial" w:cs="Arial"/>
+                <w:b/>
+                <w:bCs/>
+                <w:vertAlign w:val="baseline"/>
+                <w:lang w:val="en-US"/>
+              </w:rPr>
+            </w:pPr>
+            <w:r>
+              <w:rPr>
+                <w:rFonts w:hint="default" w:ascii="Arial" w:hAnsi="Arial" w:cs="Arial"/>
+                <w:b/>
+                <w:bCs/>
+                <w:vertAlign w:val="baseline"/>
+                <w:lang w:val="en-US"/>
+              </w:rPr>
+              <w:t>loanA , Amount = 10K</w:t>
+            </w:r>
+          </w:p>
+        </w:tc>
+        <w:tc>
+          <w:tcPr>
+            <w:tcW w:w="2959" w:type="dxa"/>
+          </w:tcPr>
+          <w:p>
+            <w:pPr>
+              <w:pStyle w:val="32"/>
+              <w:keepNext w:val="0"/>
+              <w:keepLines w:val="0"/>
+              <w:widowControl/>
+              <w:numPr>
+                <w:ilvl w:val="0"/>
+                <w:numId w:val="0"/>
+              </w:numPr>
+              <w:suppressLineNumbers w:val="0"/>
+              <w:spacing w:before="0" w:beforeAutospacing="0" w:after="160" w:afterAutospacing="0" w:line="259" w:lineRule="auto"/>
+              <w:ind w:right="0"/>
+              <w:contextualSpacing/>
+              <w:jc w:val="both"/>
+              <w:rPr>
+                <w:rFonts w:hint="default" w:ascii="Arial" w:hAnsi="Arial" w:cs="Arial"/>
+                <w:b/>
+                <w:bCs/>
+                <w:vertAlign w:val="baseline"/>
+                <w:lang w:val="en-US"/>
+              </w:rPr>
+            </w:pPr>
+            <w:r>
+              <w:rPr>
+                <w:rFonts w:hint="default" w:ascii="Arial" w:hAnsi="Arial" w:cs="Arial"/>
+                <w:b/>
+                <w:bCs/>
+                <w:vertAlign w:val="baseline"/>
+                <w:lang w:val="en-US"/>
+              </w:rPr>
+              <w:t>NPA</w:t>
+            </w:r>
+          </w:p>
+        </w:tc>
+        <w:tc>
+          <w:tcPr>
+            <w:tcW w:w="2868" w:type="dxa"/>
+          </w:tcPr>
+          <w:p>
+            <w:pPr>
+              <w:pStyle w:val="32"/>
+              <w:keepNext w:val="0"/>
+              <w:keepLines w:val="0"/>
+              <w:widowControl/>
+              <w:numPr>
+                <w:ilvl w:val="0"/>
+                <w:numId w:val="0"/>
+              </w:numPr>
+              <w:suppressLineNumbers w:val="0"/>
+              <w:spacing w:before="0" w:beforeAutospacing="0" w:after="160" w:afterAutospacing="0" w:line="259" w:lineRule="auto"/>
+              <w:ind w:right="0"/>
+              <w:contextualSpacing/>
+              <w:jc w:val="both"/>
+              <w:rPr>
+                <w:rFonts w:hint="default" w:ascii="Arial" w:hAnsi="Arial" w:cs="Arial"/>
+                <w:b/>
+                <w:bCs/>
+                <w:lang w:val="en-US"/>
+              </w:rPr>
+            </w:pPr>
+            <w:r>
+              <w:rPr>
+                <w:rFonts w:hint="default" w:ascii="Arial" w:hAnsi="Arial" w:cs="Arial"/>
+                <w:b/>
+                <w:bCs/>
+                <w:lang w:val="en-US"/>
+              </w:rPr>
+              <w:t>- Reject</w:t>
+            </w:r>
+          </w:p>
+          <w:p>
+            <w:pPr>
+              <w:pStyle w:val="32"/>
+              <w:keepNext w:val="0"/>
+              <w:keepLines w:val="0"/>
+              <w:widowControl/>
+              <w:numPr>
+                <w:ilvl w:val="0"/>
+                <w:numId w:val="0"/>
+              </w:numPr>
+              <w:suppressLineNumbers w:val="0"/>
+              <w:spacing w:before="0" w:beforeAutospacing="0" w:after="160" w:afterAutospacing="0" w:line="259" w:lineRule="auto"/>
+              <w:ind w:right="0"/>
+              <w:contextualSpacing/>
+              <w:jc w:val="both"/>
+              <w:rPr>
+                <w:rFonts w:hint="default" w:ascii="Arial" w:hAnsi="Arial" w:cs="Arial"/>
+                <w:b/>
+                <w:bCs/>
+                <w:lang w:val="en-US"/>
+              </w:rPr>
+            </w:pPr>
+            <w:r>
+              <w:rPr>
+                <w:rFonts w:hint="default" w:ascii="Arial" w:hAnsi="Arial" w:cs="Arial"/>
+                <w:b/>
+                <w:bCs/>
+                <w:lang w:val="en-US"/>
+              </w:rPr>
+              <w:t>- Add sanction amount in sum</w:t>
+            </w:r>
+          </w:p>
+        </w:tc>
+      </w:tr>
+      <w:tr>
+        <w:tblPrEx>
+          <w:tblBorders>
+            <w:top w:val="single" w:color="auto" w:sz="4" w:space="0"/>
+            <w:left w:val="single" w:color="auto" w:sz="4" w:space="0"/>
+            <w:bottom w:val="single" w:color="auto" w:sz="4" w:space="0"/>
+            <w:right w:val="single" w:color="auto" w:sz="4" w:space="0"/>
+            <w:insideH w:val="single" w:color="auto" w:sz="4" w:space="0"/>
+            <w:insideV w:val="single" w:color="auto" w:sz="4" w:space="0"/>
+          </w:tblBorders>
+          <w:tblCellMar>
+            <w:top w:w="0" w:type="dxa"/>
+            <w:left w:w="108" w:type="dxa"/>
+            <w:bottom w:w="0" w:type="dxa"/>
+            <w:right w:w="108" w:type="dxa"/>
+          </w:tblCellMar>
+        </w:tblPrEx>
+        <w:tc>
+          <w:tcPr>
+            <w:tcW w:w="1414" w:type="dxa"/>
+          </w:tcPr>
+          <w:p>
+            <w:pPr>
+              <w:pStyle w:val="32"/>
+              <w:keepNext w:val="0"/>
+              <w:keepLines w:val="0"/>
+              <w:widowControl/>
+              <w:numPr>
+                <w:ilvl w:val="0"/>
+                <w:numId w:val="0"/>
+              </w:numPr>
+              <w:suppressLineNumbers w:val="0"/>
+              <w:spacing w:before="0" w:beforeAutospacing="0" w:after="160" w:afterAutospacing="0" w:line="259" w:lineRule="auto"/>
+              <w:ind w:right="0"/>
+              <w:contextualSpacing/>
+              <w:jc w:val="both"/>
+              <w:rPr>
+                <w:rFonts w:hint="default" w:ascii="Arial" w:hAnsi="Arial" w:cs="Arial"/>
+                <w:b/>
+                <w:bCs/>
+                <w:vertAlign w:val="baseline"/>
+                <w:lang w:val="en-US"/>
+              </w:rPr>
+            </w:pPr>
+            <w:r>
+              <w:rPr>
+                <w:rFonts w:hint="default" w:ascii="Arial" w:hAnsi="Arial" w:cs="Arial"/>
+                <w:b/>
+                <w:bCs/>
+                <w:vertAlign w:val="baseline"/>
+                <w:lang w:val="en-US"/>
+              </w:rPr>
+              <w:t>CustA</w:t>
+            </w:r>
+          </w:p>
+        </w:tc>
+        <w:tc>
+          <w:tcPr>
+            <w:tcW w:w="2001" w:type="dxa"/>
+          </w:tcPr>
+          <w:p>
+            <w:pPr>
+              <w:pStyle w:val="32"/>
+              <w:keepNext w:val="0"/>
+              <w:keepLines w:val="0"/>
+              <w:widowControl/>
+              <w:numPr>
+                <w:ilvl w:val="0"/>
+                <w:numId w:val="0"/>
+              </w:numPr>
+              <w:suppressLineNumbers w:val="0"/>
+              <w:spacing w:before="0" w:beforeAutospacing="0" w:after="160" w:afterAutospacing="0" w:line="259" w:lineRule="auto"/>
+              <w:ind w:right="0"/>
+              <w:contextualSpacing/>
+              <w:jc w:val="both"/>
+              <w:rPr>
+                <w:rFonts w:hint="default" w:ascii="Arial" w:hAnsi="Arial" w:cs="Arial"/>
+                <w:b/>
+                <w:bCs/>
+                <w:vertAlign w:val="baseline"/>
+                <w:lang w:val="en-US"/>
+              </w:rPr>
+            </w:pPr>
+            <w:r>
+              <w:rPr>
+                <w:rFonts w:hint="default" w:ascii="Arial" w:hAnsi="Arial" w:cs="Arial"/>
+                <w:b/>
+                <w:bCs/>
+                <w:vertAlign w:val="baseline"/>
+                <w:lang w:val="en-US"/>
+              </w:rPr>
+              <w:t xml:space="preserve">LoanB  </w:t>
+            </w:r>
+          </w:p>
+          <w:p>
+            <w:pPr>
+              <w:pStyle w:val="32"/>
+              <w:keepNext w:val="0"/>
+              <w:keepLines w:val="0"/>
+              <w:widowControl/>
+              <w:numPr>
+                <w:ilvl w:val="0"/>
+                <w:numId w:val="0"/>
+              </w:numPr>
+              <w:suppressLineNumbers w:val="0"/>
+              <w:spacing w:before="0" w:beforeAutospacing="0" w:after="160" w:afterAutospacing="0" w:line="259" w:lineRule="auto"/>
+              <w:ind w:right="0"/>
+              <w:contextualSpacing/>
+              <w:jc w:val="both"/>
+              <w:rPr>
+                <w:rFonts w:hint="default" w:ascii="Arial" w:hAnsi="Arial" w:cs="Arial"/>
+                <w:b/>
+                <w:bCs/>
+                <w:vertAlign w:val="baseline"/>
+                <w:lang w:val="en-US"/>
+              </w:rPr>
+            </w:pPr>
+            <w:r>
+              <w:rPr>
+                <w:rFonts w:hint="default" w:ascii="Arial" w:hAnsi="Arial" w:cs="Arial"/>
+                <w:b/>
+                <w:bCs/>
+                <w:vertAlign w:val="baseline"/>
+                <w:lang w:val="en-US"/>
+              </w:rPr>
+              <w:t>Amount = 10K</w:t>
+            </w:r>
+          </w:p>
+        </w:tc>
+        <w:tc>
+          <w:tcPr>
+            <w:tcW w:w="2959" w:type="dxa"/>
+          </w:tcPr>
+          <w:p>
+            <w:pPr>
+              <w:pStyle w:val="32"/>
+              <w:keepNext w:val="0"/>
+              <w:keepLines w:val="0"/>
+              <w:widowControl/>
+              <w:numPr>
+                <w:ilvl w:val="0"/>
+                <w:numId w:val="0"/>
+              </w:numPr>
+              <w:suppressLineNumbers w:val="0"/>
+              <w:spacing w:before="0" w:beforeAutospacing="0" w:after="160" w:afterAutospacing="0" w:line="259" w:lineRule="auto"/>
+              <w:ind w:right="0"/>
+              <w:contextualSpacing/>
+              <w:jc w:val="both"/>
+              <w:rPr>
+                <w:rFonts w:hint="default" w:ascii="Arial" w:hAnsi="Arial" w:cs="Arial"/>
+                <w:b/>
+                <w:bCs/>
+                <w:vertAlign w:val="baseline"/>
+                <w:lang w:val="en-US"/>
+              </w:rPr>
+            </w:pPr>
+            <w:r>
+              <w:rPr>
+                <w:rFonts w:hint="default" w:ascii="Arial" w:hAnsi="Arial" w:cs="Arial"/>
+                <w:b/>
+                <w:bCs/>
+                <w:vertAlign w:val="baseline"/>
+                <w:lang w:val="en-US"/>
+              </w:rPr>
+              <w:t>Closed</w:t>
+            </w:r>
+          </w:p>
+        </w:tc>
+        <w:tc>
+          <w:tcPr>
+            <w:tcW w:w="2868" w:type="dxa"/>
+          </w:tcPr>
+          <w:p>
+            <w:pPr>
+              <w:pStyle w:val="32"/>
+              <w:keepNext w:val="0"/>
+              <w:keepLines w:val="0"/>
+              <w:widowControl/>
+              <w:numPr>
+                <w:ilvl w:val="0"/>
+                <w:numId w:val="0"/>
+              </w:numPr>
+              <w:suppressLineNumbers w:val="0"/>
+              <w:spacing w:before="0" w:beforeAutospacing="0" w:after="160" w:afterAutospacing="0" w:line="259" w:lineRule="auto"/>
+              <w:ind w:right="0"/>
+              <w:contextualSpacing/>
+              <w:jc w:val="both"/>
+              <w:rPr>
+                <w:rFonts w:hint="default" w:ascii="Arial" w:hAnsi="Arial" w:cs="Arial"/>
+                <w:b/>
+                <w:bCs/>
+                <w:vertAlign w:val="baseline"/>
+                <w:lang w:val="en-US"/>
+              </w:rPr>
+            </w:pPr>
+            <w:r>
+              <w:rPr>
+                <w:rFonts w:hint="default" w:ascii="Arial" w:hAnsi="Arial" w:cs="Arial"/>
+                <w:b/>
+                <w:bCs/>
+                <w:vertAlign w:val="baseline"/>
+                <w:lang w:val="en-US"/>
+              </w:rPr>
+              <w:t>- Reject</w:t>
+            </w:r>
+          </w:p>
+          <w:p>
+            <w:pPr>
+              <w:pStyle w:val="32"/>
+              <w:keepNext w:val="0"/>
+              <w:keepLines w:val="0"/>
+              <w:widowControl/>
+              <w:numPr>
+                <w:ilvl w:val="0"/>
+                <w:numId w:val="0"/>
+              </w:numPr>
+              <w:suppressLineNumbers w:val="0"/>
+              <w:spacing w:before="0" w:beforeAutospacing="0" w:after="160" w:afterAutospacing="0" w:line="259" w:lineRule="auto"/>
+              <w:ind w:right="0"/>
+              <w:contextualSpacing/>
+              <w:jc w:val="both"/>
+              <w:rPr>
+                <w:rFonts w:hint="default" w:ascii="Arial" w:hAnsi="Arial" w:cs="Arial"/>
+                <w:b/>
+                <w:bCs/>
+                <w:vertAlign w:val="baseline"/>
+                <w:lang w:val="en-US"/>
+              </w:rPr>
+            </w:pPr>
+            <w:r>
+              <w:rPr>
+                <w:rFonts w:hint="default" w:ascii="Arial" w:hAnsi="Arial" w:cs="Arial"/>
+                <w:b/>
+                <w:bCs/>
+                <w:vertAlign w:val="baseline"/>
+                <w:lang w:val="en-US"/>
+              </w:rPr>
+              <w:t>- Don’t add sanction amount in sum</w:t>
+            </w:r>
+          </w:p>
+        </w:tc>
+      </w:tr>
+      <w:tr>
+        <w:tblPrEx>
+          <w:tblBorders>
+            <w:top w:val="single" w:color="auto" w:sz="4" w:space="0"/>
+            <w:left w:val="single" w:color="auto" w:sz="4" w:space="0"/>
+            <w:bottom w:val="single" w:color="auto" w:sz="4" w:space="0"/>
+            <w:right w:val="single" w:color="auto" w:sz="4" w:space="0"/>
+            <w:insideH w:val="single" w:color="auto" w:sz="4" w:space="0"/>
+            <w:insideV w:val="single" w:color="auto" w:sz="4" w:space="0"/>
+          </w:tblBorders>
+          <w:tblCellMar>
+            <w:top w:w="0" w:type="dxa"/>
+            <w:left w:w="108" w:type="dxa"/>
+            <w:bottom w:w="0" w:type="dxa"/>
+            <w:right w:w="108" w:type="dxa"/>
+          </w:tblCellMar>
+        </w:tblPrEx>
+        <w:tc>
+          <w:tcPr>
+            <w:tcW w:w="1414" w:type="dxa"/>
+          </w:tcPr>
+          <w:p>
+            <w:pPr>
+              <w:pStyle w:val="32"/>
+              <w:keepNext w:val="0"/>
+              <w:keepLines w:val="0"/>
+              <w:widowControl/>
+              <w:numPr>
+                <w:ilvl w:val="0"/>
+                <w:numId w:val="0"/>
+              </w:numPr>
+              <w:suppressLineNumbers w:val="0"/>
+              <w:spacing w:before="0" w:beforeAutospacing="0" w:after="160" w:afterAutospacing="0" w:line="259" w:lineRule="auto"/>
+              <w:ind w:right="0"/>
+              <w:contextualSpacing/>
+              <w:jc w:val="both"/>
+              <w:rPr>
+                <w:rFonts w:hint="default" w:ascii="Arial" w:hAnsi="Arial" w:cs="Arial"/>
+                <w:b/>
+                <w:bCs/>
+                <w:vertAlign w:val="baseline"/>
+                <w:lang w:val="en-US"/>
+              </w:rPr>
+            </w:pPr>
+            <w:r>
+              <w:rPr>
+                <w:rFonts w:hint="default" w:ascii="Arial" w:hAnsi="Arial" w:cs="Arial"/>
+                <w:b/>
+                <w:bCs/>
+                <w:vertAlign w:val="baseline"/>
+                <w:lang w:val="en-US"/>
+              </w:rPr>
+              <w:t>CustA</w:t>
+            </w:r>
+          </w:p>
+        </w:tc>
+        <w:tc>
+          <w:tcPr>
+            <w:tcW w:w="2001" w:type="dxa"/>
+          </w:tcPr>
+          <w:p>
+            <w:pPr>
+              <w:pStyle w:val="32"/>
+              <w:keepNext w:val="0"/>
+              <w:keepLines w:val="0"/>
+              <w:widowControl/>
+              <w:numPr>
+                <w:ilvl w:val="0"/>
+                <w:numId w:val="0"/>
+              </w:numPr>
+              <w:suppressLineNumbers w:val="0"/>
+              <w:spacing w:before="0" w:beforeAutospacing="0" w:after="160" w:afterAutospacing="0" w:line="259" w:lineRule="auto"/>
+              <w:ind w:right="0"/>
+              <w:contextualSpacing/>
+              <w:jc w:val="both"/>
+              <w:rPr>
+                <w:rFonts w:hint="default" w:ascii="Arial" w:hAnsi="Arial" w:cs="Arial"/>
+                <w:b/>
+                <w:bCs/>
+                <w:vertAlign w:val="baseline"/>
+                <w:lang w:val="en-US"/>
+              </w:rPr>
+            </w:pPr>
+            <w:r>
+              <w:rPr>
+                <w:rFonts w:hint="default" w:ascii="Arial" w:hAnsi="Arial" w:cs="Arial"/>
+                <w:b/>
+                <w:bCs/>
+                <w:vertAlign w:val="baseline"/>
+                <w:lang w:val="en-US"/>
+              </w:rPr>
+              <w:t xml:space="preserve">LoanC </w:t>
+            </w:r>
+          </w:p>
+          <w:p>
+            <w:pPr>
+              <w:pStyle w:val="32"/>
+              <w:keepNext w:val="0"/>
+              <w:keepLines w:val="0"/>
+              <w:widowControl/>
+              <w:numPr>
+                <w:ilvl w:val="0"/>
+                <w:numId w:val="0"/>
+              </w:numPr>
+              <w:suppressLineNumbers w:val="0"/>
+              <w:spacing w:before="0" w:beforeAutospacing="0" w:after="160" w:afterAutospacing="0" w:line="259" w:lineRule="auto"/>
+              <w:ind w:right="0"/>
+              <w:contextualSpacing/>
+              <w:jc w:val="both"/>
+              <w:rPr>
+                <w:rFonts w:hint="default" w:ascii="Arial" w:hAnsi="Arial" w:cs="Arial"/>
+                <w:b/>
+                <w:bCs/>
+                <w:vertAlign w:val="baseline"/>
+                <w:lang w:val="en-US"/>
+              </w:rPr>
+            </w:pPr>
+            <w:r>
+              <w:rPr>
+                <w:rFonts w:hint="default" w:ascii="Arial" w:hAnsi="Arial" w:cs="Arial"/>
+                <w:b/>
+                <w:bCs/>
+                <w:vertAlign w:val="baseline"/>
+                <w:lang w:val="en-US"/>
+              </w:rPr>
+              <w:t>Amount = 10K</w:t>
+            </w:r>
+          </w:p>
+        </w:tc>
+        <w:tc>
+          <w:tcPr>
+            <w:tcW w:w="2959" w:type="dxa"/>
+          </w:tcPr>
+          <w:p>
+            <w:pPr>
+              <w:pStyle w:val="32"/>
+              <w:keepNext w:val="0"/>
+              <w:keepLines w:val="0"/>
+              <w:widowControl/>
+              <w:numPr>
+                <w:ilvl w:val="0"/>
+                <w:numId w:val="0"/>
+              </w:numPr>
+              <w:suppressLineNumbers w:val="0"/>
+              <w:spacing w:before="0" w:beforeAutospacing="0" w:after="160" w:afterAutospacing="0" w:line="259" w:lineRule="auto"/>
+              <w:ind w:right="0"/>
+              <w:contextualSpacing/>
+              <w:jc w:val="both"/>
+              <w:rPr>
+                <w:rFonts w:hint="default" w:ascii="Arial" w:hAnsi="Arial" w:cs="Arial"/>
+                <w:b/>
+                <w:bCs/>
+                <w:vertAlign w:val="baseline"/>
+                <w:lang w:val="en-US"/>
+              </w:rPr>
+            </w:pPr>
+            <w:r>
+              <w:rPr>
+                <w:rFonts w:hint="default" w:ascii="Arial" w:hAnsi="Arial" w:cs="Arial"/>
+                <w:b/>
+                <w:bCs/>
+                <w:vertAlign w:val="baseline"/>
+                <w:lang w:val="en-US"/>
+              </w:rPr>
+              <w:t>Stand</w:t>
+            </w:r>
+          </w:p>
+        </w:tc>
+        <w:tc>
+          <w:tcPr>
+            <w:tcW w:w="2868" w:type="dxa"/>
+          </w:tcPr>
+          <w:p>
+            <w:pPr>
+              <w:pStyle w:val="32"/>
+              <w:keepNext w:val="0"/>
+              <w:keepLines w:val="0"/>
+              <w:widowControl/>
+              <w:numPr>
+                <w:ilvl w:val="0"/>
+                <w:numId w:val="0"/>
+              </w:numPr>
+              <w:suppressLineNumbers w:val="0"/>
+              <w:spacing w:before="0" w:beforeAutospacing="0" w:after="160" w:afterAutospacing="0" w:line="259" w:lineRule="auto"/>
+              <w:ind w:right="0"/>
+              <w:contextualSpacing/>
+              <w:jc w:val="both"/>
+              <w:rPr>
+                <w:rFonts w:hint="default" w:ascii="Arial" w:hAnsi="Arial" w:cs="Arial"/>
+                <w:b/>
+                <w:bCs/>
+                <w:lang w:val="en-US"/>
+              </w:rPr>
+            </w:pPr>
+            <w:r>
+              <w:rPr>
+                <w:rFonts w:hint="default" w:ascii="Arial" w:hAnsi="Arial" w:cs="Arial"/>
+                <w:b/>
+                <w:bCs/>
+              </w:rPr>
+              <w:t>Renewal after CP6</w:t>
+            </w:r>
+            <w:r>
+              <w:rPr>
+                <w:rFonts w:hint="default" w:ascii="Arial" w:hAnsi="Arial" w:cs="Arial"/>
+                <w:b/>
+                <w:bCs/>
+                <w:lang w:val="en-US"/>
+              </w:rPr>
+              <w:t xml:space="preserve"> = Y --&gt;Accept</w:t>
+            </w:r>
+          </w:p>
+          <w:p>
+            <w:pPr>
+              <w:pStyle w:val="32"/>
+              <w:keepNext w:val="0"/>
+              <w:keepLines w:val="0"/>
+              <w:widowControl/>
+              <w:numPr>
+                <w:ilvl w:val="0"/>
+                <w:numId w:val="0"/>
+              </w:numPr>
+              <w:suppressLineNumbers w:val="0"/>
+              <w:spacing w:before="0" w:beforeAutospacing="0" w:after="160" w:afterAutospacing="0" w:line="259" w:lineRule="auto"/>
+              <w:ind w:right="0"/>
+              <w:contextualSpacing/>
+              <w:jc w:val="both"/>
+              <w:rPr>
+                <w:rFonts w:hint="default" w:ascii="Arial" w:hAnsi="Arial" w:cs="Arial"/>
+                <w:b/>
+                <w:bCs/>
+                <w:lang w:val="en-US"/>
+              </w:rPr>
+            </w:pPr>
+          </w:p>
+          <w:p>
+            <w:pPr>
+              <w:pStyle w:val="32"/>
+              <w:keepNext w:val="0"/>
+              <w:keepLines w:val="0"/>
+              <w:widowControl/>
+              <w:numPr>
+                <w:ilvl w:val="0"/>
+                <w:numId w:val="0"/>
+              </w:numPr>
+              <w:suppressLineNumbers w:val="0"/>
+              <w:spacing w:before="0" w:beforeAutospacing="0" w:after="160" w:afterAutospacing="0" w:line="259" w:lineRule="auto"/>
+              <w:ind w:right="0"/>
+              <w:contextualSpacing/>
+              <w:jc w:val="both"/>
+              <w:rPr>
+                <w:rFonts w:hint="default" w:ascii="Arial" w:hAnsi="Arial" w:cs="Arial"/>
+                <w:b/>
+                <w:bCs/>
+                <w:lang w:val="en-US"/>
+              </w:rPr>
+            </w:pPr>
+            <w:r>
+              <w:rPr>
+                <w:rFonts w:hint="default" w:ascii="Arial" w:hAnsi="Arial" w:cs="Arial"/>
+                <w:b/>
+                <w:bCs/>
+                <w:lang w:val="en-US"/>
+              </w:rPr>
+              <w:t xml:space="preserve">Total sanction amt for </w:t>
+            </w:r>
+            <w:r>
+              <w:rPr>
+                <w:rFonts w:hint="default" w:ascii="Arial" w:hAnsi="Arial" w:cs="Arial"/>
+                <w:b/>
+                <w:bCs/>
+                <w:vertAlign w:val="baseline"/>
+                <w:lang w:val="en-US"/>
+              </w:rPr>
+              <w:t>CustA</w:t>
+            </w:r>
+            <w:r>
+              <w:rPr>
+                <w:rFonts w:hint="default" w:ascii="Arial" w:hAnsi="Arial" w:cs="Arial"/>
+                <w:b/>
+                <w:bCs/>
+                <w:lang w:val="en-US"/>
+              </w:rPr>
+              <w:t xml:space="preserve"> = 10K + 10K(NPA) = 20K</w:t>
+            </w:r>
+          </w:p>
+          <w:p>
+            <w:pPr>
+              <w:pStyle w:val="32"/>
+              <w:keepNext w:val="0"/>
+              <w:keepLines w:val="0"/>
+              <w:widowControl/>
+              <w:numPr>
+                <w:ilvl w:val="0"/>
+                <w:numId w:val="0"/>
+              </w:numPr>
+              <w:suppressLineNumbers w:val="0"/>
+              <w:spacing w:before="0" w:beforeAutospacing="0" w:after="160" w:afterAutospacing="0" w:line="259" w:lineRule="auto"/>
+              <w:ind w:right="0"/>
+              <w:contextualSpacing/>
+              <w:jc w:val="both"/>
+              <w:rPr>
+                <w:rFonts w:hint="default" w:ascii="Arial" w:hAnsi="Arial" w:cs="Arial"/>
+                <w:b/>
+                <w:bCs/>
+                <w:lang w:val="en-US"/>
+              </w:rPr>
+            </w:pPr>
+          </w:p>
+          <w:p>
+            <w:pPr>
+              <w:pStyle w:val="32"/>
+              <w:keepNext w:val="0"/>
+              <w:keepLines w:val="0"/>
+              <w:widowControl/>
+              <w:numPr>
+                <w:ilvl w:val="0"/>
+                <w:numId w:val="0"/>
+              </w:numPr>
+              <w:suppressLineNumbers w:val="0"/>
+              <w:spacing w:before="0" w:beforeAutospacing="0" w:after="160" w:afterAutospacing="0" w:line="259" w:lineRule="auto"/>
+              <w:ind w:right="0"/>
+              <w:contextualSpacing/>
+              <w:jc w:val="both"/>
+              <w:rPr>
+                <w:rFonts w:hint="default" w:ascii="Arial" w:hAnsi="Arial" w:cs="Arial"/>
+                <w:b/>
+                <w:bCs/>
+                <w:lang w:val="en-US"/>
+              </w:rPr>
+            </w:pPr>
+            <w:r>
+              <w:rPr>
+                <w:rFonts w:hint="default" w:ascii="Arial" w:hAnsi="Arial" w:cs="Arial"/>
+                <w:b/>
+                <w:bCs/>
+                <w:lang w:val="en-US"/>
+              </w:rPr>
+              <w:t xml:space="preserve">Pending limit =10L-20K for </w:t>
+            </w:r>
+            <w:r>
+              <w:rPr>
+                <w:rFonts w:hint="default" w:ascii="Arial" w:hAnsi="Arial" w:cs="Arial"/>
+                <w:b/>
+                <w:bCs/>
+                <w:vertAlign w:val="baseline"/>
+                <w:lang w:val="en-US"/>
+              </w:rPr>
+              <w:t>CustA</w:t>
+            </w:r>
+            <w:r>
+              <w:rPr>
+                <w:rFonts w:hint="default" w:ascii="Arial" w:hAnsi="Arial" w:cs="Arial"/>
+                <w:b/>
+                <w:bCs/>
+                <w:lang w:val="en-US"/>
+              </w:rPr>
+              <w:t xml:space="preserve"> </w:t>
+            </w:r>
+          </w:p>
+          <w:p>
+            <w:pPr>
+              <w:pStyle w:val="32"/>
+              <w:keepNext w:val="0"/>
+              <w:keepLines w:val="0"/>
+              <w:widowControl/>
+              <w:numPr>
+                <w:ilvl w:val="0"/>
+                <w:numId w:val="0"/>
+              </w:numPr>
+              <w:suppressLineNumbers w:val="0"/>
+              <w:spacing w:before="0" w:beforeAutospacing="0" w:after="160" w:afterAutospacing="0" w:line="259" w:lineRule="auto"/>
+              <w:ind w:right="0"/>
+              <w:contextualSpacing/>
+              <w:jc w:val="both"/>
+              <w:rPr>
+                <w:rFonts w:hint="default" w:ascii="Arial" w:hAnsi="Arial" w:cs="Arial"/>
+                <w:b/>
+                <w:bCs/>
+                <w:vertAlign w:val="baseline"/>
+                <w:lang w:val="en-US"/>
+              </w:rPr>
+            </w:pPr>
+          </w:p>
+        </w:tc>
+      </w:tr>
+    </w:tbl>
+    <w:p>
+      <w:pPr>
+        <w:pStyle w:val="32"/>
+        <w:numPr>
+          <w:ilvl w:val="0"/>
+          <w:numId w:val="0"/>
+        </w:numPr>
+        <w:spacing w:after="160" w:line="259" w:lineRule="auto"/>
+        <w:contextualSpacing/>
+        <w:jc w:val="both"/>
+        <w:rPr>
+          <w:rFonts w:hint="default" w:ascii="Arial" w:hAnsi="Arial" w:cs="Arial"/>
+          <w:b/>
+          <w:bCs/>
+          <w:lang w:val="en-US"/>
+        </w:rPr>
+      </w:pPr>
+      <w:r>
+        <w:rPr>
+          <w:rFonts w:hint="default" w:ascii="Arial" w:hAnsi="Arial" w:cs="Arial"/>
+          <w:b/>
+          <w:bCs/>
+          <w:lang w:val="en-US"/>
+        </w:rPr>
+        <w:t xml:space="preserve"> </w:t>
+      </w:r>
+    </w:p>
+    <w:p>
+      <w:pPr>
+        <w:pStyle w:val="32"/>
+        <w:numPr>
+          <w:ilvl w:val="0"/>
+          <w:numId w:val="0"/>
+        </w:numPr>
+        <w:spacing w:after="160" w:line="259" w:lineRule="auto"/>
+        <w:contextualSpacing/>
+        <w:jc w:val="both"/>
+        <w:rPr>
+          <w:rFonts w:hint="default" w:ascii="Arial" w:hAnsi="Arial" w:cs="Arial"/>
+          <w:b/>
+          <w:bCs/>
+          <w:lang w:val="en-US"/>
+        </w:rPr>
+      </w:pPr>
+    </w:p>
+    <w:p>
+      <w:pPr>
+        <w:pStyle w:val="32"/>
+        <w:numPr>
+          <w:ilvl w:val="0"/>
+          <w:numId w:val="0"/>
+        </w:numPr>
+        <w:spacing w:after="160" w:line="259" w:lineRule="auto"/>
+        <w:contextualSpacing/>
+        <w:jc w:val="both"/>
+        <w:rPr>
+          <w:rFonts w:hint="default" w:ascii="Arial" w:hAnsi="Arial" w:cs="Arial"/>
+          <w:b/>
+          <w:bCs/>
+          <w:highlight w:val="none"/>
+          <w:lang w:val="en-US"/>
+        </w:rPr>
+      </w:pPr>
+    </w:p>
+    <w:p>
+      <w:pPr>
+        <w:pStyle w:val="32"/>
+        <w:numPr>
+          <w:ilvl w:val="0"/>
+          <w:numId w:val="0"/>
+        </w:numPr>
+        <w:spacing w:after="160" w:line="259" w:lineRule="auto"/>
+        <w:contextualSpacing/>
+        <w:jc w:val="both"/>
+        <w:rPr>
+          <w:rFonts w:hint="default" w:ascii="Arial" w:hAnsi="Arial" w:cs="Arial"/>
+          <w:b/>
+          <w:bCs/>
+          <w:highlight w:val="none"/>
+          <w:lang w:val="en-US"/>
+        </w:rPr>
+      </w:pPr>
+    </w:p>
+    <w:p>
+      <w:pPr>
+        <w:pStyle w:val="32"/>
+        <w:numPr>
+          <w:ilvl w:val="0"/>
+          <w:numId w:val="0"/>
+        </w:numPr>
+        <w:spacing w:after="160" w:line="259" w:lineRule="auto"/>
+        <w:contextualSpacing/>
+        <w:jc w:val="both"/>
+        <w:rPr>
+          <w:rFonts w:hint="default" w:ascii="Arial" w:hAnsi="Arial" w:cs="Arial"/>
+          <w:b/>
+          <w:bCs/>
+          <w:highlight w:val="yellow"/>
+          <w:lang w:val="en-US"/>
+        </w:rPr>
+      </w:pPr>
+      <w:r>
+        <w:rPr>
+          <w:rFonts w:hint="default" w:ascii="Arial" w:hAnsi="Arial" w:cs="Arial"/>
+          <w:b/>
+          <w:bCs/>
+          <w:highlight w:val="none"/>
+          <w:lang w:val="en-US"/>
+        </w:rPr>
+        <w:t xml:space="preserve">11 </w:t>
+      </w:r>
+      <w:r>
+        <w:rPr>
+          <w:rFonts w:hint="default" w:ascii="Arial" w:hAnsi="Arial" w:eastAsia="SimSun" w:cs="Arial"/>
+          <w:sz w:val="24"/>
+          <w:szCs w:val="24"/>
+          <w:lang w:val="en-US"/>
+        </w:rPr>
+        <w:t xml:space="preserve">Verify </w:t>
+      </w:r>
+      <w:r>
+        <w:rPr>
+          <w:rFonts w:hint="default" w:ascii="Arial" w:hAnsi="Arial" w:cs="Arial"/>
+          <w:b/>
+          <w:bCs/>
+        </w:rPr>
+        <w:t>Renewal after CP6</w:t>
+      </w:r>
+      <w:r>
+        <w:rPr>
+          <w:rFonts w:hint="default" w:ascii="Arial" w:hAnsi="Arial" w:cs="Arial"/>
+          <w:b/>
+          <w:bCs/>
+          <w:lang w:val="en-US"/>
+        </w:rPr>
+        <w:t xml:space="preserve"> = N &amp; loan account A is closed and Loan B is standard for Single cust id ---&gt; </w:t>
+      </w:r>
+      <w:r>
+        <w:rPr>
+          <w:rFonts w:hint="default" w:ascii="Arial" w:hAnsi="Arial" w:cs="Arial"/>
+          <w:b/>
+          <w:bCs/>
+          <w:highlight w:val="yellow"/>
+          <w:lang w:val="en-US"/>
+        </w:rPr>
+        <w:t>Reject , old validation should check</w:t>
+      </w:r>
+    </w:p>
+    <w:p>
+      <w:pPr>
+        <w:pStyle w:val="32"/>
+        <w:numPr>
+          <w:ilvl w:val="0"/>
+          <w:numId w:val="0"/>
+        </w:numPr>
+        <w:spacing w:after="160" w:line="259" w:lineRule="auto"/>
+        <w:contextualSpacing/>
+        <w:jc w:val="both"/>
+        <w:rPr>
+          <w:rFonts w:hint="default" w:ascii="Arial" w:hAnsi="Arial" w:cs="Arial"/>
+          <w:b/>
+          <w:bCs/>
+          <w:lang w:val="en-US"/>
+        </w:rPr>
+      </w:pPr>
+    </w:p>
+    <w:p>
+      <w:pPr>
+        <w:pStyle w:val="32"/>
+        <w:numPr>
+          <w:ilvl w:val="0"/>
+          <w:numId w:val="0"/>
+        </w:numPr>
+        <w:spacing w:after="160" w:line="259" w:lineRule="auto"/>
+        <w:contextualSpacing/>
+        <w:jc w:val="both"/>
+        <w:rPr>
+          <w:rFonts w:hint="default" w:ascii="Arial" w:hAnsi="Arial" w:cs="Arial"/>
+          <w:b/>
+          <w:bCs/>
+          <w:highlight w:val="yellow"/>
+          <w:lang w:val="en-US"/>
+        </w:rPr>
+      </w:pPr>
+      <w:r>
+        <w:rPr>
+          <w:rFonts w:hint="default" w:ascii="Arial" w:hAnsi="Arial" w:cs="Arial"/>
+          <w:b/>
+          <w:bCs/>
+          <w:lang w:val="en-US"/>
+        </w:rPr>
+        <w:t xml:space="preserve">12 </w:t>
+      </w:r>
+      <w:r>
+        <w:rPr>
+          <w:rFonts w:hint="default" w:ascii="Arial" w:hAnsi="Arial" w:eastAsia="SimSun" w:cs="Arial"/>
+          <w:sz w:val="24"/>
+          <w:szCs w:val="24"/>
+          <w:lang w:val="en-US"/>
+        </w:rPr>
+        <w:t xml:space="preserve">Verify </w:t>
+      </w:r>
+      <w:r>
+        <w:rPr>
+          <w:rFonts w:hint="default" w:ascii="Arial" w:hAnsi="Arial" w:cs="Arial"/>
+          <w:b/>
+          <w:bCs/>
+          <w:lang w:val="en-US"/>
+        </w:rPr>
+        <w:t xml:space="preserve">Loan account marked as closed in Cp7 (Even after we are not charging CG fee in cp7) ----&gt; </w:t>
+      </w:r>
+      <w:r>
+        <w:rPr>
+          <w:rFonts w:hint="default" w:ascii="Arial" w:hAnsi="Arial" w:cs="Arial"/>
+          <w:b/>
+          <w:bCs/>
+          <w:highlight w:val="yellow"/>
+          <w:lang w:val="en-US"/>
+        </w:rPr>
+        <w:t>as discussed ,  we need to check status as of 31 march of CP6</w:t>
+      </w:r>
+    </w:p>
+    <w:p>
+      <w:pPr>
+        <w:pStyle w:val="32"/>
+        <w:numPr>
+          <w:ilvl w:val="0"/>
+          <w:numId w:val="0"/>
+        </w:numPr>
+        <w:spacing w:after="160" w:line="259" w:lineRule="auto"/>
+        <w:contextualSpacing/>
+        <w:jc w:val="both"/>
+        <w:rPr>
+          <w:rFonts w:hint="default" w:ascii="Arial" w:hAnsi="Arial" w:cs="Arial"/>
+          <w:b/>
+          <w:bCs/>
+          <w:highlight w:val="yellow"/>
+          <w:lang w:val="en-US"/>
+        </w:rPr>
+      </w:pPr>
+    </w:p>
+    <w:tbl>
+      <w:tblPr>
+        <w:tblStyle w:val="17"/>
+        <w:tblW w:w="0" w:type="auto"/>
+        <w:tblInd w:w="0" w:type="dxa"/>
+        <w:tblBorders>
+          <w:top w:val="single" w:color="auto" w:sz="4" w:space="0"/>
+          <w:left w:val="single" w:color="auto" w:sz="4" w:space="0"/>
+          <w:bottom w:val="single" w:color="auto" w:sz="4" w:space="0"/>
+          <w:right w:val="single" w:color="auto" w:sz="4" w:space="0"/>
+          <w:insideH w:val="single" w:color="auto" w:sz="4" w:space="0"/>
+          <w:insideV w:val="single" w:color="auto" w:sz="4" w:space="0"/>
+        </w:tblBorders>
+        <w:shd w:val="clear" w:color="auto" w:fill="auto"/>
+        <w:tblLayout w:type="autofit"/>
+        <w:tblCellMar>
+          <w:top w:w="0" w:type="dxa"/>
+          <w:left w:w="108" w:type="dxa"/>
+          <w:bottom w:w="0" w:type="dxa"/>
+          <w:right w:w="108" w:type="dxa"/>
+        </w:tblCellMar>
+      </w:tblPr>
+      <w:tblGrid>
+        <w:gridCol w:w="1836"/>
+        <w:gridCol w:w="3328"/>
+        <w:gridCol w:w="4078"/>
       </w:tblGrid>
       <w:tr>
         <w:tblPrEx>
@@ -4276,7 +6379,7 @@
         </w:tc>
         <w:tc>
           <w:tcPr>
-            <w:tcW w:w="3197" w:type="dxa"/>
+            <w:tcW w:w="3328" w:type="dxa"/>
             <w:tcBorders>
               <w:top w:val="single" w:color="auto" w:sz="4" w:space="0"/>
               <w:left w:val="single" w:color="auto" w:sz="4" w:space="0"/>
@@ -4322,7 +6425,7 @@
         </w:tc>
         <w:tc>
           <w:tcPr>
-            <w:tcW w:w="4209" w:type="dxa"/>
+            <w:tcW w:w="4078" w:type="dxa"/>
             <w:tcBorders>
               <w:top w:val="single" w:color="auto" w:sz="4" w:space="0"/>
               <w:left w:val="single" w:color="auto" w:sz="4" w:space="0"/>
@@ -4433,7 +6536,7 @@
         </w:tc>
         <w:tc>
           <w:tcPr>
-            <w:tcW w:w="3197" w:type="dxa"/>
+            <w:tcW w:w="3328" w:type="dxa"/>
             <w:tcBorders>
               <w:top w:val="single" w:color="auto" w:sz="4" w:space="0"/>
               <w:left w:val="single" w:color="auto" w:sz="4" w:space="0"/>
@@ -4473,13 +6576,13 @@
                 <w:szCs w:val="20"/>
                 <w:lang w:val="en-US" w:eastAsia="zh-CN" w:bidi="ar"/>
               </w:rPr>
-              <w:t>CP6 (as on 31 march) - Standard</w:t>
+              <w:t>After CP6 (from 1 April --&gt; Standard</w:t>
             </w:r>
           </w:p>
         </w:tc>
         <w:tc>
           <w:tcPr>
-            <w:tcW w:w="4209" w:type="dxa"/>
+            <w:tcW w:w="4078" w:type="dxa"/>
             <w:tcBorders>
               <w:top w:val="single" w:color="auto" w:sz="4" w:space="0"/>
               <w:left w:val="single" w:color="auto" w:sz="4" w:space="0"/>
@@ -4591,2011 +6694,6 @@
         </w:tc>
         <w:tc>
           <w:tcPr>
-            <w:tcW w:w="3197" w:type="dxa"/>
-            <w:tcBorders>
-              <w:top w:val="single" w:color="auto" w:sz="4" w:space="0"/>
-              <w:left w:val="single" w:color="auto" w:sz="4" w:space="0"/>
-              <w:bottom w:val="single" w:color="auto" w:sz="4" w:space="0"/>
-              <w:right w:val="single" w:color="auto" w:sz="4" w:space="0"/>
-            </w:tcBorders>
-            <w:shd w:val="clear" w:color="auto" w:fill="auto"/>
-            <w:vAlign w:val="top"/>
-          </w:tcPr>
-          <w:p>
-            <w:pPr>
-              <w:pStyle w:val="15"/>
-              <w:keepNext w:val="0"/>
-              <w:keepLines w:val="0"/>
-              <w:widowControl/>
-              <w:suppressLineNumbers w:val="0"/>
-              <w:spacing w:before="0" w:beforeAutospacing="1" w:after="160" w:afterAutospacing="0" w:line="256" w:lineRule="auto"/>
-              <w:ind w:left="720" w:right="0"/>
-              <w:contextualSpacing w:val="0"/>
-              <w:jc w:val="left"/>
-              <w:rPr>
-                <w:rFonts w:hint="default" w:ascii="Arial" w:hAnsi="Arial" w:eastAsia="Aptos" w:cs="Arial"/>
-                <w:b/>
-                <w:bCs/>
-                <w:kern w:val="2"/>
-                <w:sz w:val="20"/>
-                <w:szCs w:val="20"/>
-              </w:rPr>
-            </w:pPr>
-            <w:r>
-              <w:rPr>
-                <w:rFonts w:hint="default" w:ascii="Arial" w:hAnsi="Arial" w:eastAsia="Aptos" w:cs="Arial"/>
-                <w:b/>
-                <w:bCs/>
-                <w:kern w:val="2"/>
-                <w:sz w:val="20"/>
-                <w:szCs w:val="20"/>
-                <w:lang w:val="en-US" w:eastAsia="zh-CN" w:bidi="ar"/>
-              </w:rPr>
-              <w:t>CP6 (as on 31 march) - Standard</w:t>
-            </w:r>
-          </w:p>
-        </w:tc>
-        <w:tc>
-          <w:tcPr>
-            <w:tcW w:w="4209" w:type="dxa"/>
-            <w:tcBorders>
-              <w:top w:val="single" w:color="auto" w:sz="4" w:space="0"/>
-              <w:left w:val="single" w:color="auto" w:sz="4" w:space="0"/>
-              <w:bottom w:val="single" w:color="auto" w:sz="4" w:space="0"/>
-              <w:right w:val="single" w:color="auto" w:sz="4" w:space="0"/>
-            </w:tcBorders>
-            <w:shd w:val="clear" w:color="auto" w:fill="auto"/>
-            <w:vAlign w:val="top"/>
-          </w:tcPr>
-          <w:p>
-            <w:pPr>
-              <w:pStyle w:val="15"/>
-              <w:keepNext w:val="0"/>
-              <w:keepLines w:val="0"/>
-              <w:widowControl/>
-              <w:suppressLineNumbers w:val="0"/>
-              <w:spacing w:before="0" w:beforeAutospacing="1" w:after="160" w:afterAutospacing="0" w:line="256" w:lineRule="auto"/>
-              <w:ind w:left="720" w:right="0"/>
-              <w:contextualSpacing w:val="0"/>
-              <w:jc w:val="left"/>
-              <w:rPr>
-                <w:rFonts w:hint="default" w:ascii="Arial" w:hAnsi="Arial" w:eastAsia="Aptos" w:cs="Arial"/>
-                <w:b/>
-                <w:bCs/>
-                <w:kern w:val="2"/>
-                <w:sz w:val="22"/>
-                <w:szCs w:val="22"/>
-              </w:rPr>
-            </w:pPr>
-            <w:r>
-              <w:rPr>
-                <w:rFonts w:hint="default" w:ascii="Arial" w:hAnsi="Arial" w:eastAsia="Aptos" w:cs="Arial"/>
-                <w:b/>
-                <w:bCs/>
-                <w:kern w:val="2"/>
-                <w:sz w:val="22"/>
-                <w:szCs w:val="22"/>
-                <w:lang w:val="en-US" w:eastAsia="zh-CN" w:bidi="ar"/>
-              </w:rPr>
-              <w:t>Renewal after CP6 = N  --&gt; Reject old validation check</w:t>
-            </w:r>
-          </w:p>
-        </w:tc>
-      </w:tr>
-    </w:tbl>
-    <w:p>
-      <w:pPr>
-        <w:pStyle w:val="32"/>
-        <w:numPr>
-          <w:ilvl w:val="0"/>
-          <w:numId w:val="0"/>
-        </w:numPr>
-        <w:spacing w:after="160" w:line="259" w:lineRule="auto"/>
-        <w:contextualSpacing/>
-        <w:jc w:val="both"/>
-        <w:rPr>
-          <w:rFonts w:hint="default" w:ascii="Arial" w:hAnsi="Arial" w:cs="Arial"/>
-          <w:b/>
-          <w:bCs/>
-          <w:highlight w:val="yellow"/>
-          <w:lang w:val="en-US"/>
-        </w:rPr>
-      </w:pPr>
-    </w:p>
-    <w:p>
-      <w:pPr>
-        <w:pStyle w:val="32"/>
-        <w:numPr>
-          <w:ilvl w:val="0"/>
-          <w:numId w:val="0"/>
-        </w:numPr>
-        <w:spacing w:after="160" w:line="259" w:lineRule="auto"/>
-        <w:contextualSpacing/>
-        <w:jc w:val="both"/>
-        <w:rPr>
-          <w:rFonts w:hint="default" w:ascii="Arial" w:hAnsi="Arial" w:cs="Arial"/>
-          <w:b/>
-          <w:bCs/>
-          <w:lang w:val="en-US"/>
-        </w:rPr>
-      </w:pPr>
-    </w:p>
-    <w:p>
-      <w:pPr>
-        <w:pStyle w:val="32"/>
-        <w:numPr>
-          <w:ilvl w:val="0"/>
-          <w:numId w:val="0"/>
-        </w:numPr>
-        <w:spacing w:after="160" w:line="259" w:lineRule="auto"/>
-        <w:contextualSpacing/>
-        <w:jc w:val="both"/>
-        <w:rPr>
-          <w:rFonts w:hint="default" w:ascii="Arial" w:hAnsi="Arial" w:cs="Arial"/>
-          <w:b/>
-          <w:bCs/>
-          <w:lang w:val="en-US"/>
-        </w:rPr>
-      </w:pPr>
-    </w:p>
-    <w:p>
-      <w:pPr>
-        <w:pStyle w:val="32"/>
-        <w:numPr>
-          <w:ilvl w:val="0"/>
-          <w:numId w:val="0"/>
-        </w:numPr>
-        <w:spacing w:after="160" w:line="259" w:lineRule="auto"/>
-        <w:contextualSpacing/>
-        <w:jc w:val="both"/>
-        <w:rPr>
-          <w:rFonts w:hint="default" w:ascii="Arial" w:hAnsi="Arial" w:cs="Arial"/>
-          <w:b/>
-          <w:bCs/>
-          <w:highlight w:val="green"/>
-          <w:lang w:val="en-US"/>
-        </w:rPr>
-      </w:pPr>
-      <w:r>
-        <w:rPr>
-          <w:rFonts w:hint="default" w:ascii="Arial" w:hAnsi="Arial" w:cs="Arial"/>
-          <w:b/>
-          <w:bCs/>
-          <w:lang w:val="en-US"/>
-        </w:rPr>
-        <w:t xml:space="preserve">8 </w:t>
-      </w:r>
-      <w:r>
-        <w:rPr>
-          <w:rFonts w:hint="default" w:ascii="Arial" w:hAnsi="Arial" w:eastAsia="SimSun" w:cs="Arial"/>
-          <w:sz w:val="24"/>
-          <w:szCs w:val="24"/>
-          <w:lang w:val="en-US"/>
-        </w:rPr>
-        <w:t xml:space="preserve">Verify </w:t>
-      </w:r>
-      <w:r>
-        <w:rPr>
-          <w:rFonts w:hint="default" w:ascii="Arial" w:hAnsi="Arial" w:cs="Arial"/>
-          <w:b/>
-          <w:bCs/>
-        </w:rPr>
-        <w:t>Renewal after CP6</w:t>
-      </w:r>
-      <w:r>
-        <w:rPr>
-          <w:rFonts w:hint="default" w:ascii="Arial" w:hAnsi="Arial" w:cs="Arial"/>
-          <w:b/>
-          <w:bCs/>
-          <w:lang w:val="en-US"/>
-        </w:rPr>
-        <w:t xml:space="preserve"> = Y &amp; loan account is closed --&gt; </w:t>
-      </w:r>
-      <w:r>
-        <w:rPr>
-          <w:rFonts w:hint="default" w:ascii="Arial" w:hAnsi="Arial" w:cs="Arial"/>
-          <w:b/>
-          <w:bCs/>
-          <w:highlight w:val="green"/>
-          <w:lang w:val="en-US"/>
-        </w:rPr>
-        <w:t xml:space="preserve">Reject , as system should not accept duplicate loan account once closed </w:t>
-      </w:r>
-    </w:p>
-    <w:p>
-      <w:pPr>
-        <w:pStyle w:val="32"/>
-        <w:numPr>
-          <w:ilvl w:val="0"/>
-          <w:numId w:val="0"/>
-        </w:numPr>
-        <w:spacing w:after="160" w:line="259" w:lineRule="auto"/>
-        <w:contextualSpacing/>
-        <w:jc w:val="both"/>
-        <w:rPr>
-          <w:rFonts w:hint="default" w:ascii="Arial" w:hAnsi="Arial" w:cs="Arial"/>
-          <w:b/>
-          <w:bCs/>
-          <w:highlight w:val="green"/>
-          <w:lang w:val="en-US"/>
-        </w:rPr>
-      </w:pPr>
-    </w:p>
-    <w:p>
-      <w:pPr>
-        <w:pStyle w:val="32"/>
-        <w:numPr>
-          <w:ilvl w:val="0"/>
-          <w:numId w:val="0"/>
-        </w:numPr>
-        <w:spacing w:after="160" w:line="259" w:lineRule="auto"/>
-        <w:contextualSpacing/>
-        <w:jc w:val="both"/>
-        <w:rPr>
-          <w:rFonts w:hint="default" w:ascii="Arial" w:hAnsi="Arial" w:cs="Arial"/>
-          <w:b/>
-          <w:bCs/>
-          <w:highlight w:val="green"/>
-          <w:lang w:val="en-US"/>
-        </w:rPr>
-      </w:pPr>
-    </w:p>
-    <w:p>
-      <w:pPr>
-        <w:pStyle w:val="32"/>
-        <w:numPr>
-          <w:ilvl w:val="0"/>
-          <w:numId w:val="0"/>
-        </w:numPr>
-        <w:spacing w:after="160" w:line="259" w:lineRule="auto"/>
-        <w:contextualSpacing/>
-        <w:jc w:val="both"/>
-        <w:rPr>
-          <w:rFonts w:hint="default" w:ascii="Arial" w:hAnsi="Arial" w:cs="Arial"/>
-          <w:b/>
-          <w:bCs/>
-          <w:highlight w:val="yellow"/>
-          <w:lang w:val="en-US"/>
-        </w:rPr>
-      </w:pPr>
-    </w:p>
-    <w:p>
-      <w:pPr>
-        <w:pStyle w:val="32"/>
-        <w:numPr>
-          <w:ilvl w:val="0"/>
-          <w:numId w:val="0"/>
-        </w:numPr>
-        <w:spacing w:after="160" w:line="259" w:lineRule="auto"/>
-        <w:contextualSpacing/>
-        <w:jc w:val="both"/>
-        <w:rPr>
-          <w:rFonts w:hint="default" w:ascii="Arial" w:hAnsi="Arial" w:cs="Arial"/>
-          <w:b/>
-          <w:bCs/>
-          <w:highlight w:val="yellow"/>
-          <w:lang w:val="en-US"/>
-        </w:rPr>
-      </w:pPr>
-      <w:r>
-        <w:rPr>
-          <w:rFonts w:hint="default" w:ascii="Arial" w:hAnsi="Arial" w:cs="Arial"/>
-          <w:b/>
-          <w:bCs/>
-          <w:lang w:val="en-US"/>
-        </w:rPr>
-        <w:t xml:space="preserve">9 </w:t>
-      </w:r>
-      <w:r>
-        <w:rPr>
-          <w:rFonts w:hint="default" w:ascii="Arial" w:hAnsi="Arial" w:eastAsia="SimSun" w:cs="Arial"/>
-          <w:sz w:val="24"/>
-          <w:szCs w:val="24"/>
-          <w:lang w:val="en-US"/>
-        </w:rPr>
-        <w:t xml:space="preserve">Verify </w:t>
-      </w:r>
-      <w:r>
-        <w:rPr>
-          <w:rFonts w:hint="default" w:ascii="Arial" w:hAnsi="Arial" w:cs="Arial"/>
-          <w:b/>
-          <w:bCs/>
-        </w:rPr>
-        <w:t>Renewal after CP6</w:t>
-      </w:r>
-      <w:r>
-        <w:rPr>
-          <w:rFonts w:hint="default" w:ascii="Arial" w:hAnsi="Arial" w:cs="Arial"/>
-          <w:b/>
-          <w:bCs/>
-          <w:lang w:val="en-US"/>
-        </w:rPr>
-        <w:t xml:space="preserve"> = N &amp; loan account is closed ---&gt;</w:t>
-      </w:r>
-      <w:r>
-        <w:rPr>
-          <w:rFonts w:hint="default" w:ascii="Arial" w:hAnsi="Arial" w:cs="Arial"/>
-          <w:b/>
-          <w:bCs/>
-          <w:highlight w:val="green"/>
-          <w:lang w:val="en-US"/>
-        </w:rPr>
-        <w:t xml:space="preserve">Reject , as system should not accept duplicate loan account once closed </w:t>
-      </w:r>
-    </w:p>
-    <w:p>
-      <w:pPr>
-        <w:pStyle w:val="32"/>
-        <w:numPr>
-          <w:ilvl w:val="0"/>
-          <w:numId w:val="0"/>
-        </w:numPr>
-        <w:spacing w:after="160" w:line="259" w:lineRule="auto"/>
-        <w:contextualSpacing/>
-        <w:jc w:val="both"/>
-        <w:rPr>
-          <w:rFonts w:hint="default" w:ascii="Arial" w:hAnsi="Arial" w:cs="Arial"/>
-          <w:b/>
-          <w:bCs/>
-          <w:highlight w:val="none"/>
-          <w:lang w:val="en-US"/>
-        </w:rPr>
-      </w:pPr>
-    </w:p>
-    <w:p>
-      <w:pPr>
-        <w:pStyle w:val="32"/>
-        <w:numPr>
-          <w:ilvl w:val="0"/>
-          <w:numId w:val="0"/>
-        </w:numPr>
-        <w:spacing w:after="160" w:line="259" w:lineRule="auto"/>
-        <w:contextualSpacing/>
-        <w:jc w:val="both"/>
-        <w:rPr>
-          <w:rFonts w:hint="default" w:ascii="Arial" w:hAnsi="Arial" w:cs="Arial"/>
-          <w:b/>
-          <w:bCs/>
-          <w:highlight w:val="none"/>
-          <w:lang w:val="en-US"/>
-        </w:rPr>
-      </w:pPr>
-    </w:p>
-    <w:p>
-      <w:pPr>
-        <w:pStyle w:val="32"/>
-        <w:numPr>
-          <w:ilvl w:val="0"/>
-          <w:numId w:val="0"/>
-        </w:numPr>
-        <w:spacing w:after="160" w:line="259" w:lineRule="auto"/>
-        <w:contextualSpacing/>
-        <w:jc w:val="both"/>
-        <w:rPr>
-          <w:rFonts w:hint="default" w:ascii="Arial" w:hAnsi="Arial" w:cs="Arial"/>
-          <w:b/>
-          <w:bCs/>
-          <w:lang w:val="en-US"/>
-        </w:rPr>
-      </w:pPr>
-      <w:r>
-        <w:rPr>
-          <w:rFonts w:hint="default" w:ascii="Arial" w:hAnsi="Arial" w:cs="Arial"/>
-          <w:b/>
-          <w:bCs/>
-          <w:highlight w:val="none"/>
-          <w:lang w:val="en-US"/>
-        </w:rPr>
-        <w:t xml:space="preserve">10 </w:t>
-      </w:r>
-      <w:r>
-        <w:rPr>
-          <w:rFonts w:hint="default" w:ascii="Arial" w:hAnsi="Arial" w:eastAsia="SimSun" w:cs="Arial"/>
-          <w:sz w:val="24"/>
-          <w:szCs w:val="24"/>
-          <w:lang w:val="en-US"/>
-        </w:rPr>
-        <w:t xml:space="preserve">Verify </w:t>
-      </w:r>
-      <w:r>
-        <w:rPr>
-          <w:rFonts w:hint="default" w:ascii="Arial" w:hAnsi="Arial" w:cs="Arial"/>
-          <w:b/>
-          <w:bCs/>
-        </w:rPr>
-        <w:t>Renewal after CP6</w:t>
-      </w:r>
-      <w:r>
-        <w:rPr>
-          <w:rFonts w:hint="default" w:ascii="Arial" w:hAnsi="Arial" w:cs="Arial"/>
-          <w:b/>
-          <w:bCs/>
-          <w:lang w:val="en-US"/>
-        </w:rPr>
-        <w:t xml:space="preserve"> = Y &amp; loan account A is closed and Loan B is standard for Single </w:t>
-      </w:r>
-      <w:r>
-        <w:rPr>
-          <w:rFonts w:hint="default" w:ascii="Arial" w:hAnsi="Arial" w:cs="Arial"/>
-          <w:b/>
-          <w:bCs/>
-          <w:highlight w:val="yellow"/>
-          <w:lang w:val="en-US"/>
-        </w:rPr>
-        <w:t>cust id</w:t>
-      </w:r>
-      <w:r>
-        <w:rPr>
-          <w:rFonts w:hint="default" w:ascii="Arial" w:hAnsi="Arial" w:cs="Arial"/>
-          <w:b/>
-          <w:bCs/>
-          <w:lang w:val="en-US"/>
-        </w:rPr>
-        <w:t xml:space="preserve"> </w:t>
-      </w:r>
-    </w:p>
-    <w:tbl>
-      <w:tblPr>
-        <w:tblStyle w:val="17"/>
-        <w:tblW w:w="0" w:type="auto"/>
-        <w:tblInd w:w="0" w:type="dxa"/>
-        <w:tblBorders>
-          <w:top w:val="single" w:color="auto" w:sz="4" w:space="0"/>
-          <w:left w:val="single" w:color="auto" w:sz="4" w:space="0"/>
-          <w:bottom w:val="single" w:color="auto" w:sz="4" w:space="0"/>
-          <w:right w:val="single" w:color="auto" w:sz="4" w:space="0"/>
-          <w:insideH w:val="single" w:color="auto" w:sz="4" w:space="0"/>
-          <w:insideV w:val="single" w:color="auto" w:sz="4" w:space="0"/>
-        </w:tblBorders>
-        <w:tblLayout w:type="autofit"/>
-        <w:tblCellMar>
-          <w:top w:w="0" w:type="dxa"/>
-          <w:left w:w="108" w:type="dxa"/>
-          <w:bottom w:w="0" w:type="dxa"/>
-          <w:right w:w="108" w:type="dxa"/>
-        </w:tblCellMar>
-      </w:tblPr>
-      <w:tblGrid>
-        <w:gridCol w:w="1414"/>
-        <w:gridCol w:w="1650"/>
-        <w:gridCol w:w="3310"/>
-        <w:gridCol w:w="2868"/>
-      </w:tblGrid>
-      <w:tr>
-        <w:tblPrEx>
-          <w:tblBorders>
-            <w:top w:val="single" w:color="auto" w:sz="4" w:space="0"/>
-            <w:left w:val="single" w:color="auto" w:sz="4" w:space="0"/>
-            <w:bottom w:val="single" w:color="auto" w:sz="4" w:space="0"/>
-            <w:right w:val="single" w:color="auto" w:sz="4" w:space="0"/>
-            <w:insideH w:val="single" w:color="auto" w:sz="4" w:space="0"/>
-            <w:insideV w:val="single" w:color="auto" w:sz="4" w:space="0"/>
-          </w:tblBorders>
-          <w:tblCellMar>
-            <w:top w:w="0" w:type="dxa"/>
-            <w:left w:w="108" w:type="dxa"/>
-            <w:bottom w:w="0" w:type="dxa"/>
-            <w:right w:w="108" w:type="dxa"/>
-          </w:tblCellMar>
-        </w:tblPrEx>
-        <w:tc>
-          <w:tcPr>
-            <w:tcW w:w="1414" w:type="dxa"/>
-          </w:tcPr>
-          <w:p>
-            <w:pPr>
-              <w:pStyle w:val="32"/>
-              <w:keepNext w:val="0"/>
-              <w:keepLines w:val="0"/>
-              <w:widowControl/>
-              <w:numPr>
-                <w:ilvl w:val="0"/>
-                <w:numId w:val="0"/>
-              </w:numPr>
-              <w:suppressLineNumbers w:val="0"/>
-              <w:spacing w:before="0" w:beforeAutospacing="0" w:after="160" w:afterAutospacing="0" w:line="259" w:lineRule="auto"/>
-              <w:ind w:right="0"/>
-              <w:contextualSpacing/>
-              <w:jc w:val="both"/>
-              <w:rPr>
-                <w:rFonts w:hint="default" w:ascii="Arial" w:hAnsi="Arial" w:cs="Arial"/>
-                <w:b/>
-                <w:bCs/>
-                <w:vertAlign w:val="baseline"/>
-                <w:lang w:val="en-US"/>
-              </w:rPr>
-            </w:pPr>
-            <w:r>
-              <w:rPr>
-                <w:rFonts w:hint="default" w:ascii="Arial" w:hAnsi="Arial" w:cs="Arial"/>
-                <w:b/>
-                <w:bCs/>
-                <w:vertAlign w:val="baseline"/>
-                <w:lang w:val="en-US"/>
-              </w:rPr>
-              <w:t>Cust Id</w:t>
-            </w:r>
-          </w:p>
-        </w:tc>
-        <w:tc>
-          <w:tcPr>
-            <w:tcW w:w="1650" w:type="dxa"/>
-          </w:tcPr>
-          <w:p>
-            <w:pPr>
-              <w:pStyle w:val="32"/>
-              <w:keepNext w:val="0"/>
-              <w:keepLines w:val="0"/>
-              <w:widowControl/>
-              <w:numPr>
-                <w:ilvl w:val="0"/>
-                <w:numId w:val="0"/>
-              </w:numPr>
-              <w:suppressLineNumbers w:val="0"/>
-              <w:spacing w:before="0" w:beforeAutospacing="0" w:after="160" w:afterAutospacing="0" w:line="259" w:lineRule="auto"/>
-              <w:ind w:right="0"/>
-              <w:contextualSpacing/>
-              <w:jc w:val="both"/>
-              <w:rPr>
-                <w:rFonts w:hint="default" w:ascii="Arial" w:hAnsi="Arial" w:cs="Arial"/>
-                <w:b/>
-                <w:bCs/>
-                <w:vertAlign w:val="baseline"/>
-                <w:lang w:val="en-US"/>
-              </w:rPr>
-            </w:pPr>
-            <w:r>
-              <w:rPr>
-                <w:rFonts w:hint="default" w:ascii="Arial" w:hAnsi="Arial" w:cs="Arial"/>
-                <w:b/>
-                <w:bCs/>
-                <w:vertAlign w:val="baseline"/>
-                <w:lang w:val="en-US"/>
-              </w:rPr>
-              <w:t>Loan AC</w:t>
-            </w:r>
-          </w:p>
-          <w:p>
-            <w:pPr>
-              <w:pStyle w:val="32"/>
-              <w:keepNext w:val="0"/>
-              <w:keepLines w:val="0"/>
-              <w:widowControl/>
-              <w:numPr>
-                <w:ilvl w:val="0"/>
-                <w:numId w:val="0"/>
-              </w:numPr>
-              <w:suppressLineNumbers w:val="0"/>
-              <w:spacing w:before="0" w:beforeAutospacing="0" w:after="160" w:afterAutospacing="0" w:line="259" w:lineRule="auto"/>
-              <w:ind w:right="0"/>
-              <w:contextualSpacing/>
-              <w:jc w:val="both"/>
-              <w:rPr>
-                <w:rFonts w:hint="default" w:ascii="Arial" w:hAnsi="Arial" w:cs="Arial"/>
-                <w:b/>
-                <w:bCs/>
-                <w:vertAlign w:val="baseline"/>
-                <w:lang w:val="en-US"/>
-              </w:rPr>
-            </w:pPr>
-            <w:r>
-              <w:rPr>
-                <w:rFonts w:hint="default" w:ascii="Arial" w:hAnsi="Arial" w:cs="Arial"/>
-                <w:b/>
-                <w:bCs/>
-                <w:vertAlign w:val="baseline"/>
-                <w:lang w:val="en-US"/>
-              </w:rPr>
-              <w:t>(ex - loan cat - S\K\T)</w:t>
-            </w:r>
-          </w:p>
-        </w:tc>
-        <w:tc>
-          <w:tcPr>
-            <w:tcW w:w="3310" w:type="dxa"/>
-          </w:tcPr>
-          <w:p>
-            <w:pPr>
-              <w:pStyle w:val="32"/>
-              <w:keepNext w:val="0"/>
-              <w:keepLines w:val="0"/>
-              <w:widowControl/>
-              <w:numPr>
-                <w:ilvl w:val="0"/>
-                <w:numId w:val="0"/>
-              </w:numPr>
-              <w:suppressLineNumbers w:val="0"/>
-              <w:spacing w:before="0" w:beforeAutospacing="0" w:after="160" w:afterAutospacing="0" w:line="259" w:lineRule="auto"/>
-              <w:ind w:right="0"/>
-              <w:contextualSpacing/>
-              <w:jc w:val="both"/>
-              <w:rPr>
-                <w:rFonts w:hint="default" w:ascii="Arial" w:hAnsi="Arial" w:cs="Arial"/>
-                <w:b/>
-                <w:bCs/>
-                <w:vertAlign w:val="baseline"/>
-                <w:lang w:val="en-US"/>
-              </w:rPr>
-            </w:pPr>
-            <w:r>
-              <w:rPr>
-                <w:rFonts w:hint="default" w:ascii="Arial" w:hAnsi="Arial" w:cs="Arial"/>
-                <w:b/>
-                <w:bCs/>
-                <w:vertAlign w:val="baseline"/>
-                <w:lang w:val="en-US"/>
-              </w:rPr>
-              <w:t>Old portfolio (CP6- as on 31 march )</w:t>
-            </w:r>
-          </w:p>
-        </w:tc>
-        <w:tc>
-          <w:tcPr>
-            <w:tcW w:w="2868" w:type="dxa"/>
-          </w:tcPr>
-          <w:p>
-            <w:pPr>
-              <w:pStyle w:val="32"/>
-              <w:keepNext w:val="0"/>
-              <w:keepLines w:val="0"/>
-              <w:widowControl/>
-              <w:numPr>
-                <w:ilvl w:val="0"/>
-                <w:numId w:val="0"/>
-              </w:numPr>
-              <w:suppressLineNumbers w:val="0"/>
-              <w:spacing w:before="0" w:beforeAutospacing="0" w:after="160" w:afterAutospacing="0" w:line="259" w:lineRule="auto"/>
-              <w:ind w:right="0"/>
-              <w:contextualSpacing/>
-              <w:jc w:val="both"/>
-              <w:rPr>
-                <w:rFonts w:hint="default" w:ascii="Arial" w:hAnsi="Arial" w:cs="Arial"/>
-                <w:b/>
-                <w:bCs/>
-                <w:vertAlign w:val="baseline"/>
-                <w:lang w:val="en-US"/>
-              </w:rPr>
-            </w:pPr>
-            <w:r>
-              <w:rPr>
-                <w:rFonts w:hint="default" w:ascii="Arial" w:hAnsi="Arial" w:cs="Arial"/>
-                <w:b/>
-                <w:bCs/>
-                <w:vertAlign w:val="baseline"/>
-                <w:lang w:val="en-US"/>
-              </w:rPr>
-              <w:t>New portfolio</w:t>
-            </w:r>
-          </w:p>
-        </w:tc>
-      </w:tr>
-      <w:tr>
-        <w:tblPrEx>
-          <w:tblBorders>
-            <w:top w:val="single" w:color="auto" w:sz="4" w:space="0"/>
-            <w:left w:val="single" w:color="auto" w:sz="4" w:space="0"/>
-            <w:bottom w:val="single" w:color="auto" w:sz="4" w:space="0"/>
-            <w:right w:val="single" w:color="auto" w:sz="4" w:space="0"/>
-            <w:insideH w:val="single" w:color="auto" w:sz="4" w:space="0"/>
-            <w:insideV w:val="single" w:color="auto" w:sz="4" w:space="0"/>
-          </w:tblBorders>
-          <w:tblCellMar>
-            <w:top w:w="0" w:type="dxa"/>
-            <w:left w:w="108" w:type="dxa"/>
-            <w:bottom w:w="0" w:type="dxa"/>
-            <w:right w:w="108" w:type="dxa"/>
-          </w:tblCellMar>
-        </w:tblPrEx>
-        <w:tc>
-          <w:tcPr>
-            <w:tcW w:w="1414" w:type="dxa"/>
-          </w:tcPr>
-          <w:p>
-            <w:pPr>
-              <w:pStyle w:val="32"/>
-              <w:keepNext w:val="0"/>
-              <w:keepLines w:val="0"/>
-              <w:widowControl/>
-              <w:numPr>
-                <w:ilvl w:val="0"/>
-                <w:numId w:val="0"/>
-              </w:numPr>
-              <w:suppressLineNumbers w:val="0"/>
-              <w:spacing w:before="0" w:beforeAutospacing="0" w:after="160" w:afterAutospacing="0" w:line="259" w:lineRule="auto"/>
-              <w:ind w:right="0"/>
-              <w:contextualSpacing/>
-              <w:jc w:val="both"/>
-              <w:rPr>
-                <w:rFonts w:hint="default" w:ascii="Arial" w:hAnsi="Arial" w:cs="Arial"/>
-                <w:b/>
-                <w:bCs/>
-                <w:vertAlign w:val="baseline"/>
-                <w:lang w:val="en-US"/>
-              </w:rPr>
-            </w:pPr>
-            <w:r>
-              <w:rPr>
-                <w:rFonts w:hint="default" w:ascii="Arial" w:hAnsi="Arial" w:cs="Arial"/>
-                <w:b/>
-                <w:bCs/>
-                <w:vertAlign w:val="baseline"/>
-                <w:lang w:val="en-US"/>
-              </w:rPr>
-              <w:t>CustA</w:t>
-            </w:r>
-          </w:p>
-        </w:tc>
-        <w:tc>
-          <w:tcPr>
-            <w:tcW w:w="1650" w:type="dxa"/>
-          </w:tcPr>
-          <w:p>
-            <w:pPr>
-              <w:pStyle w:val="32"/>
-              <w:keepNext w:val="0"/>
-              <w:keepLines w:val="0"/>
-              <w:widowControl/>
-              <w:numPr>
-                <w:ilvl w:val="0"/>
-                <w:numId w:val="0"/>
-              </w:numPr>
-              <w:suppressLineNumbers w:val="0"/>
-              <w:spacing w:before="0" w:beforeAutospacing="0" w:after="160" w:afterAutospacing="0" w:line="259" w:lineRule="auto"/>
-              <w:ind w:right="0"/>
-              <w:contextualSpacing/>
-              <w:jc w:val="both"/>
-              <w:rPr>
-                <w:rFonts w:hint="default" w:ascii="Arial" w:hAnsi="Arial" w:cs="Arial"/>
-                <w:b/>
-                <w:bCs/>
-                <w:vertAlign w:val="baseline"/>
-                <w:lang w:val="en-US"/>
-              </w:rPr>
-            </w:pPr>
-            <w:r>
-              <w:rPr>
-                <w:rFonts w:hint="default" w:ascii="Arial" w:hAnsi="Arial" w:cs="Arial"/>
-                <w:b/>
-                <w:bCs/>
-                <w:vertAlign w:val="baseline"/>
-                <w:lang w:val="en-US"/>
-              </w:rPr>
-              <w:t>loanA , Amount = 10K</w:t>
-            </w:r>
-          </w:p>
-        </w:tc>
-        <w:tc>
-          <w:tcPr>
-            <w:tcW w:w="3310" w:type="dxa"/>
-          </w:tcPr>
-          <w:p>
-            <w:pPr>
-              <w:pStyle w:val="32"/>
-              <w:keepNext w:val="0"/>
-              <w:keepLines w:val="0"/>
-              <w:widowControl/>
-              <w:numPr>
-                <w:ilvl w:val="0"/>
-                <w:numId w:val="0"/>
-              </w:numPr>
-              <w:suppressLineNumbers w:val="0"/>
-              <w:spacing w:before="0" w:beforeAutospacing="0" w:after="160" w:afterAutospacing="0" w:line="259" w:lineRule="auto"/>
-              <w:ind w:right="0"/>
-              <w:contextualSpacing/>
-              <w:jc w:val="both"/>
-              <w:rPr>
-                <w:rFonts w:hint="default" w:ascii="Arial" w:hAnsi="Arial" w:cs="Arial"/>
-                <w:b/>
-                <w:bCs/>
-                <w:vertAlign w:val="baseline"/>
-                <w:lang w:val="en-US"/>
-              </w:rPr>
-            </w:pPr>
-            <w:r>
-              <w:rPr>
-                <w:rFonts w:hint="default" w:ascii="Arial" w:hAnsi="Arial" w:cs="Arial"/>
-                <w:b/>
-                <w:bCs/>
-                <w:vertAlign w:val="baseline"/>
-                <w:lang w:val="en-US"/>
-              </w:rPr>
-              <w:t>NPA</w:t>
-            </w:r>
-          </w:p>
-        </w:tc>
-        <w:tc>
-          <w:tcPr>
-            <w:tcW w:w="2868" w:type="dxa"/>
-          </w:tcPr>
-          <w:p>
-            <w:pPr>
-              <w:pStyle w:val="32"/>
-              <w:keepNext w:val="0"/>
-              <w:keepLines w:val="0"/>
-              <w:widowControl/>
-              <w:numPr>
-                <w:ilvl w:val="0"/>
-                <w:numId w:val="0"/>
-              </w:numPr>
-              <w:suppressLineNumbers w:val="0"/>
-              <w:spacing w:before="0" w:beforeAutospacing="0" w:after="160" w:afterAutospacing="0" w:line="259" w:lineRule="auto"/>
-              <w:ind w:right="0"/>
-              <w:contextualSpacing/>
-              <w:jc w:val="both"/>
-              <w:rPr>
-                <w:rFonts w:hint="default" w:ascii="Arial" w:hAnsi="Arial" w:cs="Arial"/>
-                <w:b/>
-                <w:bCs/>
-                <w:lang w:val="en-US"/>
-              </w:rPr>
-            </w:pPr>
-            <w:r>
-              <w:rPr>
-                <w:rFonts w:hint="default" w:ascii="Arial" w:hAnsi="Arial" w:cs="Arial"/>
-                <w:b/>
-                <w:bCs/>
-                <w:lang w:val="en-US"/>
-              </w:rPr>
-              <w:t>-Reject</w:t>
-            </w:r>
-          </w:p>
-          <w:p>
-            <w:pPr>
-              <w:pStyle w:val="32"/>
-              <w:keepNext w:val="0"/>
-              <w:keepLines w:val="0"/>
-              <w:widowControl/>
-              <w:numPr>
-                <w:ilvl w:val="0"/>
-                <w:numId w:val="0"/>
-              </w:numPr>
-              <w:suppressLineNumbers w:val="0"/>
-              <w:spacing w:before="0" w:beforeAutospacing="0" w:after="160" w:afterAutospacing="0" w:line="259" w:lineRule="auto"/>
-              <w:ind w:right="0"/>
-              <w:contextualSpacing/>
-              <w:jc w:val="both"/>
-              <w:rPr>
-                <w:rFonts w:hint="default" w:ascii="Arial" w:hAnsi="Arial" w:cs="Arial"/>
-                <w:b/>
-                <w:bCs/>
-                <w:lang w:val="en-US"/>
-              </w:rPr>
-            </w:pPr>
-            <w:r>
-              <w:rPr>
-                <w:rFonts w:hint="default" w:ascii="Arial" w:hAnsi="Arial" w:cs="Arial"/>
-                <w:b/>
-                <w:bCs/>
-                <w:lang w:val="en-US"/>
-              </w:rPr>
-              <w:t>- Add sanction amount in sum</w:t>
-            </w:r>
-          </w:p>
-        </w:tc>
-      </w:tr>
-      <w:tr>
-        <w:tblPrEx>
-          <w:tblBorders>
-            <w:top w:val="single" w:color="auto" w:sz="4" w:space="0"/>
-            <w:left w:val="single" w:color="auto" w:sz="4" w:space="0"/>
-            <w:bottom w:val="single" w:color="auto" w:sz="4" w:space="0"/>
-            <w:right w:val="single" w:color="auto" w:sz="4" w:space="0"/>
-            <w:insideH w:val="single" w:color="auto" w:sz="4" w:space="0"/>
-            <w:insideV w:val="single" w:color="auto" w:sz="4" w:space="0"/>
-          </w:tblBorders>
-          <w:tblCellMar>
-            <w:top w:w="0" w:type="dxa"/>
-            <w:left w:w="108" w:type="dxa"/>
-            <w:bottom w:w="0" w:type="dxa"/>
-            <w:right w:w="108" w:type="dxa"/>
-          </w:tblCellMar>
-        </w:tblPrEx>
-        <w:tc>
-          <w:tcPr>
-            <w:tcW w:w="1414" w:type="dxa"/>
-          </w:tcPr>
-          <w:p>
-            <w:pPr>
-              <w:pStyle w:val="32"/>
-              <w:keepNext w:val="0"/>
-              <w:keepLines w:val="0"/>
-              <w:widowControl/>
-              <w:numPr>
-                <w:ilvl w:val="0"/>
-                <w:numId w:val="0"/>
-              </w:numPr>
-              <w:suppressLineNumbers w:val="0"/>
-              <w:spacing w:before="0" w:beforeAutospacing="0" w:after="160" w:afterAutospacing="0" w:line="259" w:lineRule="auto"/>
-              <w:ind w:right="0"/>
-              <w:contextualSpacing/>
-              <w:jc w:val="both"/>
-              <w:rPr>
-                <w:rFonts w:hint="default" w:ascii="Arial" w:hAnsi="Arial" w:cs="Arial"/>
-                <w:b/>
-                <w:bCs/>
-                <w:vertAlign w:val="baseline"/>
-                <w:lang w:val="en-US"/>
-              </w:rPr>
-            </w:pPr>
-            <w:r>
-              <w:rPr>
-                <w:rFonts w:hint="default" w:ascii="Arial" w:hAnsi="Arial" w:cs="Arial"/>
-                <w:b/>
-                <w:bCs/>
-                <w:vertAlign w:val="baseline"/>
-                <w:lang w:val="en-US"/>
-              </w:rPr>
-              <w:t>CustA</w:t>
-            </w:r>
-          </w:p>
-        </w:tc>
-        <w:tc>
-          <w:tcPr>
-            <w:tcW w:w="1650" w:type="dxa"/>
-          </w:tcPr>
-          <w:p>
-            <w:pPr>
-              <w:pStyle w:val="32"/>
-              <w:keepNext w:val="0"/>
-              <w:keepLines w:val="0"/>
-              <w:widowControl/>
-              <w:numPr>
-                <w:ilvl w:val="0"/>
-                <w:numId w:val="0"/>
-              </w:numPr>
-              <w:suppressLineNumbers w:val="0"/>
-              <w:spacing w:before="0" w:beforeAutospacing="0" w:after="160" w:afterAutospacing="0" w:line="259" w:lineRule="auto"/>
-              <w:ind w:right="0"/>
-              <w:contextualSpacing/>
-              <w:jc w:val="both"/>
-              <w:rPr>
-                <w:rFonts w:hint="default" w:ascii="Arial" w:hAnsi="Arial" w:cs="Arial"/>
-                <w:b/>
-                <w:bCs/>
-                <w:vertAlign w:val="baseline"/>
-                <w:lang w:val="en-US"/>
-              </w:rPr>
-            </w:pPr>
-            <w:r>
-              <w:rPr>
-                <w:rFonts w:hint="default" w:ascii="Arial" w:hAnsi="Arial" w:cs="Arial"/>
-                <w:b/>
-                <w:bCs/>
-                <w:vertAlign w:val="baseline"/>
-                <w:lang w:val="en-US"/>
-              </w:rPr>
-              <w:t xml:space="preserve">LoanB  </w:t>
-            </w:r>
-          </w:p>
-          <w:p>
-            <w:pPr>
-              <w:pStyle w:val="32"/>
-              <w:keepNext w:val="0"/>
-              <w:keepLines w:val="0"/>
-              <w:widowControl/>
-              <w:numPr>
-                <w:ilvl w:val="0"/>
-                <w:numId w:val="0"/>
-              </w:numPr>
-              <w:suppressLineNumbers w:val="0"/>
-              <w:spacing w:before="0" w:beforeAutospacing="0" w:after="160" w:afterAutospacing="0" w:line="259" w:lineRule="auto"/>
-              <w:ind w:right="0"/>
-              <w:contextualSpacing/>
-              <w:jc w:val="both"/>
-              <w:rPr>
-                <w:rFonts w:hint="default" w:ascii="Arial" w:hAnsi="Arial" w:cs="Arial"/>
-                <w:b/>
-                <w:bCs/>
-                <w:vertAlign w:val="baseline"/>
-                <w:lang w:val="en-US"/>
-              </w:rPr>
-            </w:pPr>
-            <w:r>
-              <w:rPr>
-                <w:rFonts w:hint="default" w:ascii="Arial" w:hAnsi="Arial" w:cs="Arial"/>
-                <w:b/>
-                <w:bCs/>
-                <w:vertAlign w:val="baseline"/>
-                <w:lang w:val="en-US"/>
-              </w:rPr>
-              <w:t>Amount = 10K</w:t>
-            </w:r>
-          </w:p>
-        </w:tc>
-        <w:tc>
-          <w:tcPr>
-            <w:tcW w:w="3310" w:type="dxa"/>
-          </w:tcPr>
-          <w:p>
-            <w:pPr>
-              <w:pStyle w:val="32"/>
-              <w:keepNext w:val="0"/>
-              <w:keepLines w:val="0"/>
-              <w:widowControl/>
-              <w:numPr>
-                <w:ilvl w:val="0"/>
-                <w:numId w:val="0"/>
-              </w:numPr>
-              <w:suppressLineNumbers w:val="0"/>
-              <w:spacing w:before="0" w:beforeAutospacing="0" w:after="160" w:afterAutospacing="0" w:line="259" w:lineRule="auto"/>
-              <w:ind w:right="0"/>
-              <w:contextualSpacing/>
-              <w:jc w:val="both"/>
-              <w:rPr>
-                <w:rFonts w:hint="default" w:ascii="Arial" w:hAnsi="Arial" w:cs="Arial"/>
-                <w:b/>
-                <w:bCs/>
-                <w:vertAlign w:val="baseline"/>
-                <w:lang w:val="en-US"/>
-              </w:rPr>
-            </w:pPr>
-            <w:r>
-              <w:rPr>
-                <w:rFonts w:hint="default" w:ascii="Arial" w:hAnsi="Arial" w:cs="Arial"/>
-                <w:b/>
-                <w:bCs/>
-                <w:vertAlign w:val="baseline"/>
-                <w:lang w:val="en-US"/>
-              </w:rPr>
-              <w:t>Closed</w:t>
-            </w:r>
-          </w:p>
-        </w:tc>
-        <w:tc>
-          <w:tcPr>
-            <w:tcW w:w="2868" w:type="dxa"/>
-          </w:tcPr>
-          <w:p>
-            <w:pPr>
-              <w:pStyle w:val="32"/>
-              <w:keepNext w:val="0"/>
-              <w:keepLines w:val="0"/>
-              <w:widowControl/>
-              <w:numPr>
-                <w:ilvl w:val="0"/>
-                <w:numId w:val="0"/>
-              </w:numPr>
-              <w:suppressLineNumbers w:val="0"/>
-              <w:spacing w:before="0" w:beforeAutospacing="0" w:after="160" w:afterAutospacing="0" w:line="259" w:lineRule="auto"/>
-              <w:ind w:right="0"/>
-              <w:contextualSpacing/>
-              <w:jc w:val="both"/>
-              <w:rPr>
-                <w:rFonts w:hint="default" w:ascii="Arial" w:hAnsi="Arial" w:cs="Arial"/>
-                <w:b/>
-                <w:bCs/>
-                <w:vertAlign w:val="baseline"/>
-                <w:lang w:val="en-US"/>
-              </w:rPr>
-            </w:pPr>
-            <w:r>
-              <w:rPr>
-                <w:rFonts w:hint="default" w:ascii="Arial" w:hAnsi="Arial" w:cs="Arial"/>
-                <w:b/>
-                <w:bCs/>
-                <w:vertAlign w:val="baseline"/>
-                <w:lang w:val="en-US"/>
-              </w:rPr>
-              <w:t>- Reject</w:t>
-            </w:r>
-          </w:p>
-          <w:p>
-            <w:pPr>
-              <w:pStyle w:val="32"/>
-              <w:keepNext w:val="0"/>
-              <w:keepLines w:val="0"/>
-              <w:widowControl/>
-              <w:numPr>
-                <w:ilvl w:val="0"/>
-                <w:numId w:val="0"/>
-              </w:numPr>
-              <w:suppressLineNumbers w:val="0"/>
-              <w:spacing w:before="0" w:beforeAutospacing="0" w:after="160" w:afterAutospacing="0" w:line="259" w:lineRule="auto"/>
-              <w:ind w:right="0"/>
-              <w:contextualSpacing/>
-              <w:jc w:val="both"/>
-              <w:rPr>
-                <w:rFonts w:hint="default" w:ascii="Arial" w:hAnsi="Arial" w:cs="Arial"/>
-                <w:b/>
-                <w:bCs/>
-                <w:vertAlign w:val="baseline"/>
-                <w:lang w:val="en-US"/>
-              </w:rPr>
-            </w:pPr>
-            <w:r>
-              <w:rPr>
-                <w:rFonts w:hint="default" w:ascii="Arial" w:hAnsi="Arial" w:cs="Arial"/>
-                <w:b/>
-                <w:bCs/>
-                <w:vertAlign w:val="baseline"/>
-                <w:lang w:val="en-US"/>
-              </w:rPr>
-              <w:t>- Don’t add sanction amount in sum</w:t>
-            </w:r>
-          </w:p>
-        </w:tc>
-      </w:tr>
-      <w:tr>
-        <w:tblPrEx>
-          <w:tblBorders>
-            <w:top w:val="single" w:color="auto" w:sz="4" w:space="0"/>
-            <w:left w:val="single" w:color="auto" w:sz="4" w:space="0"/>
-            <w:bottom w:val="single" w:color="auto" w:sz="4" w:space="0"/>
-            <w:right w:val="single" w:color="auto" w:sz="4" w:space="0"/>
-            <w:insideH w:val="single" w:color="auto" w:sz="4" w:space="0"/>
-            <w:insideV w:val="single" w:color="auto" w:sz="4" w:space="0"/>
-          </w:tblBorders>
-          <w:tblCellMar>
-            <w:top w:w="0" w:type="dxa"/>
-            <w:left w:w="108" w:type="dxa"/>
-            <w:bottom w:w="0" w:type="dxa"/>
-            <w:right w:w="108" w:type="dxa"/>
-          </w:tblCellMar>
-        </w:tblPrEx>
-        <w:tc>
-          <w:tcPr>
-            <w:tcW w:w="1414" w:type="dxa"/>
-          </w:tcPr>
-          <w:p>
-            <w:pPr>
-              <w:pStyle w:val="32"/>
-              <w:keepNext w:val="0"/>
-              <w:keepLines w:val="0"/>
-              <w:widowControl/>
-              <w:numPr>
-                <w:ilvl w:val="0"/>
-                <w:numId w:val="0"/>
-              </w:numPr>
-              <w:suppressLineNumbers w:val="0"/>
-              <w:spacing w:before="0" w:beforeAutospacing="0" w:after="160" w:afterAutospacing="0" w:line="259" w:lineRule="auto"/>
-              <w:ind w:right="0"/>
-              <w:contextualSpacing/>
-              <w:jc w:val="both"/>
-              <w:rPr>
-                <w:rFonts w:hint="default" w:ascii="Arial" w:hAnsi="Arial" w:cs="Arial"/>
-                <w:b/>
-                <w:bCs/>
-                <w:vertAlign w:val="baseline"/>
-                <w:lang w:val="en-US"/>
-              </w:rPr>
-            </w:pPr>
-            <w:r>
-              <w:rPr>
-                <w:rFonts w:hint="default" w:ascii="Arial" w:hAnsi="Arial" w:cs="Arial"/>
-                <w:b/>
-                <w:bCs/>
-                <w:vertAlign w:val="baseline"/>
-                <w:lang w:val="en-US"/>
-              </w:rPr>
-              <w:t>CustA</w:t>
-            </w:r>
-          </w:p>
-        </w:tc>
-        <w:tc>
-          <w:tcPr>
-            <w:tcW w:w="1650" w:type="dxa"/>
-          </w:tcPr>
-          <w:p>
-            <w:pPr>
-              <w:pStyle w:val="32"/>
-              <w:keepNext w:val="0"/>
-              <w:keepLines w:val="0"/>
-              <w:widowControl/>
-              <w:numPr>
-                <w:ilvl w:val="0"/>
-                <w:numId w:val="0"/>
-              </w:numPr>
-              <w:suppressLineNumbers w:val="0"/>
-              <w:spacing w:before="0" w:beforeAutospacing="0" w:after="160" w:afterAutospacing="0" w:line="259" w:lineRule="auto"/>
-              <w:ind w:right="0"/>
-              <w:contextualSpacing/>
-              <w:jc w:val="both"/>
-              <w:rPr>
-                <w:rFonts w:hint="default" w:ascii="Arial" w:hAnsi="Arial" w:cs="Arial"/>
-                <w:b/>
-                <w:bCs/>
-                <w:vertAlign w:val="baseline"/>
-                <w:lang w:val="en-US"/>
-              </w:rPr>
-            </w:pPr>
-            <w:r>
-              <w:rPr>
-                <w:rFonts w:hint="default" w:ascii="Arial" w:hAnsi="Arial" w:cs="Arial"/>
-                <w:b/>
-                <w:bCs/>
-                <w:vertAlign w:val="baseline"/>
-                <w:lang w:val="en-US"/>
-              </w:rPr>
-              <w:t xml:space="preserve">LoanC </w:t>
-            </w:r>
-          </w:p>
-          <w:p>
-            <w:pPr>
-              <w:pStyle w:val="32"/>
-              <w:keepNext w:val="0"/>
-              <w:keepLines w:val="0"/>
-              <w:widowControl/>
-              <w:numPr>
-                <w:ilvl w:val="0"/>
-                <w:numId w:val="0"/>
-              </w:numPr>
-              <w:suppressLineNumbers w:val="0"/>
-              <w:spacing w:before="0" w:beforeAutospacing="0" w:after="160" w:afterAutospacing="0" w:line="259" w:lineRule="auto"/>
-              <w:ind w:right="0"/>
-              <w:contextualSpacing/>
-              <w:jc w:val="both"/>
-              <w:rPr>
-                <w:rFonts w:hint="default" w:ascii="Arial" w:hAnsi="Arial" w:cs="Arial"/>
-                <w:b/>
-                <w:bCs/>
-                <w:vertAlign w:val="baseline"/>
-                <w:lang w:val="en-US"/>
-              </w:rPr>
-            </w:pPr>
-            <w:r>
-              <w:rPr>
-                <w:rFonts w:hint="default" w:ascii="Arial" w:hAnsi="Arial" w:cs="Arial"/>
-                <w:b/>
-                <w:bCs/>
-                <w:vertAlign w:val="baseline"/>
-                <w:lang w:val="en-US"/>
-              </w:rPr>
-              <w:t>Amount = 10K</w:t>
-            </w:r>
-          </w:p>
-        </w:tc>
-        <w:tc>
-          <w:tcPr>
-            <w:tcW w:w="3310" w:type="dxa"/>
-          </w:tcPr>
-          <w:p>
-            <w:pPr>
-              <w:pStyle w:val="32"/>
-              <w:keepNext w:val="0"/>
-              <w:keepLines w:val="0"/>
-              <w:widowControl/>
-              <w:numPr>
-                <w:ilvl w:val="0"/>
-                <w:numId w:val="0"/>
-              </w:numPr>
-              <w:suppressLineNumbers w:val="0"/>
-              <w:spacing w:before="0" w:beforeAutospacing="0" w:after="160" w:afterAutospacing="0" w:line="259" w:lineRule="auto"/>
-              <w:ind w:right="0"/>
-              <w:contextualSpacing/>
-              <w:jc w:val="both"/>
-              <w:rPr>
-                <w:rFonts w:hint="default" w:ascii="Arial" w:hAnsi="Arial" w:cs="Arial"/>
-                <w:b/>
-                <w:bCs/>
-                <w:vertAlign w:val="baseline"/>
-                <w:lang w:val="en-US"/>
-              </w:rPr>
-            </w:pPr>
-            <w:r>
-              <w:rPr>
-                <w:rFonts w:hint="default" w:ascii="Arial" w:hAnsi="Arial" w:cs="Arial"/>
-                <w:b/>
-                <w:bCs/>
-                <w:vertAlign w:val="baseline"/>
-                <w:lang w:val="en-US"/>
-              </w:rPr>
-              <w:t>Stand</w:t>
-            </w:r>
-          </w:p>
-        </w:tc>
-        <w:tc>
-          <w:tcPr>
-            <w:tcW w:w="2868" w:type="dxa"/>
-          </w:tcPr>
-          <w:p>
-            <w:pPr>
-              <w:pStyle w:val="32"/>
-              <w:keepNext w:val="0"/>
-              <w:keepLines w:val="0"/>
-              <w:widowControl/>
-              <w:numPr>
-                <w:ilvl w:val="0"/>
-                <w:numId w:val="0"/>
-              </w:numPr>
-              <w:suppressLineNumbers w:val="0"/>
-              <w:spacing w:before="0" w:beforeAutospacing="0" w:after="160" w:afterAutospacing="0" w:line="259" w:lineRule="auto"/>
-              <w:ind w:right="0"/>
-              <w:contextualSpacing/>
-              <w:jc w:val="both"/>
-              <w:rPr>
-                <w:rFonts w:hint="default" w:ascii="Arial" w:hAnsi="Arial" w:cs="Arial"/>
-                <w:b/>
-                <w:bCs/>
-                <w:lang w:val="en-US"/>
-              </w:rPr>
-            </w:pPr>
-            <w:r>
-              <w:rPr>
-                <w:rFonts w:hint="default" w:ascii="Arial" w:hAnsi="Arial" w:cs="Arial"/>
-                <w:b/>
-                <w:bCs/>
-              </w:rPr>
-              <w:t>Renewal after CP6</w:t>
-            </w:r>
-            <w:r>
-              <w:rPr>
-                <w:rFonts w:hint="default" w:ascii="Arial" w:hAnsi="Arial" w:cs="Arial"/>
-                <w:b/>
-                <w:bCs/>
-                <w:lang w:val="en-US"/>
-              </w:rPr>
-              <w:t xml:space="preserve"> = Y --&gt;Accept</w:t>
-            </w:r>
-          </w:p>
-          <w:p>
-            <w:pPr>
-              <w:pStyle w:val="32"/>
-              <w:keepNext w:val="0"/>
-              <w:keepLines w:val="0"/>
-              <w:widowControl/>
-              <w:numPr>
-                <w:ilvl w:val="0"/>
-                <w:numId w:val="0"/>
-              </w:numPr>
-              <w:suppressLineNumbers w:val="0"/>
-              <w:spacing w:before="0" w:beforeAutospacing="0" w:after="160" w:afterAutospacing="0" w:line="259" w:lineRule="auto"/>
-              <w:ind w:right="0"/>
-              <w:contextualSpacing/>
-              <w:jc w:val="both"/>
-              <w:rPr>
-                <w:rFonts w:hint="default" w:ascii="Arial" w:hAnsi="Arial" w:cs="Arial"/>
-                <w:b/>
-                <w:bCs/>
-                <w:lang w:val="en-US"/>
-              </w:rPr>
-            </w:pPr>
-          </w:p>
-          <w:p>
-            <w:pPr>
-              <w:pStyle w:val="32"/>
-              <w:keepNext w:val="0"/>
-              <w:keepLines w:val="0"/>
-              <w:widowControl/>
-              <w:numPr>
-                <w:ilvl w:val="0"/>
-                <w:numId w:val="0"/>
-              </w:numPr>
-              <w:suppressLineNumbers w:val="0"/>
-              <w:spacing w:before="0" w:beforeAutospacing="0" w:after="160" w:afterAutospacing="0" w:line="259" w:lineRule="auto"/>
-              <w:ind w:right="0"/>
-              <w:contextualSpacing/>
-              <w:jc w:val="both"/>
-              <w:rPr>
-                <w:rFonts w:hint="default" w:ascii="Arial" w:hAnsi="Arial" w:cs="Arial"/>
-                <w:b/>
-                <w:bCs/>
-                <w:lang w:val="en-US"/>
-              </w:rPr>
-            </w:pPr>
-            <w:r>
-              <w:rPr>
-                <w:rFonts w:hint="default" w:ascii="Arial" w:hAnsi="Arial" w:cs="Arial"/>
-                <w:b/>
-                <w:bCs/>
-                <w:lang w:val="en-US"/>
-              </w:rPr>
-              <w:t xml:space="preserve">Total sanction amt for </w:t>
-            </w:r>
-            <w:r>
-              <w:rPr>
-                <w:rFonts w:hint="default" w:ascii="Arial" w:hAnsi="Arial" w:cs="Arial"/>
-                <w:b/>
-                <w:bCs/>
-                <w:vertAlign w:val="baseline"/>
-                <w:lang w:val="en-US"/>
-              </w:rPr>
-              <w:t>CustA</w:t>
-            </w:r>
-            <w:r>
-              <w:rPr>
-                <w:rFonts w:hint="default" w:ascii="Arial" w:hAnsi="Arial" w:cs="Arial"/>
-                <w:b/>
-                <w:bCs/>
-                <w:lang w:val="en-US"/>
-              </w:rPr>
-              <w:t xml:space="preserve"> = 10K + 10K(NPA) = 20K</w:t>
-            </w:r>
-          </w:p>
-          <w:p>
-            <w:pPr>
-              <w:pStyle w:val="32"/>
-              <w:keepNext w:val="0"/>
-              <w:keepLines w:val="0"/>
-              <w:widowControl/>
-              <w:numPr>
-                <w:ilvl w:val="0"/>
-                <w:numId w:val="0"/>
-              </w:numPr>
-              <w:suppressLineNumbers w:val="0"/>
-              <w:spacing w:before="0" w:beforeAutospacing="0" w:after="160" w:afterAutospacing="0" w:line="259" w:lineRule="auto"/>
-              <w:ind w:right="0"/>
-              <w:contextualSpacing/>
-              <w:jc w:val="both"/>
-              <w:rPr>
-                <w:rFonts w:hint="default" w:ascii="Arial" w:hAnsi="Arial" w:cs="Arial"/>
-                <w:b/>
-                <w:bCs/>
-                <w:lang w:val="en-US"/>
-              </w:rPr>
-            </w:pPr>
-          </w:p>
-          <w:p>
-            <w:pPr>
-              <w:pStyle w:val="32"/>
-              <w:keepNext w:val="0"/>
-              <w:keepLines w:val="0"/>
-              <w:widowControl/>
-              <w:numPr>
-                <w:ilvl w:val="0"/>
-                <w:numId w:val="0"/>
-              </w:numPr>
-              <w:suppressLineNumbers w:val="0"/>
-              <w:spacing w:before="0" w:beforeAutospacing="0" w:after="160" w:afterAutospacing="0" w:line="259" w:lineRule="auto"/>
-              <w:ind w:right="0"/>
-              <w:contextualSpacing/>
-              <w:jc w:val="both"/>
-              <w:rPr>
-                <w:rFonts w:hint="default" w:ascii="Arial" w:hAnsi="Arial" w:cs="Arial"/>
-                <w:b/>
-                <w:bCs/>
-                <w:lang w:val="en-US"/>
-              </w:rPr>
-            </w:pPr>
-            <w:r>
-              <w:rPr>
-                <w:rFonts w:hint="default" w:ascii="Arial" w:hAnsi="Arial" w:cs="Arial"/>
-                <w:b/>
-                <w:bCs/>
-                <w:lang w:val="en-US"/>
-              </w:rPr>
-              <w:t xml:space="preserve">Pending limit =10L-20K for </w:t>
-            </w:r>
-            <w:r>
-              <w:rPr>
-                <w:rFonts w:hint="default" w:ascii="Arial" w:hAnsi="Arial" w:cs="Arial"/>
-                <w:b/>
-                <w:bCs/>
-                <w:vertAlign w:val="baseline"/>
-                <w:lang w:val="en-US"/>
-              </w:rPr>
-              <w:t>CustA</w:t>
-            </w:r>
-            <w:r>
-              <w:rPr>
-                <w:rFonts w:hint="default" w:ascii="Arial" w:hAnsi="Arial" w:cs="Arial"/>
-                <w:b/>
-                <w:bCs/>
-                <w:lang w:val="en-US"/>
-              </w:rPr>
-              <w:t xml:space="preserve"> </w:t>
-            </w:r>
-          </w:p>
-          <w:p>
-            <w:pPr>
-              <w:pStyle w:val="32"/>
-              <w:keepNext w:val="0"/>
-              <w:keepLines w:val="0"/>
-              <w:widowControl/>
-              <w:numPr>
-                <w:ilvl w:val="0"/>
-                <w:numId w:val="0"/>
-              </w:numPr>
-              <w:suppressLineNumbers w:val="0"/>
-              <w:spacing w:before="0" w:beforeAutospacing="0" w:after="160" w:afterAutospacing="0" w:line="259" w:lineRule="auto"/>
-              <w:ind w:right="0"/>
-              <w:contextualSpacing/>
-              <w:jc w:val="both"/>
-              <w:rPr>
-                <w:rFonts w:hint="default" w:ascii="Arial" w:hAnsi="Arial" w:cs="Arial"/>
-                <w:b/>
-                <w:bCs/>
-                <w:vertAlign w:val="baseline"/>
-                <w:lang w:val="en-US"/>
-              </w:rPr>
-            </w:pPr>
-          </w:p>
-        </w:tc>
-      </w:tr>
-    </w:tbl>
-    <w:p>
-      <w:pPr>
-        <w:pStyle w:val="32"/>
-        <w:numPr>
-          <w:ilvl w:val="0"/>
-          <w:numId w:val="0"/>
-        </w:numPr>
-        <w:spacing w:after="160" w:line="259" w:lineRule="auto"/>
-        <w:contextualSpacing/>
-        <w:jc w:val="both"/>
-        <w:rPr>
-          <w:rFonts w:hint="default" w:ascii="Arial" w:hAnsi="Arial" w:cs="Arial"/>
-          <w:b/>
-          <w:bCs/>
-          <w:lang w:val="en-US"/>
-        </w:rPr>
-      </w:pPr>
-      <w:r>
-        <w:rPr>
-          <w:rFonts w:hint="default" w:ascii="Arial" w:hAnsi="Arial" w:cs="Arial"/>
-          <w:b/>
-          <w:bCs/>
-          <w:lang w:val="en-US"/>
-        </w:rPr>
-        <w:t xml:space="preserve"> </w:t>
-      </w:r>
-    </w:p>
-    <w:p>
-      <w:pPr>
-        <w:pStyle w:val="32"/>
-        <w:numPr>
-          <w:ilvl w:val="0"/>
-          <w:numId w:val="0"/>
-        </w:numPr>
-        <w:spacing w:after="160" w:line="259" w:lineRule="auto"/>
-        <w:contextualSpacing/>
-        <w:jc w:val="both"/>
-        <w:rPr>
-          <w:rFonts w:hint="default" w:ascii="Arial" w:hAnsi="Arial" w:cs="Arial"/>
-          <w:b/>
-          <w:bCs/>
-          <w:lang w:val="en-US"/>
-        </w:rPr>
-      </w:pPr>
-    </w:p>
-    <w:p>
-      <w:pPr>
-        <w:pStyle w:val="32"/>
-        <w:numPr>
-          <w:ilvl w:val="0"/>
-          <w:numId w:val="0"/>
-        </w:numPr>
-        <w:spacing w:after="160" w:line="259" w:lineRule="auto"/>
-        <w:contextualSpacing/>
-        <w:jc w:val="both"/>
-        <w:rPr>
-          <w:rFonts w:hint="default" w:ascii="Arial" w:hAnsi="Arial" w:cs="Arial"/>
-          <w:b/>
-          <w:bCs/>
-          <w:highlight w:val="none"/>
-          <w:lang w:val="en-US"/>
-        </w:rPr>
-      </w:pPr>
-    </w:p>
-    <w:p>
-      <w:pPr>
-        <w:pStyle w:val="32"/>
-        <w:numPr>
-          <w:ilvl w:val="0"/>
-          <w:numId w:val="0"/>
-        </w:numPr>
-        <w:spacing w:after="160" w:line="259" w:lineRule="auto"/>
-        <w:contextualSpacing/>
-        <w:jc w:val="both"/>
-        <w:rPr>
-          <w:rFonts w:hint="default" w:ascii="Arial" w:hAnsi="Arial" w:cs="Arial"/>
-          <w:b/>
-          <w:bCs/>
-          <w:highlight w:val="none"/>
-          <w:lang w:val="en-US"/>
-        </w:rPr>
-      </w:pPr>
-    </w:p>
-    <w:p>
-      <w:pPr>
-        <w:pStyle w:val="32"/>
-        <w:numPr>
-          <w:ilvl w:val="0"/>
-          <w:numId w:val="0"/>
-        </w:numPr>
-        <w:spacing w:after="160" w:line="259" w:lineRule="auto"/>
-        <w:contextualSpacing/>
-        <w:jc w:val="both"/>
-        <w:rPr>
-          <w:rFonts w:hint="default" w:ascii="Arial" w:hAnsi="Arial" w:cs="Arial"/>
-          <w:b/>
-          <w:bCs/>
-          <w:highlight w:val="yellow"/>
-          <w:lang w:val="en-US"/>
-        </w:rPr>
-      </w:pPr>
-      <w:r>
-        <w:rPr>
-          <w:rFonts w:hint="default" w:ascii="Arial" w:hAnsi="Arial" w:cs="Arial"/>
-          <w:b/>
-          <w:bCs/>
-          <w:highlight w:val="none"/>
-          <w:lang w:val="en-US"/>
-        </w:rPr>
-        <w:t xml:space="preserve">11 </w:t>
-      </w:r>
-      <w:r>
-        <w:rPr>
-          <w:rFonts w:hint="default" w:ascii="Arial" w:hAnsi="Arial" w:eastAsia="SimSun" w:cs="Arial"/>
-          <w:sz w:val="24"/>
-          <w:szCs w:val="24"/>
-          <w:lang w:val="en-US"/>
-        </w:rPr>
-        <w:t xml:space="preserve">Verify </w:t>
-      </w:r>
-      <w:r>
-        <w:rPr>
-          <w:rFonts w:hint="default" w:ascii="Arial" w:hAnsi="Arial" w:cs="Arial"/>
-          <w:b/>
-          <w:bCs/>
-        </w:rPr>
-        <w:t>Renewal after CP6</w:t>
-      </w:r>
-      <w:r>
-        <w:rPr>
-          <w:rFonts w:hint="default" w:ascii="Arial" w:hAnsi="Arial" w:cs="Arial"/>
-          <w:b/>
-          <w:bCs/>
-          <w:lang w:val="en-US"/>
-        </w:rPr>
-        <w:t xml:space="preserve"> = N &amp; loan account A is closed and Loan B is standard for Single cust id ---&gt; </w:t>
-      </w:r>
-      <w:r>
-        <w:rPr>
-          <w:rFonts w:hint="default" w:ascii="Arial" w:hAnsi="Arial" w:cs="Arial"/>
-          <w:b/>
-          <w:bCs/>
-          <w:highlight w:val="yellow"/>
-          <w:lang w:val="en-US"/>
-        </w:rPr>
-        <w:t>Reject , old validation should check</w:t>
-      </w:r>
-    </w:p>
-    <w:p>
-      <w:pPr>
-        <w:pStyle w:val="32"/>
-        <w:numPr>
-          <w:ilvl w:val="0"/>
-          <w:numId w:val="0"/>
-        </w:numPr>
-        <w:spacing w:after="160" w:line="259" w:lineRule="auto"/>
-        <w:contextualSpacing/>
-        <w:jc w:val="both"/>
-        <w:rPr>
-          <w:rFonts w:hint="default" w:ascii="Arial" w:hAnsi="Arial" w:cs="Arial"/>
-          <w:b/>
-          <w:bCs/>
-          <w:lang w:val="en-US"/>
-        </w:rPr>
-      </w:pPr>
-    </w:p>
-    <w:p>
-      <w:pPr>
-        <w:pStyle w:val="32"/>
-        <w:numPr>
-          <w:ilvl w:val="0"/>
-          <w:numId w:val="0"/>
-        </w:numPr>
-        <w:spacing w:after="160" w:line="259" w:lineRule="auto"/>
-        <w:contextualSpacing/>
-        <w:jc w:val="both"/>
-        <w:rPr>
-          <w:rFonts w:hint="default" w:ascii="Arial" w:hAnsi="Arial" w:cs="Arial"/>
-          <w:b/>
-          <w:bCs/>
-          <w:highlight w:val="yellow"/>
-          <w:lang w:val="en-US"/>
-        </w:rPr>
-      </w:pPr>
-      <w:r>
-        <w:rPr>
-          <w:rFonts w:hint="default" w:ascii="Arial" w:hAnsi="Arial" w:cs="Arial"/>
-          <w:b/>
-          <w:bCs/>
-          <w:lang w:val="en-US"/>
-        </w:rPr>
-        <w:t xml:space="preserve">12 </w:t>
-      </w:r>
-      <w:r>
-        <w:rPr>
-          <w:rFonts w:hint="default" w:ascii="Arial" w:hAnsi="Arial" w:eastAsia="SimSun" w:cs="Arial"/>
-          <w:sz w:val="24"/>
-          <w:szCs w:val="24"/>
-          <w:lang w:val="en-US"/>
-        </w:rPr>
-        <w:t xml:space="preserve">Verify </w:t>
-      </w:r>
-      <w:r>
-        <w:rPr>
-          <w:rFonts w:hint="default" w:ascii="Arial" w:hAnsi="Arial" w:cs="Arial"/>
-          <w:b/>
-          <w:bCs/>
-          <w:lang w:val="en-US"/>
-        </w:rPr>
-        <w:t xml:space="preserve">Loan account marked as closed in Cp7 (Even after we are not charging CG fee in cp7) ----&gt; </w:t>
-      </w:r>
-      <w:r>
-        <w:rPr>
-          <w:rFonts w:hint="default" w:ascii="Arial" w:hAnsi="Arial" w:cs="Arial"/>
-          <w:b/>
-          <w:bCs/>
-          <w:highlight w:val="yellow"/>
-          <w:lang w:val="en-US"/>
-        </w:rPr>
-        <w:t>as discussed ,  we need to check status as of 31 march of CP6</w:t>
-      </w:r>
-    </w:p>
-    <w:p>
-      <w:pPr>
-        <w:pStyle w:val="32"/>
-        <w:numPr>
-          <w:ilvl w:val="0"/>
-          <w:numId w:val="0"/>
-        </w:numPr>
-        <w:spacing w:after="160" w:line="259" w:lineRule="auto"/>
-        <w:contextualSpacing/>
-        <w:jc w:val="both"/>
-        <w:rPr>
-          <w:rFonts w:hint="default" w:ascii="Arial" w:hAnsi="Arial" w:cs="Arial"/>
-          <w:b/>
-          <w:bCs/>
-          <w:highlight w:val="yellow"/>
-          <w:lang w:val="en-US"/>
-        </w:rPr>
-      </w:pPr>
-    </w:p>
-    <w:tbl>
-      <w:tblPr>
-        <w:tblStyle w:val="17"/>
-        <w:tblW w:w="0" w:type="auto"/>
-        <w:tblInd w:w="0" w:type="dxa"/>
-        <w:tblBorders>
-          <w:top w:val="single" w:color="auto" w:sz="4" w:space="0"/>
-          <w:left w:val="single" w:color="auto" w:sz="4" w:space="0"/>
-          <w:bottom w:val="single" w:color="auto" w:sz="4" w:space="0"/>
-          <w:right w:val="single" w:color="auto" w:sz="4" w:space="0"/>
-          <w:insideH w:val="single" w:color="auto" w:sz="4" w:space="0"/>
-          <w:insideV w:val="single" w:color="auto" w:sz="4" w:space="0"/>
-        </w:tblBorders>
-        <w:shd w:val="clear" w:color="auto" w:fill="auto"/>
-        <w:tblLayout w:type="autofit"/>
-        <w:tblCellMar>
-          <w:top w:w="0" w:type="dxa"/>
-          <w:left w:w="108" w:type="dxa"/>
-          <w:bottom w:w="0" w:type="dxa"/>
-          <w:right w:w="108" w:type="dxa"/>
-        </w:tblCellMar>
-      </w:tblPr>
-      <w:tblGrid>
-        <w:gridCol w:w="1836"/>
-        <w:gridCol w:w="3328"/>
-        <w:gridCol w:w="4078"/>
-      </w:tblGrid>
-      <w:tr>
-        <w:tblPrEx>
-          <w:tblBorders>
-            <w:top w:val="single" w:color="auto" w:sz="4" w:space="0"/>
-            <w:left w:val="single" w:color="auto" w:sz="4" w:space="0"/>
-            <w:bottom w:val="single" w:color="auto" w:sz="4" w:space="0"/>
-            <w:right w:val="single" w:color="auto" w:sz="4" w:space="0"/>
-            <w:insideH w:val="single" w:color="auto" w:sz="4" w:space="0"/>
-            <w:insideV w:val="single" w:color="auto" w:sz="4" w:space="0"/>
-          </w:tblBorders>
-          <w:tblCellMar>
-            <w:top w:w="0" w:type="dxa"/>
-            <w:left w:w="108" w:type="dxa"/>
-            <w:bottom w:w="0" w:type="dxa"/>
-            <w:right w:w="108" w:type="dxa"/>
-          </w:tblCellMar>
-        </w:tblPrEx>
-        <w:trPr>
-          <w:trHeight w:val="442" w:hRule="atLeast"/>
-        </w:trPr>
-        <w:tc>
-          <w:tcPr>
-            <w:tcW w:w="1836" w:type="dxa"/>
-            <w:tcBorders>
-              <w:top w:val="single" w:color="auto" w:sz="4" w:space="0"/>
-              <w:left w:val="single" w:color="auto" w:sz="4" w:space="0"/>
-              <w:bottom w:val="single" w:color="auto" w:sz="4" w:space="0"/>
-              <w:right w:val="single" w:color="auto" w:sz="4" w:space="0"/>
-            </w:tcBorders>
-            <w:shd w:val="clear" w:color="auto" w:fill="auto"/>
-            <w:vAlign w:val="top"/>
-          </w:tcPr>
-          <w:p>
-            <w:pPr>
-              <w:pStyle w:val="15"/>
-              <w:keepNext w:val="0"/>
-              <w:keepLines w:val="0"/>
-              <w:widowControl/>
-              <w:suppressLineNumbers w:val="0"/>
-              <w:spacing w:before="0" w:beforeAutospacing="1" w:after="160" w:afterAutospacing="0" w:line="256" w:lineRule="auto"/>
-              <w:ind w:left="720" w:right="0"/>
-              <w:contextualSpacing w:val="0"/>
-              <w:jc w:val="both"/>
-              <w:rPr>
-                <w:rFonts w:hint="default" w:ascii="Arial" w:hAnsi="Arial" w:eastAsia="Aptos" w:cs="Arial"/>
-                <w:b/>
-                <w:bCs/>
-                <w:kern w:val="2"/>
-                <w:sz w:val="20"/>
-                <w:szCs w:val="20"/>
-                <w:lang w:val="en-US"/>
-              </w:rPr>
-            </w:pPr>
-            <w:r>
-              <w:rPr>
-                <w:rFonts w:hint="default" w:ascii="Arial" w:hAnsi="Arial" w:eastAsia="Aptos" w:cs="Arial"/>
-                <w:b/>
-                <w:bCs/>
-                <w:kern w:val="2"/>
-                <w:sz w:val="20"/>
-                <w:szCs w:val="20"/>
-                <w:lang w:val="en-US" w:eastAsia="zh-CN" w:bidi="ar"/>
-              </w:rPr>
-              <w:t>Loan AC</w:t>
-            </w:r>
-          </w:p>
-        </w:tc>
-        <w:tc>
-          <w:tcPr>
-            <w:tcW w:w="3328" w:type="dxa"/>
-            <w:tcBorders>
-              <w:top w:val="single" w:color="auto" w:sz="4" w:space="0"/>
-              <w:left w:val="single" w:color="auto" w:sz="4" w:space="0"/>
-              <w:bottom w:val="single" w:color="auto" w:sz="4" w:space="0"/>
-              <w:right w:val="single" w:color="auto" w:sz="4" w:space="0"/>
-            </w:tcBorders>
-            <w:shd w:val="clear" w:color="auto" w:fill="auto"/>
-            <w:vAlign w:val="top"/>
-          </w:tcPr>
-          <w:p>
-            <w:pPr>
-              <w:pStyle w:val="15"/>
-              <w:keepNext w:val="0"/>
-              <w:keepLines w:val="0"/>
-              <w:widowControl/>
-              <w:suppressLineNumbers w:val="0"/>
-              <w:spacing w:before="0" w:beforeAutospacing="1" w:after="160" w:afterAutospacing="0" w:line="256" w:lineRule="auto"/>
-              <w:ind w:left="720" w:right="0"/>
-              <w:contextualSpacing w:val="0"/>
-              <w:jc w:val="both"/>
-              <w:rPr>
-                <w:rFonts w:hint="default" w:ascii="Arial" w:hAnsi="Arial" w:eastAsia="Aptos" w:cs="Arial"/>
-                <w:b/>
-                <w:bCs/>
-                <w:kern w:val="2"/>
-                <w:sz w:val="20"/>
-                <w:szCs w:val="20"/>
-              </w:rPr>
-            </w:pPr>
-            <w:r>
-              <w:rPr>
-                <w:rFonts w:hint="default" w:ascii="Arial" w:hAnsi="Arial" w:eastAsia="Aptos" w:cs="Arial"/>
-                <w:b/>
-                <w:bCs/>
-                <w:kern w:val="2"/>
-                <w:sz w:val="20"/>
-                <w:szCs w:val="20"/>
-                <w:lang w:val="en-US" w:eastAsia="zh-CN" w:bidi="ar"/>
-              </w:rPr>
-              <w:t>Old portfolio (CP)</w:t>
-            </w:r>
-          </w:p>
-        </w:tc>
-        <w:tc>
-          <w:tcPr>
-            <w:tcW w:w="4078" w:type="dxa"/>
-            <w:tcBorders>
-              <w:top w:val="single" w:color="auto" w:sz="4" w:space="0"/>
-              <w:left w:val="single" w:color="auto" w:sz="4" w:space="0"/>
-              <w:bottom w:val="single" w:color="auto" w:sz="4" w:space="0"/>
-              <w:right w:val="single" w:color="auto" w:sz="4" w:space="0"/>
-            </w:tcBorders>
-            <w:shd w:val="clear" w:color="auto" w:fill="auto"/>
-            <w:vAlign w:val="top"/>
-          </w:tcPr>
-          <w:p>
-            <w:pPr>
-              <w:pStyle w:val="15"/>
-              <w:keepNext w:val="0"/>
-              <w:keepLines w:val="0"/>
-              <w:widowControl/>
-              <w:suppressLineNumbers w:val="0"/>
-              <w:spacing w:before="0" w:beforeAutospacing="1" w:after="160" w:afterAutospacing="0" w:line="256" w:lineRule="auto"/>
-              <w:ind w:left="720" w:right="0"/>
-              <w:contextualSpacing w:val="0"/>
-              <w:jc w:val="both"/>
-              <w:rPr>
-                <w:rFonts w:hint="default" w:ascii="Arial" w:hAnsi="Arial" w:eastAsia="Aptos" w:cs="Arial"/>
-                <w:b/>
-                <w:bCs/>
-                <w:kern w:val="2"/>
-                <w:sz w:val="20"/>
-                <w:szCs w:val="20"/>
-              </w:rPr>
-            </w:pPr>
-            <w:r>
-              <w:rPr>
-                <w:rFonts w:hint="default" w:ascii="Arial" w:hAnsi="Arial" w:eastAsia="Aptos" w:cs="Arial"/>
-                <w:b/>
-                <w:bCs/>
-                <w:kern w:val="2"/>
-                <w:sz w:val="20"/>
-                <w:szCs w:val="20"/>
-                <w:lang w:val="en-US" w:eastAsia="zh-CN" w:bidi="ar"/>
-              </w:rPr>
-              <w:t>New portfolio (base period)</w:t>
-            </w:r>
-          </w:p>
-        </w:tc>
-      </w:tr>
-      <w:tr>
-        <w:tblPrEx>
-          <w:tblBorders>
-            <w:top w:val="single" w:color="auto" w:sz="4" w:space="0"/>
-            <w:left w:val="single" w:color="auto" w:sz="4" w:space="0"/>
-            <w:bottom w:val="single" w:color="auto" w:sz="4" w:space="0"/>
-            <w:right w:val="single" w:color="auto" w:sz="4" w:space="0"/>
-            <w:insideH w:val="single" w:color="auto" w:sz="4" w:space="0"/>
-            <w:insideV w:val="single" w:color="auto" w:sz="4" w:space="0"/>
-          </w:tblBorders>
-          <w:shd w:val="clear" w:color="auto" w:fill="auto"/>
-          <w:tblCellMar>
-            <w:top w:w="0" w:type="dxa"/>
-            <w:left w:w="108" w:type="dxa"/>
-            <w:bottom w:w="0" w:type="dxa"/>
-            <w:right w:w="108" w:type="dxa"/>
-          </w:tblCellMar>
-        </w:tblPrEx>
-        <w:tc>
-          <w:tcPr>
-            <w:tcW w:w="1836" w:type="dxa"/>
-            <w:tcBorders>
-              <w:top w:val="single" w:color="auto" w:sz="4" w:space="0"/>
-              <w:left w:val="single" w:color="auto" w:sz="4" w:space="0"/>
-              <w:bottom w:val="single" w:color="auto" w:sz="4" w:space="0"/>
-              <w:right w:val="single" w:color="auto" w:sz="4" w:space="0"/>
-            </w:tcBorders>
-            <w:shd w:val="clear" w:color="auto" w:fill="auto"/>
-            <w:vAlign w:val="top"/>
-          </w:tcPr>
-          <w:p>
-            <w:pPr>
-              <w:pStyle w:val="15"/>
-              <w:keepNext w:val="0"/>
-              <w:keepLines w:val="0"/>
-              <w:widowControl/>
-              <w:suppressLineNumbers w:val="0"/>
-              <w:spacing w:before="0" w:beforeAutospacing="1" w:after="160" w:afterAutospacing="0" w:line="256" w:lineRule="auto"/>
-              <w:ind w:left="720" w:right="0"/>
-              <w:contextualSpacing w:val="0"/>
-              <w:jc w:val="left"/>
-              <w:rPr>
-                <w:rFonts w:hint="default" w:ascii="Arial" w:hAnsi="Arial" w:eastAsia="Aptos" w:cs="Arial"/>
-                <w:b/>
-                <w:bCs/>
-                <w:kern w:val="2"/>
-                <w:sz w:val="20"/>
-                <w:szCs w:val="20"/>
-              </w:rPr>
-            </w:pPr>
-            <w:r>
-              <w:rPr>
-                <w:rFonts w:hint="default" w:ascii="Arial" w:hAnsi="Arial" w:eastAsia="Aptos" w:cs="Arial"/>
-                <w:b/>
-                <w:bCs/>
-                <w:kern w:val="2"/>
-                <w:sz w:val="20"/>
-                <w:szCs w:val="20"/>
-                <w:lang w:val="en-US" w:eastAsia="zh-CN" w:bidi="ar"/>
-              </w:rPr>
-              <w:t>Loan A</w:t>
-            </w:r>
-          </w:p>
-        </w:tc>
-        <w:tc>
-          <w:tcPr>
             <w:tcW w:w="3328" w:type="dxa"/>
             <w:tcBorders>
               <w:top w:val="single" w:color="auto" w:sz="4" w:space="0"/>
@@ -6618,15 +6716,73 @@
               <w:contextualSpacing w:val="0"/>
               <w:jc w:val="left"/>
               <w:rPr>
-                <w:rFonts w:hint="default" w:ascii="Arial" w:hAnsi="Arial" w:eastAsia="Aptos" w:cs="Arial"/>
+                <w:rFonts w:hint="default" w:ascii="Arial" w:hAnsi="Arial" w:eastAsia="Microsoft YaHei" w:cs="Arial"/>
                 <w:b/>
                 <w:bCs/>
                 <w:kern w:val="2"/>
-                <w:sz w:val="20"/>
-                <w:szCs w:val="20"/>
+                <w:sz w:val="18"/>
+                <w:szCs w:val="18"/>
+                <w:lang w:val="en-US" w:eastAsia="zh-CN" w:bidi="ar"/>
               </w:rPr>
             </w:pPr>
             <w:r>
+              <w:rPr>
+                <w:rFonts w:hint="default" w:ascii="Arial" w:hAnsi="Arial" w:eastAsia="Microsoft YaHei" w:cs="Arial"/>
+                <w:b/>
+                <w:bCs/>
+                <w:kern w:val="2"/>
+                <w:sz w:val="18"/>
+                <w:szCs w:val="18"/>
+                <w:lang w:val="en-US" w:eastAsia="zh-CN" w:bidi="ar"/>
+              </w:rPr>
+              <w:t xml:space="preserve">After CP6 </w:t>
+            </w:r>
+          </w:p>
+          <w:p>
+            <w:pPr>
+              <w:pStyle w:val="15"/>
+              <w:keepNext w:val="0"/>
+              <w:keepLines w:val="0"/>
+              <w:widowControl/>
+              <w:suppressLineNumbers w:val="0"/>
+              <w:spacing w:before="0" w:beforeAutospacing="1" w:after="160" w:afterAutospacing="0" w:line="256" w:lineRule="auto"/>
+              <w:ind w:left="720" w:right="0"/>
+              <w:contextualSpacing w:val="0"/>
+              <w:jc w:val="left"/>
+              <w:rPr>
+                <w:rFonts w:hint="default" w:ascii="Arial" w:hAnsi="Arial" w:eastAsia="Microsoft YaHei" w:cs="Arial"/>
+                <w:b/>
+                <w:bCs/>
+                <w:kern w:val="2"/>
+                <w:sz w:val="18"/>
+                <w:szCs w:val="18"/>
+                <w:lang w:val="en-US" w:eastAsia="zh-CN" w:bidi="ar"/>
+              </w:rPr>
+            </w:pPr>
+            <w:r>
+              <w:rPr>
+                <w:rFonts w:hint="default" w:ascii="Arial" w:hAnsi="Arial" w:eastAsia="Microsoft YaHei" w:cs="Arial"/>
+                <w:b/>
+                <w:bCs/>
+                <w:kern w:val="2"/>
+                <w:sz w:val="18"/>
+                <w:szCs w:val="18"/>
+                <w:lang w:val="en-US" w:eastAsia="zh-CN" w:bidi="ar"/>
+              </w:rPr>
+              <w:t>On 31 march --&gt; Standard</w:t>
+            </w:r>
+          </w:p>
+          <w:p>
+            <w:pPr>
+              <w:pStyle w:val="15"/>
+              <w:keepNext w:val="0"/>
+              <w:keepLines w:val="0"/>
+              <w:widowControl/>
+              <w:suppressLineNumbers w:val="0"/>
+              <w:spacing w:before="0" w:beforeAutospacing="1" w:after="160" w:afterAutospacing="0" w:line="256" w:lineRule="auto"/>
+              <w:ind w:left="720" w:right="0"/>
+              <w:contextualSpacing w:val="0"/>
+              <w:jc w:val="left"/>
               <w:rPr>
                 <w:rFonts w:hint="default" w:ascii="Arial" w:hAnsi="Arial" w:eastAsia="Aptos" w:cs="Arial"/>
                 <w:b/>
@@ -6636,7 +6792,18 @@
                 <w:szCs w:val="20"/>
                 <w:lang w:val="en-US" w:eastAsia="zh-CN" w:bidi="ar"/>
               </w:rPr>
-              <w:t>After CP6 (from 1 April --&gt; Standard</w:t>
+            </w:pPr>
+            <w:r>
+              <w:rPr>
+                <w:rFonts w:hint="default" w:ascii="Arial" w:hAnsi="Arial" w:eastAsia="Microsoft YaHei" w:cs="Arial"/>
+                <w:b/>
+                <w:bCs/>
+                <w:kern w:val="2"/>
+                <w:sz w:val="18"/>
+                <w:szCs w:val="18"/>
+                <w:lang w:val="en-US" w:eastAsia="zh-CN" w:bidi="ar"/>
+              </w:rPr>
+              <w:t>On 2 April --&gt; NPA / close</w:t>
             </w:r>
           </w:p>
         </w:tc>
@@ -6668,9 +6835,8 @@
                 <w:b/>
                 <w:bCs/>
                 <w:kern w:val="2"/>
-                <w:sz w:val="20"/>
-                <w:szCs w:val="20"/>
-                <w:lang w:val="en-US"/>
+                <w:sz w:val="22"/>
+                <w:szCs w:val="22"/>
               </w:rPr>
             </w:pPr>
             <w:r>
@@ -6736,6 +6902,7 @@
                 <w:kern w:val="2"/>
                 <w:sz w:val="20"/>
                 <w:szCs w:val="20"/>
+                <w:lang w:val="en-US" w:eastAsia="zh-CN" w:bidi="ar"/>
               </w:rPr>
             </w:pPr>
             <w:r>
@@ -6776,233 +6943,6 @@
               <w:contextualSpacing w:val="0"/>
               <w:jc w:val="left"/>
               <w:rPr>
-                <w:rFonts w:hint="default" w:ascii="Arial" w:hAnsi="Arial" w:eastAsia="Microsoft YaHei" w:cs="Arial"/>
-                <w:b/>
-                <w:bCs/>
-                <w:kern w:val="2"/>
-                <w:sz w:val="18"/>
-                <w:szCs w:val="18"/>
-                <w:lang w:val="en-US" w:eastAsia="zh-CN" w:bidi="ar"/>
-              </w:rPr>
-            </w:pPr>
-            <w:r>
-              <w:rPr>
-                <w:rFonts w:hint="default" w:ascii="Arial" w:hAnsi="Arial" w:eastAsia="Microsoft YaHei" w:cs="Arial"/>
-                <w:b/>
-                <w:bCs/>
-                <w:kern w:val="2"/>
-                <w:sz w:val="18"/>
-                <w:szCs w:val="18"/>
-                <w:lang w:val="en-US" w:eastAsia="zh-CN" w:bidi="ar"/>
-              </w:rPr>
-              <w:t xml:space="preserve">After CP6 </w:t>
-            </w:r>
-          </w:p>
-          <w:p>
-            <w:pPr>
-              <w:pStyle w:val="15"/>
-              <w:keepNext w:val="0"/>
-              <w:keepLines w:val="0"/>
-              <w:widowControl/>
-              <w:suppressLineNumbers w:val="0"/>
-              <w:spacing w:before="0" w:beforeAutospacing="1" w:after="160" w:afterAutospacing="0" w:line="256" w:lineRule="auto"/>
-              <w:ind w:left="720" w:right="0"/>
-              <w:contextualSpacing w:val="0"/>
-              <w:jc w:val="left"/>
-              <w:rPr>
-                <w:rFonts w:hint="default" w:ascii="Arial" w:hAnsi="Arial" w:eastAsia="Microsoft YaHei" w:cs="Arial"/>
-                <w:b/>
-                <w:bCs/>
-                <w:kern w:val="2"/>
-                <w:sz w:val="18"/>
-                <w:szCs w:val="18"/>
-                <w:lang w:val="en-US" w:eastAsia="zh-CN" w:bidi="ar"/>
-              </w:rPr>
-            </w:pPr>
-            <w:r>
-              <w:rPr>
-                <w:rFonts w:hint="default" w:ascii="Arial" w:hAnsi="Arial" w:eastAsia="Microsoft YaHei" w:cs="Arial"/>
-                <w:b/>
-                <w:bCs/>
-                <w:kern w:val="2"/>
-                <w:sz w:val="18"/>
-                <w:szCs w:val="18"/>
-                <w:lang w:val="en-US" w:eastAsia="zh-CN" w:bidi="ar"/>
-              </w:rPr>
-              <w:t>On 31 march --&gt; Standard</w:t>
-            </w:r>
-          </w:p>
-          <w:p>
-            <w:pPr>
-              <w:pStyle w:val="15"/>
-              <w:keepNext w:val="0"/>
-              <w:keepLines w:val="0"/>
-              <w:widowControl/>
-              <w:suppressLineNumbers w:val="0"/>
-              <w:spacing w:before="0" w:beforeAutospacing="1" w:after="160" w:afterAutospacing="0" w:line="256" w:lineRule="auto"/>
-              <w:ind w:left="720" w:right="0"/>
-              <w:contextualSpacing w:val="0"/>
-              <w:jc w:val="left"/>
-              <w:rPr>
-                <w:rFonts w:hint="default" w:ascii="Arial" w:hAnsi="Arial" w:eastAsia="Aptos" w:cs="Arial"/>
-                <w:b/>
-                <w:bCs/>
-                <w:kern w:val="2"/>
-                <w:sz w:val="20"/>
-                <w:szCs w:val="20"/>
-                <w:lang w:val="en-US" w:eastAsia="zh-CN" w:bidi="ar"/>
-              </w:rPr>
-            </w:pPr>
-            <w:r>
-              <w:rPr>
-                <w:rFonts w:hint="default" w:ascii="Arial" w:hAnsi="Arial" w:eastAsia="Microsoft YaHei" w:cs="Arial"/>
-                <w:b/>
-                <w:bCs/>
-                <w:kern w:val="2"/>
-                <w:sz w:val="18"/>
-                <w:szCs w:val="18"/>
-                <w:lang w:val="en-US" w:eastAsia="zh-CN" w:bidi="ar"/>
-              </w:rPr>
-              <w:t>On 2 April --&gt; NPA / close</w:t>
-            </w:r>
-          </w:p>
-        </w:tc>
-        <w:tc>
-          <w:tcPr>
-            <w:tcW w:w="4078" w:type="dxa"/>
-            <w:tcBorders>
-              <w:top w:val="single" w:color="auto" w:sz="4" w:space="0"/>
-              <w:left w:val="single" w:color="auto" w:sz="4" w:space="0"/>
-              <w:bottom w:val="single" w:color="auto" w:sz="4" w:space="0"/>
-              <w:right w:val="single" w:color="auto" w:sz="4" w:space="0"/>
-            </w:tcBorders>
-            <w:shd w:val="clear" w:color="auto" w:fill="auto"/>
-            <w:vAlign w:val="top"/>
-          </w:tcPr>
-          <w:p>
-            <w:pPr>
-              <w:pStyle w:val="15"/>
-              <w:keepNext w:val="0"/>
-              <w:keepLines w:val="0"/>
-              <w:widowControl/>
-              <w:suppressLineNumbers w:val="0"/>
-              <w:spacing w:before="0" w:beforeAutospacing="1" w:after="160" w:afterAutospacing="0" w:line="256" w:lineRule="auto"/>
-              <w:ind w:left="720" w:right="0"/>
-              <w:contextualSpacing w:val="0"/>
-              <w:jc w:val="left"/>
-              <w:rPr>
-                <w:rFonts w:hint="default" w:ascii="Arial" w:hAnsi="Arial" w:eastAsia="Aptos" w:cs="Arial"/>
-                <w:b/>
-                <w:bCs/>
-                <w:kern w:val="2"/>
-                <w:sz w:val="22"/>
-                <w:szCs w:val="22"/>
-              </w:rPr>
-            </w:pPr>
-            <w:r>
-              <w:rPr>
-                <w:rFonts w:hint="default" w:ascii="Arial" w:hAnsi="Arial" w:eastAsia="Aptos" w:cs="Arial"/>
-                <w:b/>
-                <w:bCs/>
-                <w:kern w:val="2"/>
-                <w:sz w:val="22"/>
-                <w:szCs w:val="22"/>
-                <w:lang w:val="en-US" w:eastAsia="zh-CN" w:bidi="ar"/>
-              </w:rPr>
-              <w:t>Renewal after CP6 = Y  --&gt; Accept</w:t>
-            </w:r>
-          </w:p>
-        </w:tc>
-      </w:tr>
-      <w:tr>
-        <w:tblPrEx>
-          <w:tblBorders>
-            <w:top w:val="single" w:color="auto" w:sz="4" w:space="0"/>
-            <w:left w:val="single" w:color="auto" w:sz="4" w:space="0"/>
-            <w:bottom w:val="single" w:color="auto" w:sz="4" w:space="0"/>
-            <w:right w:val="single" w:color="auto" w:sz="4" w:space="0"/>
-            <w:insideH w:val="single" w:color="auto" w:sz="4" w:space="0"/>
-            <w:insideV w:val="single" w:color="auto" w:sz="4" w:space="0"/>
-          </w:tblBorders>
-          <w:shd w:val="clear" w:color="auto" w:fill="auto"/>
-          <w:tblCellMar>
-            <w:top w:w="0" w:type="dxa"/>
-            <w:left w:w="108" w:type="dxa"/>
-            <w:bottom w:w="0" w:type="dxa"/>
-            <w:right w:w="108" w:type="dxa"/>
-          </w:tblCellMar>
-        </w:tblPrEx>
-        <w:tc>
-          <w:tcPr>
-            <w:tcW w:w="1836" w:type="dxa"/>
-            <w:tcBorders>
-              <w:top w:val="single" w:color="auto" w:sz="4" w:space="0"/>
-              <w:left w:val="single" w:color="auto" w:sz="4" w:space="0"/>
-              <w:bottom w:val="single" w:color="auto" w:sz="4" w:space="0"/>
-              <w:right w:val="single" w:color="auto" w:sz="4" w:space="0"/>
-            </w:tcBorders>
-            <w:shd w:val="clear" w:color="auto" w:fill="auto"/>
-            <w:vAlign w:val="top"/>
-          </w:tcPr>
-          <w:p>
-            <w:pPr>
-              <w:pStyle w:val="15"/>
-              <w:keepNext w:val="0"/>
-              <w:keepLines w:val="0"/>
-              <w:widowControl/>
-              <w:suppressLineNumbers w:val="0"/>
-              <w:spacing w:before="0" w:beforeAutospacing="1" w:after="160" w:afterAutospacing="0" w:line="256" w:lineRule="auto"/>
-              <w:ind w:left="720" w:right="0"/>
-              <w:contextualSpacing w:val="0"/>
-              <w:jc w:val="left"/>
-              <w:rPr>
-                <w:rFonts w:hint="default" w:ascii="Arial" w:hAnsi="Arial" w:eastAsia="Aptos" w:cs="Arial"/>
-                <w:b/>
-                <w:bCs/>
-                <w:kern w:val="2"/>
-                <w:sz w:val="20"/>
-                <w:szCs w:val="20"/>
-                <w:lang w:val="en-US" w:eastAsia="zh-CN" w:bidi="ar"/>
-              </w:rPr>
-            </w:pPr>
-            <w:r>
-              <w:rPr>
-                <w:rFonts w:hint="default" w:ascii="Arial" w:hAnsi="Arial" w:eastAsia="Aptos" w:cs="Arial"/>
-                <w:b/>
-                <w:bCs/>
-                <w:kern w:val="2"/>
-                <w:sz w:val="20"/>
-                <w:szCs w:val="20"/>
-                <w:lang w:val="en-US" w:eastAsia="zh-CN" w:bidi="ar"/>
-              </w:rPr>
-              <w:t>Loan A</w:t>
-            </w:r>
-          </w:p>
-        </w:tc>
-        <w:tc>
-          <w:tcPr>
-            <w:tcW w:w="3328" w:type="dxa"/>
-            <w:tcBorders>
-              <w:top w:val="single" w:color="auto" w:sz="4" w:space="0"/>
-              <w:left w:val="single" w:color="auto" w:sz="4" w:space="0"/>
-              <w:bottom w:val="single" w:color="auto" w:sz="4" w:space="0"/>
-              <w:right w:val="single" w:color="auto" w:sz="4" w:space="0"/>
-            </w:tcBorders>
-            <w:shd w:val="clear" w:color="auto" w:fill="auto"/>
-            <w:vAlign w:val="top"/>
-          </w:tcPr>
-          <w:p>
-            <w:pPr>
-              <w:pStyle w:val="15"/>
-              <w:keepNext w:val="0"/>
-              <w:keepLines w:val="0"/>
-              <w:widowControl/>
-              <w:suppressLineNumbers w:val="0"/>
-              <w:spacing w:before="0" w:beforeAutospacing="1" w:after="160" w:afterAutospacing="0" w:line="256" w:lineRule="auto"/>
-              <w:ind w:left="720" w:right="0"/>
-              <w:contextualSpacing w:val="0"/>
-              <w:jc w:val="left"/>
-              <w:rPr>
                 <w:rFonts w:hint="default" w:ascii="Arial" w:hAnsi="Arial" w:eastAsia="Aptos" w:cs="Arial"/>
                 <w:b/>
                 <w:bCs/>
@@ -7127,7 +7067,7 @@
           <w:highlight w:val="darkGray"/>
           <w:lang w:val="en-US"/>
         </w:rPr>
-        <w:t>PortFolio 20-21</w:t>
+        <w:t xml:space="preserve">PortFolio 20-21  </w:t>
       </w:r>
     </w:p>
     <w:p>
@@ -7148,16 +7088,6 @@
           <w:lang w:val="en-US"/>
         </w:rPr>
       </w:pPr>
-      <w:r>
-        <w:rPr>
-          <w:rFonts w:hint="default" w:ascii="Arial" w:hAnsi="Arial" w:cs="Arial"/>
-          <w:b/>
-          <w:bCs/>
-          <w:highlight w:val="darkGray"/>
-          <w:lang w:val="en-US"/>
-        </w:rPr>
-        <w:t>As on 31 march - standard - Cp6 --&gt; sanction amount = 10K</w:t>
-      </w:r>
     </w:p>
     <w:p>
       <w:pPr>
@@ -7177,6 +7107,16 @@
           <w:lang w:val="en-US"/>
         </w:rPr>
       </w:pPr>
+      <w:r>
+        <w:rPr>
+          <w:rFonts w:hint="default" w:ascii="Arial" w:hAnsi="Arial" w:cs="Arial"/>
+          <w:b/>
+          <w:bCs/>
+          <w:highlight w:val="darkGray"/>
+          <w:lang w:val="en-US"/>
+        </w:rPr>
+        <w:t>As on 31 march - standard - Cp6 --&gt; sanction amount = 10K</w:t>
+      </w:r>
     </w:p>
     <w:p>
       <w:pPr>
@@ -7196,16 +7136,6 @@
           <w:lang w:val="en-US"/>
         </w:rPr>
       </w:pPr>
-      <w:r>
-        <w:rPr>
-          <w:rFonts w:hint="default" w:ascii="Arial" w:hAnsi="Arial" w:cs="Arial"/>
-          <w:b/>
-          <w:bCs/>
-          <w:highlight w:val="darkGray"/>
-          <w:lang w:val="en-US"/>
-        </w:rPr>
-        <w:t>Portfolio 30-31</w:t>
-      </w:r>
     </w:p>
     <w:p>
       <w:pPr>
@@ -7233,7 +7163,7 @@
           <w:highlight w:val="darkGray"/>
           <w:lang w:val="en-US"/>
         </w:rPr>
-        <w:t xml:space="preserve">Base period - Renewal -Y , ---&gt; </w:t>
+        <w:t>Portfolio 30-31</w:t>
       </w:r>
     </w:p>
     <w:p>
@@ -7262,7 +7192,7 @@
           <w:highlight w:val="darkGray"/>
           <w:lang w:val="en-US"/>
         </w:rPr>
-        <w:t>- how sanction  amount will work ( increase / decrease / Sum if contain another loan acc in same cust id)  ----&gt; As confirmed by divya - don’t allow MLI to change loan category + MLI can add any sanction amount allowcated for that category ( no need to consider previous amount if multiple loan amt not mapped with same cust id</w:t>
+        <w:t xml:space="preserve">Base period - Renewal -Y , ---&gt; </w:t>
       </w:r>
     </w:p>
     <w:p>
@@ -7291,7 +7221,7 @@
           <w:highlight w:val="darkGray"/>
           <w:lang w:val="en-US"/>
         </w:rPr>
-        <w:t>- can I change loan category - NO</w:t>
+        <w:t>- how sanction  amount will work ( increase / decrease / Sum if contain another loan acc in same cust id)  ----&gt; As confirmed by divya - don’t allow MLI to change loan category + MLI can add any sanction amount allowcated for that category ( no need to consider previous amount if multiple loan amt not mapped with same cust id</w:t>
       </w:r>
     </w:p>
     <w:p>
@@ -7308,7 +7238,7 @@
           <w:rFonts w:hint="default" w:ascii="Arial" w:hAnsi="Arial" w:cs="Arial"/>
           <w:b/>
           <w:bCs/>
-          <w:highlight w:val="none"/>
+          <w:highlight w:val="darkGray"/>
           <w:lang w:val="en-US"/>
         </w:rPr>
       </w:pPr>
@@ -7327,10 +7257,20 @@
           <w:rFonts w:hint="default" w:ascii="Arial" w:hAnsi="Arial" w:cs="Arial"/>
           <w:b/>
           <w:bCs/>
-          <w:highlight w:val="none"/>
-          <w:lang w:val="en-US"/>
-        </w:rPr>
-      </w:pPr>
+          <w:highlight w:val="darkGray"/>
+          <w:lang w:val="en-US"/>
+        </w:rPr>
+      </w:pPr>
+      <w:r>
+        <w:rPr>
+          <w:rFonts w:hint="default" w:ascii="Arial" w:hAnsi="Arial" w:cs="Arial"/>
+          <w:b/>
+          <w:bCs/>
+          <w:highlight w:val="darkGray"/>
+          <w:lang w:val="en-US"/>
+        </w:rPr>
+        <w:t>- can I change loan category - NO</w:t>
+      </w:r>
     </w:p>
     <w:p>
       <w:pPr>
@@ -7346,7 +7286,7 @@
           <w:rFonts w:hint="default" w:ascii="Arial" w:hAnsi="Arial" w:cs="Arial"/>
           <w:b/>
           <w:bCs/>
-          <w:highlight w:val="none"/>
+          <w:highlight w:val="darkGray"/>
           <w:lang w:val="en-US"/>
         </w:rPr>
       </w:pPr>
@@ -7404,6 +7344,15 @@
           <w:lang w:val="en-US"/>
         </w:rPr>
       </w:pPr>
+      <w:r>
+        <w:rPr>
+          <w:rFonts w:hint="default" w:ascii="Arial" w:hAnsi="Arial" w:cs="Arial"/>
+          <w:b/>
+          <w:bCs/>
+          <w:lang w:val="en-US"/>
+        </w:rPr>
+        <w:t xml:space="preserve">CP6 ---&gt; 31 march -- standard </w:t>
+      </w:r>
     </w:p>
     <w:p>
       <w:pPr>
@@ -7422,24 +7371,15 @@
           <w:lang w:val="en-US"/>
         </w:rPr>
       </w:pPr>
-    </w:p>
-    <w:p>
-      <w:pPr>
-        <w:pStyle w:val="32"/>
-        <w:numPr>
-          <w:ilvl w:val="0"/>
-          <w:numId w:val="0"/>
-        </w:numPr>
-        <w:spacing w:after="160" w:line="259" w:lineRule="auto"/>
-        <w:contextualSpacing/>
-        <w:jc w:val="both"/>
-        <w:rPr>
-          <w:rFonts w:hint="default" w:ascii="Arial" w:hAnsi="Arial" w:cs="Arial"/>
-          <w:b/>
-          <w:bCs/>
-          <w:lang w:val="en-US"/>
-        </w:rPr>
-      </w:pPr>
+      <w:r>
+        <w:rPr>
+          <w:rFonts w:hint="default" w:ascii="Arial" w:hAnsi="Arial" w:cs="Arial"/>
+          <w:b/>
+          <w:bCs/>
+          <w:lang w:val="en-US"/>
+        </w:rPr>
+        <w:t>1 apr --&gt; Cp7  --- NPA</w:t>
+      </w:r>
     </w:p>
     <w:p>
       <w:pPr>
@@ -8640,6 +8580,7 @@
           <w:rFonts w:hint="default" w:ascii="Arial" w:hAnsi="Arial" w:cs="Arial"/>
         </w:rPr>
       </w:pPr>
+      <w:bookmarkStart w:id="0" w:name="_GoBack"/>
       <w:r>
         <w:rPr>
           <w:rFonts w:hint="default" w:ascii="Arial" w:hAnsi="Arial" w:cs="Arial"/>
@@ -8806,6 +8747,7 @@
         <w:t>.</w:t>
       </w:r>
     </w:p>
+    <w:bookmarkEnd w:id="0"/>
     <w:p>
       <w:pPr>
         <w:pStyle w:val="32"/>
@@ -10621,6 +10563,7 @@
           <w:ilvl w:val="2"/>
           <w:numId w:val="20"/>
         </w:numPr>
+        <w:ind w:left="3000" w:leftChars="0" w:firstLineChars="0"/>
         <w:jc w:val="both"/>
         <w:rPr>
           <w:rFonts w:hint="default" w:ascii="Arial" w:hAnsi="Arial" w:cs="Arial"/>
@@ -10689,6 +10632,7 @@
           <w:ilvl w:val="2"/>
           <w:numId w:val="20"/>
         </w:numPr>
+        <w:ind w:left="3000" w:leftChars="0" w:firstLineChars="0"/>
         <w:jc w:val="both"/>
         <w:rPr>
           <w:rFonts w:hint="default" w:ascii="Arial" w:hAnsi="Arial" w:cs="Arial"/>
@@ -10839,6 +10783,7 @@
           <w:ilvl w:val="2"/>
           <w:numId w:val="20"/>
         </w:numPr>
+        <w:ind w:left="3000" w:leftChars="0" w:firstLineChars="0"/>
         <w:jc w:val="both"/>
         <w:rPr>
           <w:rFonts w:hint="default" w:ascii="Arial" w:hAnsi="Arial" w:cs="Arial"/>
@@ -10983,6 +10928,7 @@
           <w:ilvl w:val="2"/>
           <w:numId w:val="20"/>
         </w:numPr>
+        <w:ind w:left="3000" w:leftChars="0" w:firstLineChars="0"/>
         <w:jc w:val="both"/>
         <w:rPr>
           <w:rFonts w:hint="default" w:ascii="Arial" w:hAnsi="Arial" w:cs="Arial"/>
@@ -11052,6 +10998,7 @@
           <w:ilvl w:val="2"/>
           <w:numId w:val="20"/>
         </w:numPr>
+        <w:ind w:left="3000" w:leftChars="0" w:firstLineChars="0"/>
         <w:jc w:val="both"/>
         <w:rPr>
           <w:rFonts w:hint="default" w:ascii="Arial" w:hAnsi="Arial" w:cs="Arial"/>
@@ -11226,6 +11173,7 @@
           <w:ilvl w:val="2"/>
           <w:numId w:val="20"/>
         </w:numPr>
+        <w:ind w:left="3000" w:leftChars="0" w:firstLineChars="0"/>
         <w:jc w:val="both"/>
         <w:rPr>
           <w:rFonts w:hint="default" w:ascii="Arial" w:hAnsi="Arial" w:cs="Arial"/>
@@ -12528,14 +12476,12 @@
       </w:tblGrid>
       <w:tr>
         <w:tblPrEx>
-          <w:tblBorders>
-            <w:top w:val="single" w:color="auto" w:sz="4" w:space="0"/>
-            <w:left w:val="single" w:color="auto" w:sz="4" w:space="0"/>
-            <w:bottom w:val="single" w:color="auto" w:sz="4" w:space="0"/>
-            <w:right w:val="single" w:color="auto" w:sz="4" w:space="0"/>
-            <w:insideH w:val="single" w:color="auto" w:sz="4" w:space="0"/>
-            <w:insideV w:val="single" w:color="auto" w:sz="4" w:space="0"/>
-          </w:tblBorders>
+          <w:tblCellMar>
+            <w:top w:w="0" w:type="dxa"/>
+            <w:left w:w="108" w:type="dxa"/>
+            <w:bottom w:w="0" w:type="dxa"/>
+            <w:right w:w="108" w:type="dxa"/>
+          </w:tblCellMar>
         </w:tblPrEx>
         <w:tc>
           <w:tcPr>
@@ -17333,7 +17279,20 @@
         <w:rPr>
           <w:rFonts w:hint="default" w:ascii="Arial" w:hAnsi="Arial" w:cs="Arial"/>
         </w:rPr>
-        <w:t xml:space="preserve">The total claim payout ratio shall be restricted to 15% of the original sanctioned guaranteed limit. Consequently, the crystallized sanction amount applicable to all lodged portfolios will be identical to the original sanctioned guaranteed limit. </w:t>
+        <w:t xml:space="preserve">The total claim payout ratio shall be restricted to 15% of the </w:t>
+      </w:r>
+      <w:r>
+        <w:rPr>
+          <w:rFonts w:hint="default" w:ascii="Arial" w:hAnsi="Arial" w:cs="Arial"/>
+          <w:highlight w:val="green"/>
+        </w:rPr>
+        <w:t>original sanctioned guaranteed limit</w:t>
+      </w:r>
+      <w:r>
+        <w:rPr>
+          <w:rFonts w:hint="default" w:ascii="Arial" w:hAnsi="Arial" w:cs="Arial"/>
+        </w:rPr>
+        <w:t xml:space="preserve">. Consequently, the crystallized sanction amount applicable to all lodged portfolios will be identical to the original sanctioned guaranteed limit. </w:t>
       </w:r>
     </w:p>
     <w:p>

--- a/MU/BRD - test Doc/Change Request  FY 25-26 - CGFMU.docx
+++ b/MU/BRD - test Doc/Change Request  FY 25-26 - CGFMU.docx
@@ -2701,14 +2701,24 @@
         <w:jc w:val="both"/>
         <w:rPr>
           <w:rFonts w:hint="default" w:ascii="Arial" w:hAnsi="Arial" w:cs="Arial"/>
-        </w:rPr>
-      </w:pPr>
-      <w:r>
-        <w:rPr>
-          <w:rFonts w:hint="default" w:ascii="Arial" w:hAnsi="Arial" w:cs="Arial"/>
-        </w:rPr>
-        <w:t>The MLI must upload these cases in the Base Year file of the following year’s portfolio.</w:t>
-      </w:r>
+          <w:highlight w:val="magenta"/>
+        </w:rPr>
+      </w:pPr>
+      <w:r>
+        <w:rPr>
+          <w:rFonts w:hint="default" w:ascii="Arial" w:hAnsi="Arial" w:cs="Arial"/>
+        </w:rPr>
+        <w:t xml:space="preserve">The MLI must upload these cases in the Base Year file of the </w:t>
+      </w:r>
+      <w:r>
+        <w:rPr>
+          <w:rFonts w:hint="default" w:ascii="Arial" w:hAnsi="Arial" w:cs="Arial"/>
+          <w:highlight w:val="magenta"/>
+        </w:rPr>
+        <w:t>following year’s portfolio.</w:t>
+      </w:r>
+      <w:bookmarkStart w:id="0" w:name="_GoBack"/>
+      <w:bookmarkEnd w:id="0"/>
     </w:p>
     <w:p>
       <w:pPr>
@@ -3414,12 +3424,6 @@
             <w:insideH w:val="single" w:color="auto" w:sz="4" w:space="0"/>
             <w:insideV w:val="single" w:color="auto" w:sz="4" w:space="0"/>
           </w:tblBorders>
-          <w:tblCellMar>
-            <w:top w:w="0" w:type="dxa"/>
-            <w:left w:w="108" w:type="dxa"/>
-            <w:bottom w:w="0" w:type="dxa"/>
-            <w:right w:w="108" w:type="dxa"/>
-          </w:tblCellMar>
         </w:tblPrEx>
         <w:tc>
           <w:tcPr>
@@ -4176,6 +4180,7 @@
             <w:insideH w:val="single" w:color="auto" w:sz="4" w:space="0"/>
             <w:insideV w:val="single" w:color="auto" w:sz="4" w:space="0"/>
           </w:tblBorders>
+          <w:shd w:val="clear" w:color="auto" w:fill="auto"/>
           <w:tblCellMar>
             <w:top w:w="0" w:type="dxa"/>
             <w:left w:w="108" w:type="dxa"/>
@@ -4336,6 +4341,7 @@
             <w:insideH w:val="single" w:color="auto" w:sz="4" w:space="0"/>
             <w:insideV w:val="single" w:color="auto" w:sz="4" w:space="0"/>
           </w:tblBorders>
+          <w:shd w:val="clear" w:color="auto" w:fill="auto"/>
           <w:tblCellMar>
             <w:top w:w="0" w:type="dxa"/>
             <w:left w:w="108" w:type="dxa"/>
@@ -4493,6 +4499,7 @@
             <w:insideH w:val="single" w:color="auto" w:sz="4" w:space="0"/>
             <w:insideV w:val="single" w:color="auto" w:sz="4" w:space="0"/>
           </w:tblBorders>
+          <w:shd w:val="clear" w:color="auto" w:fill="auto"/>
           <w:tblCellMar>
             <w:top w:w="0" w:type="dxa"/>
             <w:left w:w="108" w:type="dxa"/>
@@ -6480,7 +6487,6 @@
             <w:insideH w:val="single" w:color="auto" w:sz="4" w:space="0"/>
             <w:insideV w:val="single" w:color="auto" w:sz="4" w:space="0"/>
           </w:tblBorders>
-          <w:shd w:val="clear" w:color="auto" w:fill="auto"/>
           <w:tblCellMar>
             <w:top w:w="0" w:type="dxa"/>
             <w:left w:w="108" w:type="dxa"/>
@@ -8580,7 +8586,6 @@
           <w:rFonts w:hint="default" w:ascii="Arial" w:hAnsi="Arial" w:cs="Arial"/>
         </w:rPr>
       </w:pPr>
-      <w:bookmarkStart w:id="0" w:name="_GoBack"/>
       <w:r>
         <w:rPr>
           <w:rFonts w:hint="default" w:ascii="Arial" w:hAnsi="Arial" w:cs="Arial"/>
@@ -8747,7 +8752,6 @@
         <w:t>.</w:t>
       </w:r>
     </w:p>
-    <w:bookmarkEnd w:id="0"/>
     <w:p>
       <w:pPr>
         <w:pStyle w:val="32"/>
@@ -12476,6 +12480,14 @@
       </w:tblGrid>
       <w:tr>
         <w:tblPrEx>
+          <w:tblBorders>
+            <w:top w:val="single" w:color="auto" w:sz="4" w:space="0"/>
+            <w:left w:val="single" w:color="auto" w:sz="4" w:space="0"/>
+            <w:bottom w:val="single" w:color="auto" w:sz="4" w:space="0"/>
+            <w:right w:val="single" w:color="auto" w:sz="4" w:space="0"/>
+            <w:insideH w:val="single" w:color="auto" w:sz="4" w:space="0"/>
+            <w:insideV w:val="single" w:color="auto" w:sz="4" w:space="0"/>
+          </w:tblBorders>
           <w:tblCellMar>
             <w:top w:w="0" w:type="dxa"/>
             <w:left w:w="108" w:type="dxa"/>
